--- a/FinalProject_Report_CE323.docx
+++ b/FinalProject_Report_CE323.docx
@@ -88,12 +88,21 @@
           <w:szCs w:val="36"/>
         </w:rPr>
       </w:pPr>
+      <w:proofErr w:type="spellStart"/>
       <w:r>
         <w:rPr>
           <w:sz w:val="36"/>
           <w:szCs w:val="36"/>
         </w:rPr>
-        <w:t>Clothy : Tailor Shop Management System</w:t>
+        <w:t>Clothy</w:t>
+      </w:r>
+      <w:proofErr w:type="spellEnd"/>
+      <w:r>
+        <w:rPr>
+          <w:sz w:val="36"/>
+          <w:szCs w:val="36"/>
+        </w:rPr>
+        <w:t xml:space="preserve"> : Tailor Shop Management System</w:t>
       </w:r>
     </w:p>
     <w:p>
@@ -269,8 +278,29 @@
         <w:ind w:left="-180" w:firstLine="180"/>
         <w:jc w:val="center"/>
       </w:pPr>
-      <w:r>
-        <w:t>อ.สุกิต คูชัยสิทธิ์ (A.Sukit Kuchaisit)</w:t>
+      <w:proofErr w:type="spellStart"/>
+      <w:r>
+        <w:t>อ.สุกิต</w:t>
+      </w:r>
+      <w:proofErr w:type="spellEnd"/>
+      <w:r>
+        <w:t xml:space="preserve"> </w:t>
+      </w:r>
+      <w:proofErr w:type="spellStart"/>
+      <w:r>
+        <w:t>คูชัยสิทธิ์</w:t>
+      </w:r>
+      <w:proofErr w:type="spellEnd"/>
+      <w:r>
+        <w:t xml:space="preserve"> (</w:t>
+      </w:r>
+      <w:proofErr w:type="spellStart"/>
+      <w:r>
+        <w:t>A.Sukit</w:t>
+      </w:r>
+      <w:proofErr w:type="spellEnd"/>
+      <w:r>
+        <w:t xml:space="preserve"> Kuchaisit)</w:t>
       </w:r>
     </w:p>
     <w:p>
@@ -507,16 +537,99 @@
           <w:bCs/>
         </w:rPr>
         <w:lastRenderedPageBreak/>
-        <w:t>1. ภาพรวมของระบบงาน ข้อกำหนดและขอบเขตการดำเนินงานของระบบ</w:t>
-      </w:r>
+        <w:t xml:space="preserve">1. </w:t>
+      </w:r>
+      <w:proofErr w:type="spellStart"/>
+      <w:r>
+        <w:rPr>
+          <w:b/>
+          <w:bCs/>
+        </w:rPr>
+        <w:t>ภาพรวมของระบบงาน</w:t>
+      </w:r>
+      <w:proofErr w:type="spellEnd"/>
+      <w:r>
+        <w:rPr>
+          <w:b/>
+          <w:bCs/>
+        </w:rPr>
+        <w:t xml:space="preserve"> </w:t>
+      </w:r>
+      <w:proofErr w:type="spellStart"/>
+      <w:r>
+        <w:rPr>
+          <w:b/>
+          <w:bCs/>
+        </w:rPr>
+        <w:t>ข้อกำหนดและขอบเขตการดำเนินงานของระบบ</w:t>
+      </w:r>
+      <w:proofErr w:type="spellEnd"/>
     </w:p>
     <w:p>
       <w:pPr>
         <w:ind w:firstLine="720"/>
       </w:pPr>
-      <w:r>
-        <w:t>ระบบจัดการร้านตัดเสื้อ Clothy เป็นระบบสารสนเทศสำหรับร้านตัดเสื้อขนาดเล็กถึงขนาดกลาง ออกแบบมาเพื่อช่วยให้ช่างตัดเสื้อสามารถบริหารจัดการลูกค้า ชุดงาน สัดส่วนร่างกาย และรูปภาพประกอบได้อย่างมีประสิทธิภาพ ผ่านระบบเว็บแอพพลิเคชัน</w:t>
-      </w:r>
+      <w:proofErr w:type="spellStart"/>
+      <w:r>
+        <w:t>ระบบจัดการร้านตัดเสื้อ</w:t>
+      </w:r>
+      <w:proofErr w:type="spellEnd"/>
+      <w:r>
+        <w:t xml:space="preserve"> </w:t>
+      </w:r>
+      <w:proofErr w:type="spellStart"/>
+      <w:r>
+        <w:t>Clothy</w:t>
+      </w:r>
+      <w:proofErr w:type="spellEnd"/>
+      <w:r>
+        <w:t xml:space="preserve"> </w:t>
+      </w:r>
+      <w:proofErr w:type="spellStart"/>
+      <w:r>
+        <w:t>เป็นระบบสารสนเทศสำหรับร้านตัดเสื้อขนาดเล็กถึงขนาดกลาง</w:t>
+      </w:r>
+      <w:proofErr w:type="spellEnd"/>
+      <w:r>
+        <w:t xml:space="preserve"> </w:t>
+      </w:r>
+      <w:proofErr w:type="spellStart"/>
+      <w:r>
+        <w:t>ออกแบบมาเพื่อช่วยให้ช่างตัดเสื้อสามารถบริหารจัดการลูกค้า</w:t>
+      </w:r>
+      <w:proofErr w:type="spellEnd"/>
+      <w:r>
+        <w:t xml:space="preserve"> </w:t>
+      </w:r>
+      <w:proofErr w:type="spellStart"/>
+      <w:r>
+        <w:t>ชุดงาน</w:t>
+      </w:r>
+      <w:proofErr w:type="spellEnd"/>
+      <w:r>
+        <w:t xml:space="preserve"> </w:t>
+      </w:r>
+      <w:proofErr w:type="spellStart"/>
+      <w:r>
+        <w:t>สัดส่วนร่างกาย</w:t>
+      </w:r>
+      <w:proofErr w:type="spellEnd"/>
+      <w:r>
+        <w:t xml:space="preserve"> </w:t>
+      </w:r>
+      <w:proofErr w:type="spellStart"/>
+      <w:r>
+        <w:t>และรูปภาพประกอบได้อย่างมีประสิทธิภาพ</w:t>
+      </w:r>
+      <w:proofErr w:type="spellEnd"/>
+      <w:r>
+        <w:t xml:space="preserve"> </w:t>
+      </w:r>
+      <w:proofErr w:type="spellStart"/>
+      <w:r>
+        <w:t>ผ่านระบบเว็บแอพพลิเคชัน</w:t>
+      </w:r>
+      <w:proofErr w:type="spellEnd"/>
     </w:p>
     <w:p>
       <w:pPr>
@@ -527,6 +640,7 @@
       <w:pPr>
         <w:spacing w:before="120" w:after="80"/>
       </w:pPr>
+      <w:proofErr w:type="spellStart"/>
       <w:r>
         <w:rPr>
           <w:b/>
@@ -534,6 +648,7 @@
         </w:rPr>
         <w:t>ขอบเขตการดำเนินงาน</w:t>
       </w:r>
+      <w:proofErr w:type="spellEnd"/>
     </w:p>
     <w:p>
       <w:pPr>
@@ -543,9 +658,35 @@
           <w:numId w:val="2"/>
         </w:numPr>
       </w:pPr>
-      <w:r>
-        <w:t>จัดเก็บข้อมูลลูกค้า (ชื่อ เบอร์โทรศัพท์ แผนก</w:t>
-      </w:r>
+      <w:proofErr w:type="spellStart"/>
+      <w:r>
+        <w:t>จัดเก็บข้อมูลลูกค้า</w:t>
+      </w:r>
+      <w:proofErr w:type="spellEnd"/>
+      <w:r>
+        <w:t xml:space="preserve"> (</w:t>
+      </w:r>
+      <w:proofErr w:type="spellStart"/>
+      <w:r>
+        <w:t>ชื่อ</w:t>
+      </w:r>
+      <w:proofErr w:type="spellEnd"/>
+      <w:r>
+        <w:t xml:space="preserve"> </w:t>
+      </w:r>
+      <w:proofErr w:type="spellStart"/>
+      <w:r>
+        <w:t>เบอร์โทรศัพท์</w:t>
+      </w:r>
+      <w:proofErr w:type="spellEnd"/>
+      <w:r>
+        <w:t xml:space="preserve"> </w:t>
+      </w:r>
+      <w:proofErr w:type="spellStart"/>
+      <w:r>
+        <w:t>แผนก</w:t>
+      </w:r>
+      <w:proofErr w:type="spellEnd"/>
       <w:r>
         <w:rPr>
           <w:rFonts w:hint="cs"/>
@@ -565,9 +706,19 @@
           <w:numId w:val="2"/>
         </w:numPr>
       </w:pPr>
-      <w:r>
-        <w:t>บันทึกชุดงานแต่ละชุดพร้อมสัดส่วนร่างกายทั้งหมด 24 จุด</w:t>
-      </w:r>
+      <w:proofErr w:type="spellStart"/>
+      <w:r>
+        <w:t>บันทึกชุดงานแต่ละชุดพร้อมสัดส่วนร่างกายทั้งหมด</w:t>
+      </w:r>
+      <w:proofErr w:type="spellEnd"/>
+      <w:r>
+        <w:t xml:space="preserve"> 24 </w:t>
+      </w:r>
+      <w:proofErr w:type="spellStart"/>
+      <w:r>
+        <w:t>จุด</w:t>
+      </w:r>
+      <w:proofErr w:type="spellEnd"/>
     </w:p>
     <w:p>
       <w:pPr>
@@ -577,8 +728,37 @@
           <w:numId w:val="2"/>
         </w:numPr>
       </w:pPr>
-      <w:r>
-        <w:t>ติดตามสถานะงาน (รอดำเนินการ / กำลังทำ / เสร็จสิ้น)</w:t>
+      <w:proofErr w:type="spellStart"/>
+      <w:r>
+        <w:t>ติดตามสถานะงาน</w:t>
+      </w:r>
+      <w:proofErr w:type="spellEnd"/>
+      <w:r>
+        <w:t xml:space="preserve"> (</w:t>
+      </w:r>
+      <w:proofErr w:type="spellStart"/>
+      <w:r>
+        <w:t>รอดำเนินการ</w:t>
+      </w:r>
+      <w:proofErr w:type="spellEnd"/>
+      <w:r>
+        <w:t xml:space="preserve"> / </w:t>
+      </w:r>
+      <w:proofErr w:type="spellStart"/>
+      <w:r>
+        <w:t>กำลังทำ</w:t>
+      </w:r>
+      <w:proofErr w:type="spellEnd"/>
+      <w:r>
+        <w:t xml:space="preserve"> / </w:t>
+      </w:r>
+      <w:proofErr w:type="spellStart"/>
+      <w:r>
+        <w:t>เสร็จสิ้น</w:t>
+      </w:r>
+      <w:proofErr w:type="spellEnd"/>
+      <w:r>
+        <w:t>)</w:t>
       </w:r>
     </w:p>
     <w:p>
@@ -589,8 +769,37 @@
           <w:numId w:val="2"/>
         </w:numPr>
       </w:pPr>
-      <w:r>
-        <w:t>บันทึกข้อมูลทางการเงิน (ราคา มัดจำ ค้างชำระ)</w:t>
+      <w:proofErr w:type="spellStart"/>
+      <w:r>
+        <w:t>บันทึกข้อมูลทางการเงิน</w:t>
+      </w:r>
+      <w:proofErr w:type="spellEnd"/>
+      <w:r>
+        <w:t xml:space="preserve"> (</w:t>
+      </w:r>
+      <w:proofErr w:type="spellStart"/>
+      <w:r>
+        <w:t>ราคา</w:t>
+      </w:r>
+      <w:proofErr w:type="spellEnd"/>
+      <w:r>
+        <w:t xml:space="preserve"> </w:t>
+      </w:r>
+      <w:proofErr w:type="spellStart"/>
+      <w:r>
+        <w:t>มัดจำ</w:t>
+      </w:r>
+      <w:proofErr w:type="spellEnd"/>
+      <w:r>
+        <w:t xml:space="preserve"> </w:t>
+      </w:r>
+      <w:proofErr w:type="spellStart"/>
+      <w:r>
+        <w:t>ค้างชำระ</w:t>
+      </w:r>
+      <w:proofErr w:type="spellEnd"/>
+      <w:r>
+        <w:t>)</w:t>
       </w:r>
     </w:p>
     <w:p>
@@ -601,9 +810,11 @@
           <w:numId w:val="2"/>
         </w:numPr>
       </w:pPr>
+      <w:proofErr w:type="spellStart"/>
       <w:r>
         <w:t>จัดการรูปภาพประกอบแต่ละชุด</w:t>
       </w:r>
+      <w:proofErr w:type="spellEnd"/>
     </w:p>
     <w:p>
       <w:pPr>
@@ -613,8 +824,13 @@
           <w:numId w:val="2"/>
         </w:numPr>
       </w:pPr>
-      <w:r>
-        <w:t>แสดงภาพรวมงานผ่าน Work Board (Kanban)</w:t>
+      <w:proofErr w:type="spellStart"/>
+      <w:r>
+        <w:t>แสดงภาพรวมงานผ่าน</w:t>
+      </w:r>
+      <w:proofErr w:type="spellEnd"/>
+      <w:r>
+        <w:t xml:space="preserve"> Work Board (Kanban)</w:t>
       </w:r>
     </w:p>
     <w:p>
@@ -627,6 +843,7 @@
       <w:pPr>
         <w:spacing w:before="120" w:after="80"/>
       </w:pPr>
+      <w:proofErr w:type="spellStart"/>
       <w:r>
         <w:rPr>
           <w:b/>
@@ -634,6 +851,7 @@
         </w:rPr>
         <w:t>เทคโนโลยีที่ใช้</w:t>
       </w:r>
+      <w:proofErr w:type="spellEnd"/>
     </w:p>
     <w:tbl>
       <w:tblPr>
@@ -674,6 +892,7 @@
             </w:tcMar>
           </w:tcPr>
           <w:p>
+            <w:proofErr w:type="spellStart"/>
             <w:r>
               <w:rPr>
                 <w:b/>
@@ -681,6 +900,7 @@
               </w:rPr>
               <w:t>ส่วน</w:t>
             </w:r>
+            <w:proofErr w:type="spellEnd"/>
           </w:p>
         </w:tc>
         <w:tc>
@@ -700,6 +920,7 @@
             </w:tcMar>
           </w:tcPr>
           <w:p>
+            <w:proofErr w:type="spellStart"/>
             <w:r>
               <w:rPr>
                 <w:b/>
@@ -707,6 +928,7 @@
               </w:rPr>
               <w:t>เทคโนโลยี</w:t>
             </w:r>
+            <w:proofErr w:type="spellEnd"/>
           </w:p>
         </w:tc>
       </w:tr>
@@ -888,8 +1110,21 @@
             </w:tcMar>
           </w:tcPr>
           <w:p>
-            <w:r>
-              <w:t>mssql (npm package)</w:t>
+            <w:proofErr w:type="spellStart"/>
+            <w:r>
+              <w:t>mssql</w:t>
+            </w:r>
+            <w:proofErr w:type="spellEnd"/>
+            <w:r>
+              <w:t xml:space="preserve"> (</w:t>
+            </w:r>
+            <w:proofErr w:type="spellStart"/>
+            <w:r>
+              <w:t>npm</w:t>
+            </w:r>
+            <w:proofErr w:type="spellEnd"/>
+            <w:r>
+              <w:t xml:space="preserve"> package)</w:t>
             </w:r>
           </w:p>
         </w:tc>
@@ -979,6 +1214,7 @@
       <w:pPr>
         <w:spacing w:before="80" w:after="80"/>
       </w:pPr>
+      <w:proofErr w:type="spellStart"/>
       <w:r>
         <w:rPr>
           <w:b/>
@@ -987,6 +1223,7 @@
         <w:lastRenderedPageBreak/>
         <w:t>ความสัมพันธ์ในระบบ</w:t>
       </w:r>
+      <w:proofErr w:type="spellEnd"/>
     </w:p>
     <w:p>
       <w:r>
@@ -999,7 +1236,31 @@
         <w:t>↔</w:t>
       </w:r>
       <w:r>
-        <w:t xml:space="preserve"> Outfits : หนึ่งลูกค้า (1) มีได้หลายชุด (N) — ความสัมพันธ์ One-to-Many</w:t>
+        <w:t xml:space="preserve"> Outfits : </w:t>
+      </w:r>
+      <w:proofErr w:type="spellStart"/>
+      <w:r>
+        <w:t>หนึ่งลูกค้า</w:t>
+      </w:r>
+      <w:proofErr w:type="spellEnd"/>
+      <w:r>
+        <w:t xml:space="preserve"> (1) </w:t>
+      </w:r>
+      <w:proofErr w:type="spellStart"/>
+      <w:r>
+        <w:t>มีได้หลายชุด</w:t>
+      </w:r>
+      <w:proofErr w:type="spellEnd"/>
+      <w:r>
+        <w:t xml:space="preserve"> (N) — </w:t>
+      </w:r>
+      <w:proofErr w:type="spellStart"/>
+      <w:r>
+        <w:t>ความสัมพันธ์</w:t>
+      </w:r>
+      <w:proofErr w:type="spellEnd"/>
+      <w:r>
+        <w:t xml:space="preserve"> One-to-Many</w:t>
       </w:r>
     </w:p>
     <w:p>
@@ -1013,7 +1274,31 @@
         <w:t>↔</w:t>
       </w:r>
       <w:r>
-        <w:t xml:space="preserve"> Photos : หนึ่งชุด (1) มีได้หลายรูปภาพ (N) — ความสัมพันธ์ One-to-Many</w:t>
+        <w:t xml:space="preserve"> Photos : </w:t>
+      </w:r>
+      <w:proofErr w:type="spellStart"/>
+      <w:r>
+        <w:t>หนึ่งชุด</w:t>
+      </w:r>
+      <w:proofErr w:type="spellEnd"/>
+      <w:r>
+        <w:t xml:space="preserve"> (1) </w:t>
+      </w:r>
+      <w:proofErr w:type="spellStart"/>
+      <w:r>
+        <w:t>มีได้หลายรูปภาพ</w:t>
+      </w:r>
+      <w:proofErr w:type="spellEnd"/>
+      <w:r>
+        <w:t xml:space="preserve"> (N) — </w:t>
+      </w:r>
+      <w:proofErr w:type="spellStart"/>
+      <w:r>
+        <w:t>ความสัมพันธ์</w:t>
+      </w:r>
+      <w:proofErr w:type="spellEnd"/>
+      <w:r>
+        <w:t xml:space="preserve"> One-to-Many</w:t>
       </w:r>
     </w:p>
     <w:p>
@@ -1043,20 +1328,86 @@
           <w:b/>
           <w:bCs/>
         </w:rPr>
-        <w:t>3. ตาราง (Map Table จาก ER Diagram)</w:t>
+        <w:t xml:space="preserve">3. </w:t>
+      </w:r>
+      <w:proofErr w:type="spellStart"/>
+      <w:r>
+        <w:rPr>
+          <w:b/>
+          <w:bCs/>
+        </w:rPr>
+        <w:t>ตาราง</w:t>
+      </w:r>
+      <w:proofErr w:type="spellEnd"/>
+      <w:r>
+        <w:rPr>
+          <w:b/>
+          <w:bCs/>
+        </w:rPr>
+        <w:t xml:space="preserve"> (Map Table </w:t>
+      </w:r>
+      <w:proofErr w:type="spellStart"/>
+      <w:r>
+        <w:rPr>
+          <w:b/>
+          <w:bCs/>
+        </w:rPr>
+        <w:t>จาก</w:t>
+      </w:r>
+      <w:proofErr w:type="spellEnd"/>
+      <w:r>
+        <w:rPr>
+          <w:b/>
+          <w:bCs/>
+        </w:rPr>
+        <w:t xml:space="preserve"> ER Diagram)</w:t>
       </w:r>
     </w:p>
     <w:p>
       <w:pPr>
         <w:spacing w:before="80" w:after="80"/>
       </w:pPr>
+      <w:proofErr w:type="spellStart"/>
       <w:r>
         <w:rPr>
           <w:b/>
           <w:bCs/>
         </w:rPr>
-        <w:t>หมายเหตุ: ขีดเส้นใต้ = Primary Key (PK), ตัวเอียง</w:t>
-      </w:r>
+        <w:t>หมายเหตุ</w:t>
+      </w:r>
+      <w:proofErr w:type="spellEnd"/>
+      <w:r>
+        <w:rPr>
+          <w:b/>
+          <w:bCs/>
+        </w:rPr>
+        <w:t xml:space="preserve">: </w:t>
+      </w:r>
+      <w:proofErr w:type="spellStart"/>
+      <w:r>
+        <w:rPr>
+          <w:b/>
+          <w:bCs/>
+        </w:rPr>
+        <w:t>ขีดเส้นใต้</w:t>
+      </w:r>
+      <w:proofErr w:type="spellEnd"/>
+      <w:r>
+        <w:rPr>
+          <w:b/>
+          <w:bCs/>
+        </w:rPr>
+        <w:t xml:space="preserve"> = Primary Key (PK), </w:t>
+      </w:r>
+      <w:proofErr w:type="spellStart"/>
+      <w:r>
+        <w:rPr>
+          <w:b/>
+          <w:bCs/>
+        </w:rPr>
+        <w:t>ตัวเอียง</w:t>
+      </w:r>
+      <w:proofErr w:type="spellEnd"/>
       <w:r>
         <w:rPr>
           <w:rFonts w:hint="cs"/>
@@ -1115,11 +1466,12 @@
             <w:pPr>
               <w:jc w:val="center"/>
               <w:rPr>
-                <w:rFonts w:ascii="TH Sarabun New" w:hAnsi="TH Sarabun New" w:cs="TH Sarabun New" w:hint="cs"/>
+                <w:rFonts w:ascii="TH Sarabun New" w:hAnsi="TH Sarabun New" w:cs="TH Sarabun New"/>
                 <w:sz w:val="32"/>
                 <w:szCs w:val="32"/>
               </w:rPr>
             </w:pPr>
+            <w:proofErr w:type="spellStart"/>
             <w:r>
               <w:rPr>
                 <w:rFonts w:ascii="TH Sarabun New" w:hAnsi="TH Sarabun New" w:cs="TH Sarabun New"/>
@@ -1129,6 +1481,7 @@
               </w:rPr>
               <w:t>CustomerID</w:t>
             </w:r>
+            <w:proofErr w:type="spellEnd"/>
           </w:p>
         </w:tc>
         <w:tc>
@@ -1270,11 +1623,12 @@
             <w:pPr>
               <w:jc w:val="center"/>
               <w:rPr>
-                <w:rFonts w:ascii="TH Sarabun New" w:hAnsi="TH Sarabun New" w:cs="TH Sarabun New" w:hint="cs"/>
+                <w:rFonts w:ascii="TH Sarabun New" w:hAnsi="TH Sarabun New" w:cs="TH Sarabun New"/>
                 <w:sz w:val="32"/>
                 <w:szCs w:val="32"/>
               </w:rPr>
             </w:pPr>
+            <w:proofErr w:type="spellStart"/>
             <w:r>
               <w:rPr>
                 <w:rFonts w:ascii="TH Sarabun New" w:hAnsi="TH Sarabun New" w:cs="TH Sarabun New"/>
@@ -1284,6 +1638,7 @@
               </w:rPr>
               <w:t>OutfitID</w:t>
             </w:r>
+            <w:proofErr w:type="spellEnd"/>
           </w:p>
         </w:tc>
         <w:tc>
@@ -1293,16 +1648,6 @@
           <w:p>
             <w:pPr>
               <w:jc w:val="center"/>
-              <w:rPr>
-                <w:rFonts w:ascii="TH Sarabun New" w:hAnsi="TH Sarabun New" w:cs="TH Sarabun New" w:hint="cs"/>
-                <w:i/>
-                <w:iCs/>
-                <w:sz w:val="32"/>
-                <w:szCs w:val="32"/>
-                <w:u w:val="dotted"/>
-              </w:rPr>
-            </w:pPr>
-            <w:r>
               <w:rPr>
                 <w:rFonts w:ascii="TH Sarabun New" w:hAnsi="TH Sarabun New" w:cs="TH Sarabun New"/>
                 <w:i/>
@@ -1311,8 +1656,20 @@
                 <w:szCs w:val="32"/>
                 <w:u w:val="dotted"/>
               </w:rPr>
+            </w:pPr>
+            <w:proofErr w:type="spellStart"/>
+            <w:r>
+              <w:rPr>
+                <w:rFonts w:ascii="TH Sarabun New" w:hAnsi="TH Sarabun New" w:cs="TH Sarabun New"/>
+                <w:i/>
+                <w:iCs/>
+                <w:sz w:val="32"/>
+                <w:szCs w:val="32"/>
+                <w:u w:val="dotted"/>
+              </w:rPr>
               <w:t>CustomerID</w:t>
             </w:r>
+            <w:proofErr w:type="spellEnd"/>
           </w:p>
         </w:tc>
         <w:tc>
@@ -1374,6 +1731,7 @@
                 <w:szCs w:val="32"/>
               </w:rPr>
             </w:pPr>
+            <w:proofErr w:type="spellStart"/>
             <w:r>
               <w:rPr>
                 <w:rFonts w:ascii="TH Sarabun New" w:hAnsi="TH Sarabun New" w:cs="TH Sarabun New"/>
@@ -1382,6 +1740,7 @@
               </w:rPr>
               <w:t>UnitPrice</w:t>
             </w:r>
+            <w:proofErr w:type="spellEnd"/>
           </w:p>
         </w:tc>
         <w:tc>
@@ -1521,6 +1880,7 @@
                 <w:szCs w:val="32"/>
               </w:rPr>
             </w:pPr>
+            <w:proofErr w:type="spellStart"/>
             <w:r>
               <w:rPr>
                 <w:rFonts w:ascii="TH Sarabun New" w:hAnsi="TH Sarabun New" w:cs="TH Sarabun New"/>
@@ -1529,6 +1889,7 @@
               </w:rPr>
               <w:t>OrderDate</w:t>
             </w:r>
+            <w:proofErr w:type="spellEnd"/>
           </w:p>
         </w:tc>
         <w:tc>
@@ -1544,6 +1905,7 @@
                 <w:szCs w:val="32"/>
               </w:rPr>
             </w:pPr>
+            <w:proofErr w:type="spellStart"/>
             <w:r>
               <w:rPr>
                 <w:rFonts w:ascii="TH Sarabun New" w:hAnsi="TH Sarabun New" w:cs="TH Sarabun New"/>
@@ -1552,6 +1914,7 @@
               </w:rPr>
               <w:t>DeliveryDate</w:t>
             </w:r>
+            <w:proofErr w:type="spellEnd"/>
           </w:p>
         </w:tc>
         <w:tc>
@@ -1629,11 +1992,12 @@
             <w:pPr>
               <w:jc w:val="center"/>
               <w:rPr>
-                <w:rFonts w:ascii="TH Sarabun New" w:hAnsi="TH Sarabun New" w:cs="TH Sarabun New" w:hint="cs"/>
+                <w:rFonts w:ascii="TH Sarabun New" w:hAnsi="TH Sarabun New" w:cs="TH Sarabun New"/>
                 <w:sz w:val="32"/>
                 <w:szCs w:val="32"/>
               </w:rPr>
             </w:pPr>
+            <w:proofErr w:type="spellStart"/>
             <w:r>
               <w:rPr>
                 <w:rFonts w:ascii="TH Sarabun New" w:hAnsi="TH Sarabun New" w:cs="TH Sarabun New"/>
@@ -1643,6 +2007,7 @@
               </w:rPr>
               <w:t>PhotoID</w:t>
             </w:r>
+            <w:proofErr w:type="spellEnd"/>
           </w:p>
         </w:tc>
         <w:tc>
@@ -1652,16 +2017,6 @@
           <w:p>
             <w:pPr>
               <w:jc w:val="center"/>
-              <w:rPr>
-                <w:rFonts w:ascii="TH Sarabun New" w:hAnsi="TH Sarabun New" w:cs="TH Sarabun New" w:hint="cs"/>
-                <w:i/>
-                <w:iCs/>
-                <w:sz w:val="32"/>
-                <w:szCs w:val="32"/>
-                <w:u w:val="dotted"/>
-              </w:rPr>
-            </w:pPr>
-            <w:r>
               <w:rPr>
                 <w:rFonts w:ascii="TH Sarabun New" w:hAnsi="TH Sarabun New" w:cs="TH Sarabun New"/>
                 <w:i/>
@@ -1670,8 +2025,20 @@
                 <w:szCs w:val="32"/>
                 <w:u w:val="dotted"/>
               </w:rPr>
+            </w:pPr>
+            <w:proofErr w:type="spellStart"/>
+            <w:r>
+              <w:rPr>
+                <w:rFonts w:ascii="TH Sarabun New" w:hAnsi="TH Sarabun New" w:cs="TH Sarabun New"/>
+                <w:i/>
+                <w:iCs/>
+                <w:sz w:val="32"/>
+                <w:szCs w:val="32"/>
+                <w:u w:val="dotted"/>
+              </w:rPr>
               <w:t>OutfitID</w:t>
             </w:r>
+            <w:proofErr w:type="spellEnd"/>
           </w:p>
         </w:tc>
         <w:tc>
@@ -1687,6 +2054,7 @@
                 <w:szCs w:val="32"/>
               </w:rPr>
             </w:pPr>
+            <w:proofErr w:type="spellStart"/>
             <w:r>
               <w:rPr>
                 <w:rFonts w:ascii="TH Sarabun New" w:hAnsi="TH Sarabun New" w:cs="TH Sarabun New"/>
@@ -1695,6 +2063,7 @@
               </w:rPr>
               <w:t>PhotoURL</w:t>
             </w:r>
+            <w:proofErr w:type="spellEnd"/>
           </w:p>
         </w:tc>
         <w:tc>
@@ -1804,19 +2173,44 @@
           <w:bCs/>
         </w:rPr>
         <w:lastRenderedPageBreak/>
-        <w:t>4. พจนานุกรมข้อมูล (Data Dictionary)</w:t>
+        <w:t xml:space="preserve">4. </w:t>
+      </w:r>
+      <w:proofErr w:type="spellStart"/>
+      <w:r>
+        <w:rPr>
+          <w:b/>
+          <w:bCs/>
+        </w:rPr>
+        <w:t>พจนานุกรมข้อมูล</w:t>
+      </w:r>
+      <w:proofErr w:type="spellEnd"/>
+      <w:r>
+        <w:rPr>
+          <w:b/>
+          <w:bCs/>
+        </w:rPr>
+        <w:t xml:space="preserve"> (Data Dictionary)</w:t>
       </w:r>
     </w:p>
     <w:p>
       <w:pPr>
         <w:spacing w:before="100" w:after="80"/>
       </w:pPr>
+      <w:proofErr w:type="spellStart"/>
       <w:r>
         <w:rPr>
           <w:b/>
           <w:bCs/>
         </w:rPr>
-        <w:t>ตาราง: Customers</w:t>
+        <w:t>ตาราง</w:t>
+      </w:r>
+      <w:proofErr w:type="spellEnd"/>
+      <w:r>
+        <w:rPr>
+          <w:b/>
+          <w:bCs/>
+        </w:rPr>
+        <w:t>: Customers</w:t>
       </w:r>
     </w:p>
     <w:tbl>
@@ -1970,6 +2364,7 @@
             </w:tcMar>
           </w:tcPr>
           <w:p>
+            <w:proofErr w:type="spellStart"/>
             <w:r>
               <w:rPr>
                 <w:b/>
@@ -1977,6 +2372,7 @@
               </w:rPr>
               <w:t>คำอธิบาย</w:t>
             </w:r>
+            <w:proofErr w:type="spellEnd"/>
           </w:p>
         </w:tc>
       </w:tr>
@@ -1998,9 +2394,11 @@
             </w:tcMar>
           </w:tcPr>
           <w:p>
+            <w:proofErr w:type="spellStart"/>
             <w:r>
               <w:t>CustomerID</w:t>
             </w:r>
+            <w:proofErr w:type="spellEnd"/>
           </w:p>
         </w:tc>
         <w:tc>
@@ -2086,8 +2484,13 @@
             </w:tcMar>
           </w:tcPr>
           <w:p>
-            <w:r>
-              <w:t>รหัสลูกค้า (Auto Increment)</w:t>
+            <w:proofErr w:type="spellStart"/>
+            <w:r>
+              <w:t>รหัสลูกค้า</w:t>
+            </w:r>
+            <w:proofErr w:type="spellEnd"/>
+            <w:r>
+              <w:t xml:space="preserve"> (Auto Increment)</w:t>
             </w:r>
           </w:p>
         </w:tc>
@@ -2198,9 +2601,11 @@
             </w:tcMar>
           </w:tcPr>
           <w:p>
+            <w:proofErr w:type="spellStart"/>
             <w:r>
               <w:t>ชื่อ-นามสกุลลูกค้า</w:t>
             </w:r>
+            <w:proofErr w:type="spellEnd"/>
           </w:p>
         </w:tc>
       </w:tr>
@@ -2310,9 +2715,11 @@
             </w:tcMar>
           </w:tcPr>
           <w:p>
+            <w:proofErr w:type="spellStart"/>
             <w:r>
               <w:t>เบอร์โทรศัพท์</w:t>
             </w:r>
+            <w:proofErr w:type="spellEnd"/>
           </w:p>
         </w:tc>
       </w:tr>
@@ -2422,9 +2829,19 @@
             </w:tcMar>
           </w:tcPr>
           <w:p>
-            <w:r>
-              <w:t>แผนก/หน่วยงาน</w:t>
-            </w:r>
+            <w:proofErr w:type="spellStart"/>
+            <w:r>
+              <w:t>แผนก</w:t>
+            </w:r>
+            <w:proofErr w:type="spellEnd"/>
+            <w:r>
+              <w:t>/</w:t>
+            </w:r>
+            <w:proofErr w:type="spellStart"/>
+            <w:r>
+              <w:t>หน่วยงาน</w:t>
+            </w:r>
+            <w:proofErr w:type="spellEnd"/>
           </w:p>
         </w:tc>
       </w:tr>
@@ -2585,12 +3002,21 @@
       <w:pPr>
         <w:spacing w:before="160" w:after="80"/>
       </w:pPr>
+      <w:proofErr w:type="spellStart"/>
       <w:r>
         <w:rPr>
           <w:b/>
           <w:bCs/>
         </w:rPr>
-        <w:t>ตาราง: Outfits</w:t>
+        <w:t>ตาราง</w:t>
+      </w:r>
+      <w:proofErr w:type="spellEnd"/>
+      <w:r>
+        <w:rPr>
+          <w:b/>
+          <w:bCs/>
+        </w:rPr>
+        <w:t>: Outfits</w:t>
       </w:r>
     </w:p>
     <w:tbl>
@@ -2744,6 +3170,7 @@
             </w:tcMar>
           </w:tcPr>
           <w:p>
+            <w:proofErr w:type="spellStart"/>
             <w:r>
               <w:rPr>
                 <w:b/>
@@ -2751,6 +3178,7 @@
               </w:rPr>
               <w:t>คำอธิบาย</w:t>
             </w:r>
+            <w:proofErr w:type="spellEnd"/>
           </w:p>
         </w:tc>
       </w:tr>
@@ -2772,9 +3200,11 @@
             </w:tcMar>
           </w:tcPr>
           <w:p>
+            <w:proofErr w:type="spellStart"/>
             <w:r>
               <w:t>OutfitID</w:t>
             </w:r>
+            <w:proofErr w:type="spellEnd"/>
           </w:p>
         </w:tc>
         <w:tc>
@@ -2860,8 +3290,13 @@
             </w:tcMar>
           </w:tcPr>
           <w:p>
-            <w:r>
-              <w:t>รหัสชุด (Auto Increment)</w:t>
+            <w:proofErr w:type="spellStart"/>
+            <w:r>
+              <w:t>รหัสชุด</w:t>
+            </w:r>
+            <w:proofErr w:type="spellEnd"/>
+            <w:r>
+              <w:t xml:space="preserve"> (Auto Increment)</w:t>
             </w:r>
           </w:p>
         </w:tc>
@@ -2884,9 +3319,11 @@
             </w:tcMar>
           </w:tcPr>
           <w:p>
+            <w:proofErr w:type="spellStart"/>
             <w:r>
               <w:t>CustomerID</w:t>
             </w:r>
+            <w:proofErr w:type="spellEnd"/>
           </w:p>
         </w:tc>
         <w:tc>
@@ -2981,9 +3418,11 @@
             </w:tcMar>
           </w:tcPr>
           <w:p>
+            <w:proofErr w:type="spellStart"/>
             <w:r>
               <w:t>รหัสลูกค้าที่สั่งตัด</w:t>
             </w:r>
+            <w:proofErr w:type="spellEnd"/>
           </w:p>
         </w:tc>
       </w:tr>
@@ -3093,9 +3532,11 @@
             </w:tcMar>
           </w:tcPr>
           <w:p>
+            <w:proofErr w:type="spellStart"/>
             <w:r>
               <w:t>ชื่อชุด</w:t>
             </w:r>
+            <w:proofErr w:type="spellEnd"/>
           </w:p>
         </w:tc>
       </w:tr>
@@ -3205,9 +3646,11 @@
             </w:tcMar>
           </w:tcPr>
           <w:p>
+            <w:proofErr w:type="spellStart"/>
             <w:r>
               <w:t>สถานะงาน</w:t>
             </w:r>
+            <w:proofErr w:type="spellEnd"/>
           </w:p>
         </w:tc>
       </w:tr>
@@ -3229,9 +3672,11 @@
             </w:tcMar>
           </w:tcPr>
           <w:p>
+            <w:proofErr w:type="spellStart"/>
             <w:r>
               <w:t>UnitPrice</w:t>
             </w:r>
+            <w:proofErr w:type="spellEnd"/>
           </w:p>
         </w:tc>
         <w:tc>
@@ -3317,9 +3762,11 @@
             </w:tcMar>
           </w:tcPr>
           <w:p>
+            <w:proofErr w:type="spellStart"/>
             <w:r>
               <w:t>ราคาต่อหน่วย</w:t>
             </w:r>
+            <w:proofErr w:type="spellEnd"/>
           </w:p>
         </w:tc>
       </w:tr>
@@ -3429,9 +3876,11 @@
             </w:tcMar>
           </w:tcPr>
           <w:p>
+            <w:proofErr w:type="spellStart"/>
             <w:r>
               <w:t>จำนวน</w:t>
             </w:r>
+            <w:proofErr w:type="spellEnd"/>
           </w:p>
         </w:tc>
       </w:tr>
@@ -3541,9 +3990,11 @@
             </w:tcMar>
           </w:tcPr>
           <w:p>
+            <w:proofErr w:type="spellStart"/>
             <w:r>
               <w:t>ราคารวม</w:t>
             </w:r>
+            <w:proofErr w:type="spellEnd"/>
           </w:p>
         </w:tc>
       </w:tr>
@@ -3653,9 +4104,11 @@
             </w:tcMar>
           </w:tcPr>
           <w:p>
+            <w:proofErr w:type="spellStart"/>
             <w:r>
               <w:t>มัดจำ</w:t>
             </w:r>
+            <w:proofErr w:type="spellEnd"/>
           </w:p>
         </w:tc>
       </w:tr>
@@ -3765,9 +4218,11 @@
             </w:tcMar>
           </w:tcPr>
           <w:p>
+            <w:proofErr w:type="spellStart"/>
             <w:r>
               <w:t>ค้างชำระ</w:t>
             </w:r>
+            <w:proofErr w:type="spellEnd"/>
           </w:p>
         </w:tc>
       </w:tr>
@@ -3789,10 +4244,12 @@
             </w:tcMar>
           </w:tcPr>
           <w:p>
+            <w:proofErr w:type="spellStart"/>
             <w:r>
               <w:lastRenderedPageBreak/>
               <w:t>OrderDate</w:t>
             </w:r>
+            <w:proofErr w:type="spellEnd"/>
           </w:p>
         </w:tc>
         <w:tc>
@@ -3878,9 +4335,11 @@
             </w:tcMar>
           </w:tcPr>
           <w:p>
+            <w:proofErr w:type="spellStart"/>
             <w:r>
               <w:t>วันที่สั่ง</w:t>
             </w:r>
+            <w:proofErr w:type="spellEnd"/>
           </w:p>
         </w:tc>
       </w:tr>
@@ -3902,9 +4361,11 @@
             </w:tcMar>
           </w:tcPr>
           <w:p>
+            <w:proofErr w:type="spellStart"/>
             <w:r>
               <w:t>DeliveryDate</w:t>
             </w:r>
+            <w:proofErr w:type="spellEnd"/>
           </w:p>
         </w:tc>
         <w:tc>
@@ -3990,9 +4451,11 @@
             </w:tcMar>
           </w:tcPr>
           <w:p>
+            <w:proofErr w:type="spellStart"/>
             <w:r>
               <w:t>วันที่ส่งมอบ</w:t>
             </w:r>
+            <w:proofErr w:type="spellEnd"/>
           </w:p>
         </w:tc>
       </w:tr>
@@ -4014,9 +4477,11 @@
             </w:tcMar>
           </w:tcPr>
           <w:p>
+            <w:proofErr w:type="spellStart"/>
             <w:r>
               <w:t>FrontLength</w:t>
             </w:r>
+            <w:proofErr w:type="spellEnd"/>
           </w:p>
         </w:tc>
         <w:tc>
@@ -4102,8 +4567,21 @@
             </w:tcMar>
           </w:tcPr>
           <w:p>
-            <w:r>
-              <w:t>ความยาวหน้า (ซม.)</w:t>
+            <w:proofErr w:type="spellStart"/>
+            <w:r>
+              <w:t>ความยาวหน้า</w:t>
+            </w:r>
+            <w:proofErr w:type="spellEnd"/>
+            <w:r>
+              <w:t xml:space="preserve"> (</w:t>
+            </w:r>
+            <w:proofErr w:type="spellStart"/>
+            <w:r>
+              <w:t>ซม</w:t>
+            </w:r>
+            <w:proofErr w:type="spellEnd"/>
+            <w:r>
+              <w:t>.)</w:t>
             </w:r>
           </w:p>
         </w:tc>
@@ -4126,9 +4604,11 @@
             </w:tcMar>
           </w:tcPr>
           <w:p>
+            <w:proofErr w:type="spellStart"/>
             <w:r>
               <w:t>BackLength</w:t>
             </w:r>
+            <w:proofErr w:type="spellEnd"/>
           </w:p>
         </w:tc>
         <w:tc>
@@ -4214,8 +4694,21 @@
             </w:tcMar>
           </w:tcPr>
           <w:p>
-            <w:r>
-              <w:t>ความยาวหลัง (ซม.)</w:t>
+            <w:proofErr w:type="spellStart"/>
+            <w:r>
+              <w:t>ความยาวหลัง</w:t>
+            </w:r>
+            <w:proofErr w:type="spellEnd"/>
+            <w:r>
+              <w:t xml:space="preserve"> (</w:t>
+            </w:r>
+            <w:proofErr w:type="spellStart"/>
+            <w:r>
+              <w:t>ซม</w:t>
+            </w:r>
+            <w:proofErr w:type="spellEnd"/>
+            <w:r>
+              <w:t>.)</w:t>
             </w:r>
           </w:p>
         </w:tc>
@@ -4326,8 +4819,21 @@
             </w:tcMar>
           </w:tcPr>
           <w:p>
-            <w:r>
-              <w:t>ไหล่ (ซม.)</w:t>
+            <w:proofErr w:type="spellStart"/>
+            <w:r>
+              <w:t>ไหล่</w:t>
+            </w:r>
+            <w:proofErr w:type="spellEnd"/>
+            <w:r>
+              <w:t xml:space="preserve"> (</w:t>
+            </w:r>
+            <w:proofErr w:type="spellStart"/>
+            <w:r>
+              <w:t>ซม</w:t>
+            </w:r>
+            <w:proofErr w:type="spellEnd"/>
+            <w:r>
+              <w:t>.)</w:t>
             </w:r>
           </w:p>
         </w:tc>
@@ -4350,9 +4856,11 @@
             </w:tcMar>
           </w:tcPr>
           <w:p>
+            <w:proofErr w:type="spellStart"/>
             <w:r>
               <w:t>ChestWidth</w:t>
             </w:r>
+            <w:proofErr w:type="spellEnd"/>
           </w:p>
         </w:tc>
         <w:tc>
@@ -4438,8 +4946,21 @@
             </w:tcMar>
           </w:tcPr>
           <w:p>
-            <w:r>
-              <w:t>อก (ซม.)</w:t>
+            <w:proofErr w:type="spellStart"/>
+            <w:r>
+              <w:t>อก</w:t>
+            </w:r>
+            <w:proofErr w:type="spellEnd"/>
+            <w:r>
+              <w:t xml:space="preserve"> (</w:t>
+            </w:r>
+            <w:proofErr w:type="spellStart"/>
+            <w:r>
+              <w:t>ซม</w:t>
+            </w:r>
+            <w:proofErr w:type="spellEnd"/>
+            <w:r>
+              <w:t>.)</w:t>
             </w:r>
           </w:p>
         </w:tc>
@@ -4462,9 +4983,11 @@
             </w:tcMar>
           </w:tcPr>
           <w:p>
+            <w:proofErr w:type="spellStart"/>
             <w:r>
               <w:t>WaistWidth</w:t>
             </w:r>
+            <w:proofErr w:type="spellEnd"/>
           </w:p>
         </w:tc>
         <w:tc>
@@ -4550,8 +5073,21 @@
             </w:tcMar>
           </w:tcPr>
           <w:p>
-            <w:r>
-              <w:t>เอว (ซม.)</w:t>
+            <w:proofErr w:type="spellStart"/>
+            <w:r>
+              <w:t>เอว</w:t>
+            </w:r>
+            <w:proofErr w:type="spellEnd"/>
+            <w:r>
+              <w:t xml:space="preserve"> (</w:t>
+            </w:r>
+            <w:proofErr w:type="spellStart"/>
+            <w:r>
+              <w:t>ซม</w:t>
+            </w:r>
+            <w:proofErr w:type="spellEnd"/>
+            <w:r>
+              <w:t>.)</w:t>
             </w:r>
           </w:p>
         </w:tc>
@@ -4574,9 +5110,11 @@
             </w:tcMar>
           </w:tcPr>
           <w:p>
+            <w:proofErr w:type="spellStart"/>
             <w:r>
               <w:t>HipWidth</w:t>
             </w:r>
+            <w:proofErr w:type="spellEnd"/>
           </w:p>
         </w:tc>
         <w:tc>
@@ -4662,8 +5200,21 @@
             </w:tcMar>
           </w:tcPr>
           <w:p>
-            <w:r>
-              <w:t>สะโพก (ซม.)</w:t>
+            <w:proofErr w:type="spellStart"/>
+            <w:r>
+              <w:t>สะโพก</w:t>
+            </w:r>
+            <w:proofErr w:type="spellEnd"/>
+            <w:r>
+              <w:t xml:space="preserve"> (</w:t>
+            </w:r>
+            <w:proofErr w:type="spellStart"/>
+            <w:r>
+              <w:t>ซม</w:t>
+            </w:r>
+            <w:proofErr w:type="spellEnd"/>
+            <w:r>
+              <w:t>.)</w:t>
             </w:r>
           </w:p>
         </w:tc>
@@ -4686,9 +5237,11 @@
             </w:tcMar>
           </w:tcPr>
           <w:p>
+            <w:proofErr w:type="spellStart"/>
             <w:r>
               <w:t>UpperArmWidth</w:t>
             </w:r>
+            <w:proofErr w:type="spellEnd"/>
           </w:p>
         </w:tc>
         <w:tc>
@@ -4774,8 +5327,21 @@
             </w:tcMar>
           </w:tcPr>
           <w:p>
-            <w:r>
-              <w:t>ต้นแขน (ซม.)</w:t>
+            <w:proofErr w:type="spellStart"/>
+            <w:r>
+              <w:t>ต้นแขน</w:t>
+            </w:r>
+            <w:proofErr w:type="spellEnd"/>
+            <w:r>
+              <w:t xml:space="preserve"> (</w:t>
+            </w:r>
+            <w:proofErr w:type="spellStart"/>
+            <w:r>
+              <w:t>ซม</w:t>
+            </w:r>
+            <w:proofErr w:type="spellEnd"/>
+            <w:r>
+              <w:t>.)</w:t>
             </w:r>
           </w:p>
         </w:tc>
@@ -4798,9 +5364,11 @@
             </w:tcMar>
           </w:tcPr>
           <w:p>
+            <w:proofErr w:type="spellStart"/>
             <w:r>
               <w:t>ArmLength</w:t>
             </w:r>
+            <w:proofErr w:type="spellEnd"/>
           </w:p>
         </w:tc>
         <w:tc>
@@ -4886,8 +5454,21 @@
             </w:tcMar>
           </w:tcPr>
           <w:p>
-            <w:r>
-              <w:t>ความยาวแขน (ซม.)</w:t>
+            <w:proofErr w:type="spellStart"/>
+            <w:r>
+              <w:t>ความยาวแขน</w:t>
+            </w:r>
+            <w:proofErr w:type="spellEnd"/>
+            <w:r>
+              <w:t xml:space="preserve"> (</w:t>
+            </w:r>
+            <w:proofErr w:type="spellStart"/>
+            <w:r>
+              <w:t>ซม</w:t>
+            </w:r>
+            <w:proofErr w:type="spellEnd"/>
+            <w:r>
+              <w:t>.)</w:t>
             </w:r>
           </w:p>
         </w:tc>
@@ -4910,9 +5491,11 @@
             </w:tcMar>
           </w:tcPr>
           <w:p>
+            <w:proofErr w:type="spellStart"/>
             <w:r>
               <w:t>SleeveWidth</w:t>
             </w:r>
+            <w:proofErr w:type="spellEnd"/>
           </w:p>
         </w:tc>
         <w:tc>
@@ -4998,8 +5581,21 @@
             </w:tcMar>
           </w:tcPr>
           <w:p>
-            <w:r>
-              <w:t>ปลายแขน (ซม.)</w:t>
+            <w:proofErr w:type="spellStart"/>
+            <w:r>
+              <w:t>ปลายแขน</w:t>
+            </w:r>
+            <w:proofErr w:type="spellEnd"/>
+            <w:r>
+              <w:t xml:space="preserve"> (</w:t>
+            </w:r>
+            <w:proofErr w:type="spellStart"/>
+            <w:r>
+              <w:t>ซม</w:t>
+            </w:r>
+            <w:proofErr w:type="spellEnd"/>
+            <w:r>
+              <w:t>.)</w:t>
             </w:r>
           </w:p>
         </w:tc>
@@ -5022,9 +5618,11 @@
             </w:tcMar>
           </w:tcPr>
           <w:p>
+            <w:proofErr w:type="spellStart"/>
             <w:r>
               <w:t>WristWidth</w:t>
             </w:r>
+            <w:proofErr w:type="spellEnd"/>
           </w:p>
         </w:tc>
         <w:tc>
@@ -5110,8 +5708,21 @@
             </w:tcMar>
           </w:tcPr>
           <w:p>
-            <w:r>
-              <w:t>ข้อมือ (ซม.)</w:t>
+            <w:proofErr w:type="spellStart"/>
+            <w:r>
+              <w:t>ข้อมือ</w:t>
+            </w:r>
+            <w:proofErr w:type="spellEnd"/>
+            <w:r>
+              <w:t xml:space="preserve"> (</w:t>
+            </w:r>
+            <w:proofErr w:type="spellStart"/>
+            <w:r>
+              <w:t>ซม</w:t>
+            </w:r>
+            <w:proofErr w:type="spellEnd"/>
+            <w:r>
+              <w:t>.)</w:t>
             </w:r>
           </w:p>
         </w:tc>
@@ -5134,9 +5745,11 @@
             </w:tcMar>
           </w:tcPr>
           <w:p>
+            <w:proofErr w:type="spellStart"/>
             <w:r>
               <w:t>NeckCircumference</w:t>
             </w:r>
+            <w:proofErr w:type="spellEnd"/>
           </w:p>
         </w:tc>
         <w:tc>
@@ -5222,8 +5835,21 @@
             </w:tcMar>
           </w:tcPr>
           <w:p>
-            <w:r>
-              <w:t>รอบคอ (ซม.)</w:t>
+            <w:proofErr w:type="spellStart"/>
+            <w:r>
+              <w:t>รอบคอ</w:t>
+            </w:r>
+            <w:proofErr w:type="spellEnd"/>
+            <w:r>
+              <w:t xml:space="preserve"> (</w:t>
+            </w:r>
+            <w:proofErr w:type="spellStart"/>
+            <w:r>
+              <w:t>ซม</w:t>
+            </w:r>
+            <w:proofErr w:type="spellEnd"/>
+            <w:r>
+              <w:t>.)</w:t>
             </w:r>
           </w:p>
         </w:tc>
@@ -5246,9 +5872,11 @@
             </w:tcMar>
           </w:tcPr>
           <w:p>
+            <w:proofErr w:type="spellStart"/>
             <w:r>
               <w:t>WaistCircumference</w:t>
             </w:r>
+            <w:proofErr w:type="spellEnd"/>
           </w:p>
         </w:tc>
         <w:tc>
@@ -5334,8 +5962,21 @@
             </w:tcMar>
           </w:tcPr>
           <w:p>
-            <w:r>
-              <w:t>รอบเอว (ซม.)</w:t>
+            <w:proofErr w:type="spellStart"/>
+            <w:r>
+              <w:t>รอบเอว</w:t>
+            </w:r>
+            <w:proofErr w:type="spellEnd"/>
+            <w:r>
+              <w:t xml:space="preserve"> (</w:t>
+            </w:r>
+            <w:proofErr w:type="spellStart"/>
+            <w:r>
+              <w:t>ซม</w:t>
+            </w:r>
+            <w:proofErr w:type="spellEnd"/>
+            <w:r>
+              <w:t>.)</w:t>
             </w:r>
           </w:p>
         </w:tc>
@@ -5358,9 +5999,11 @@
             </w:tcMar>
           </w:tcPr>
           <w:p>
+            <w:proofErr w:type="spellStart"/>
             <w:r>
               <w:t>HipCircumference</w:t>
             </w:r>
+            <w:proofErr w:type="spellEnd"/>
           </w:p>
         </w:tc>
         <w:tc>
@@ -5446,8 +6089,21 @@
             </w:tcMar>
           </w:tcPr>
           <w:p>
-            <w:r>
-              <w:t>รอบสะโพก (ซม.)</w:t>
+            <w:proofErr w:type="spellStart"/>
+            <w:r>
+              <w:t>รอบสะโพก</w:t>
+            </w:r>
+            <w:proofErr w:type="spellEnd"/>
+            <w:r>
+              <w:t xml:space="preserve"> (</w:t>
+            </w:r>
+            <w:proofErr w:type="spellStart"/>
+            <w:r>
+              <w:t>ซม</w:t>
+            </w:r>
+            <w:proofErr w:type="spellEnd"/>
+            <w:r>
+              <w:t>.)</w:t>
             </w:r>
           </w:p>
         </w:tc>
@@ -5470,9 +6126,11 @@
             </w:tcMar>
           </w:tcPr>
           <w:p>
+            <w:proofErr w:type="spellStart"/>
             <w:r>
               <w:t>ThighWidth</w:t>
             </w:r>
+            <w:proofErr w:type="spellEnd"/>
           </w:p>
         </w:tc>
         <w:tc>
@@ -5558,8 +6216,21 @@
             </w:tcMar>
           </w:tcPr>
           <w:p>
-            <w:r>
-              <w:t>ต้นขา (ซม.)</w:t>
+            <w:proofErr w:type="spellStart"/>
+            <w:r>
+              <w:t>ต้นขา</w:t>
+            </w:r>
+            <w:proofErr w:type="spellEnd"/>
+            <w:r>
+              <w:t xml:space="preserve"> (</w:t>
+            </w:r>
+            <w:proofErr w:type="spellStart"/>
+            <w:r>
+              <w:t>ซม</w:t>
+            </w:r>
+            <w:proofErr w:type="spellEnd"/>
+            <w:r>
+              <w:t>.)</w:t>
             </w:r>
           </w:p>
         </w:tc>
@@ -5582,9 +6253,11 @@
             </w:tcMar>
           </w:tcPr>
           <w:p>
+            <w:proofErr w:type="spellStart"/>
             <w:r>
               <w:t>KneeWidth</w:t>
             </w:r>
+            <w:proofErr w:type="spellEnd"/>
           </w:p>
         </w:tc>
         <w:tc>
@@ -5670,8 +6343,21 @@
             </w:tcMar>
           </w:tcPr>
           <w:p>
-            <w:r>
-              <w:t>เข่า (ซม.)</w:t>
+            <w:proofErr w:type="spellStart"/>
+            <w:r>
+              <w:t>เข่า</w:t>
+            </w:r>
+            <w:proofErr w:type="spellEnd"/>
+            <w:r>
+              <w:t xml:space="preserve"> (</w:t>
+            </w:r>
+            <w:proofErr w:type="spellStart"/>
+            <w:r>
+              <w:t>ซม</w:t>
+            </w:r>
+            <w:proofErr w:type="spellEnd"/>
+            <w:r>
+              <w:t>.)</w:t>
             </w:r>
           </w:p>
         </w:tc>
@@ -5694,9 +6380,11 @@
             </w:tcMar>
           </w:tcPr>
           <w:p>
+            <w:proofErr w:type="spellStart"/>
             <w:r>
               <w:t>CalfWidth</w:t>
             </w:r>
+            <w:proofErr w:type="spellEnd"/>
           </w:p>
         </w:tc>
         <w:tc>
@@ -5782,8 +6470,21 @@
             </w:tcMar>
           </w:tcPr>
           <w:p>
-            <w:r>
-              <w:t>น่อง (ซม.)</w:t>
+            <w:proofErr w:type="spellStart"/>
+            <w:r>
+              <w:t>น่อง</w:t>
+            </w:r>
+            <w:proofErr w:type="spellEnd"/>
+            <w:r>
+              <w:t xml:space="preserve"> (</w:t>
+            </w:r>
+            <w:proofErr w:type="spellStart"/>
+            <w:r>
+              <w:t>ซม</w:t>
+            </w:r>
+            <w:proofErr w:type="spellEnd"/>
+            <w:r>
+              <w:t>.)</w:t>
             </w:r>
           </w:p>
         </w:tc>
@@ -5806,9 +6507,11 @@
             </w:tcMar>
           </w:tcPr>
           <w:p>
+            <w:proofErr w:type="spellStart"/>
             <w:r>
               <w:t>AnkleWidth</w:t>
             </w:r>
+            <w:proofErr w:type="spellEnd"/>
           </w:p>
         </w:tc>
         <w:tc>
@@ -5894,8 +6597,21 @@
             </w:tcMar>
           </w:tcPr>
           <w:p>
-            <w:r>
-              <w:t>ข้อเท้า (ซม.)</w:t>
+            <w:proofErr w:type="spellStart"/>
+            <w:r>
+              <w:t>ข้อเท้า</w:t>
+            </w:r>
+            <w:proofErr w:type="spellEnd"/>
+            <w:r>
+              <w:t xml:space="preserve"> (</w:t>
+            </w:r>
+            <w:proofErr w:type="spellStart"/>
+            <w:r>
+              <w:t>ซม</w:t>
+            </w:r>
+            <w:proofErr w:type="spellEnd"/>
+            <w:r>
+              <w:t>.)</w:t>
             </w:r>
           </w:p>
         </w:tc>
@@ -5918,9 +6634,11 @@
             </w:tcMar>
           </w:tcPr>
           <w:p>
+            <w:proofErr w:type="spellStart"/>
             <w:r>
               <w:t>TrouserLength</w:t>
             </w:r>
+            <w:proofErr w:type="spellEnd"/>
           </w:p>
         </w:tc>
         <w:tc>
@@ -6006,8 +6724,21 @@
             </w:tcMar>
           </w:tcPr>
           <w:p>
-            <w:r>
-              <w:t>ความยาวกางเกง (ซม.)</w:t>
+            <w:proofErr w:type="spellStart"/>
+            <w:r>
+              <w:t>ความยาวกางเกง</w:t>
+            </w:r>
+            <w:proofErr w:type="spellEnd"/>
+            <w:r>
+              <w:t xml:space="preserve"> (</w:t>
+            </w:r>
+            <w:proofErr w:type="spellStart"/>
+            <w:r>
+              <w:t>ซม</w:t>
+            </w:r>
+            <w:proofErr w:type="spellEnd"/>
+            <w:r>
+              <w:t>.)</w:t>
             </w:r>
           </w:p>
         </w:tc>
@@ -6030,9 +6761,11 @@
             </w:tcMar>
           </w:tcPr>
           <w:p>
+            <w:proofErr w:type="spellStart"/>
             <w:r>
               <w:t>CrotchLength</w:t>
             </w:r>
+            <w:proofErr w:type="spellEnd"/>
           </w:p>
         </w:tc>
         <w:tc>
@@ -6118,8 +6851,21 @@
             </w:tcMar>
           </w:tcPr>
           <w:p>
-            <w:r>
-              <w:t>เป้า (ซม.)</w:t>
+            <w:proofErr w:type="spellStart"/>
+            <w:r>
+              <w:t>เป้า</w:t>
+            </w:r>
+            <w:proofErr w:type="spellEnd"/>
+            <w:r>
+              <w:t xml:space="preserve"> (</w:t>
+            </w:r>
+            <w:proofErr w:type="spellStart"/>
+            <w:r>
+              <w:t>ซม</w:t>
+            </w:r>
+            <w:proofErr w:type="spellEnd"/>
+            <w:r>
+              <w:t>.)</w:t>
             </w:r>
           </w:p>
         </w:tc>
@@ -6142,9 +6888,11 @@
             </w:tcMar>
           </w:tcPr>
           <w:p>
+            <w:proofErr w:type="spellStart"/>
             <w:r>
               <w:t>RiseLength</w:t>
             </w:r>
+            <w:proofErr w:type="spellEnd"/>
           </w:p>
         </w:tc>
         <w:tc>
@@ -6230,8 +6978,21 @@
             </w:tcMar>
           </w:tcPr>
           <w:p>
-            <w:r>
-              <w:t>ระยะยืน (ซม.)</w:t>
+            <w:proofErr w:type="spellStart"/>
+            <w:r>
+              <w:t>ระยะยืน</w:t>
+            </w:r>
+            <w:proofErr w:type="spellEnd"/>
+            <w:r>
+              <w:t xml:space="preserve"> (</w:t>
+            </w:r>
+            <w:proofErr w:type="spellStart"/>
+            <w:r>
+              <w:t>ซม</w:t>
+            </w:r>
+            <w:proofErr w:type="spellEnd"/>
+            <w:r>
+              <w:t>.)</w:t>
             </w:r>
           </w:p>
         </w:tc>
@@ -6254,9 +7015,11 @@
             </w:tcMar>
           </w:tcPr>
           <w:p>
+            <w:proofErr w:type="spellStart"/>
             <w:r>
               <w:t>LegOpening</w:t>
             </w:r>
+            <w:proofErr w:type="spellEnd"/>
           </w:p>
         </w:tc>
         <w:tc>
@@ -6342,8 +7105,21 @@
             </w:tcMar>
           </w:tcPr>
           <w:p>
-            <w:r>
-              <w:t>ปลายขา (ซม.)</w:t>
+            <w:proofErr w:type="spellStart"/>
+            <w:r>
+              <w:t>ปลายขา</w:t>
+            </w:r>
+            <w:proofErr w:type="spellEnd"/>
+            <w:r>
+              <w:t xml:space="preserve"> (</w:t>
+            </w:r>
+            <w:proofErr w:type="spellStart"/>
+            <w:r>
+              <w:t>ซม</w:t>
+            </w:r>
+            <w:proofErr w:type="spellEnd"/>
+            <w:r>
+              <w:t>.)</w:t>
             </w:r>
           </w:p>
         </w:tc>
@@ -6455,9 +7231,11 @@
             </w:tcMar>
           </w:tcPr>
           <w:p>
+            <w:proofErr w:type="spellStart"/>
             <w:r>
               <w:t>หมายเหตุ</w:t>
             </w:r>
+            <w:proofErr w:type="spellEnd"/>
           </w:p>
         </w:tc>
       </w:tr>
@@ -6469,12 +7247,21 @@
           <w:cs/>
         </w:rPr>
       </w:pPr>
+      <w:proofErr w:type="spellStart"/>
       <w:r>
         <w:rPr>
           <w:b/>
           <w:bCs/>
         </w:rPr>
-        <w:t>ตาราง: Photos</w:t>
+        <w:t>ตาราง</w:t>
+      </w:r>
+      <w:proofErr w:type="spellEnd"/>
+      <w:r>
+        <w:rPr>
+          <w:b/>
+          <w:bCs/>
+        </w:rPr>
+        <w:t>: Photos</w:t>
       </w:r>
     </w:p>
     <w:tbl>
@@ -6628,6 +7415,7 @@
             </w:tcMar>
           </w:tcPr>
           <w:p>
+            <w:proofErr w:type="spellStart"/>
             <w:r>
               <w:rPr>
                 <w:b/>
@@ -6635,6 +7423,7 @@
               </w:rPr>
               <w:t>คำอธิบาย</w:t>
             </w:r>
+            <w:proofErr w:type="spellEnd"/>
           </w:p>
         </w:tc>
       </w:tr>
@@ -6656,9 +7445,11 @@
             </w:tcMar>
           </w:tcPr>
           <w:p>
+            <w:proofErr w:type="spellStart"/>
             <w:r>
               <w:t>PhotoID</w:t>
             </w:r>
+            <w:proofErr w:type="spellEnd"/>
           </w:p>
         </w:tc>
         <w:tc>
@@ -6744,8 +7535,13 @@
             </w:tcMar>
           </w:tcPr>
           <w:p>
-            <w:r>
-              <w:t>รหัสรูปภาพ (Auto Increment)</w:t>
+            <w:proofErr w:type="spellStart"/>
+            <w:r>
+              <w:t>รหัสรูปภาพ</w:t>
+            </w:r>
+            <w:proofErr w:type="spellEnd"/>
+            <w:r>
+              <w:t xml:space="preserve"> (Auto Increment)</w:t>
             </w:r>
           </w:p>
         </w:tc>
@@ -6768,9 +7564,11 @@
             </w:tcMar>
           </w:tcPr>
           <w:p>
+            <w:proofErr w:type="spellStart"/>
             <w:r>
               <w:t>OutfitID</w:t>
             </w:r>
+            <w:proofErr w:type="spellEnd"/>
           </w:p>
         </w:tc>
         <w:tc>
@@ -6865,9 +7663,11 @@
             </w:tcMar>
           </w:tcPr>
           <w:p>
+            <w:proofErr w:type="spellStart"/>
             <w:r>
               <w:t>รหัสชุดที่เกี่ยวข้อง</w:t>
             </w:r>
+            <w:proofErr w:type="spellEnd"/>
           </w:p>
         </w:tc>
       </w:tr>
@@ -6889,9 +7689,11 @@
             </w:tcMar>
           </w:tcPr>
           <w:p>
+            <w:proofErr w:type="spellStart"/>
             <w:r>
               <w:t>PhotoURL</w:t>
             </w:r>
+            <w:proofErr w:type="spellEnd"/>
           </w:p>
         </w:tc>
         <w:tc>
@@ -6978,8 +7780,21 @@
           </w:tcPr>
           <w:p>
             <w:r>
-              <w:t>URL หรือ path ของรูปภาพ</w:t>
-            </w:r>
+              <w:t xml:space="preserve">URL </w:t>
+            </w:r>
+            <w:proofErr w:type="spellStart"/>
+            <w:r>
+              <w:t>หรือ</w:t>
+            </w:r>
+            <w:proofErr w:type="spellEnd"/>
+            <w:r>
+              <w:t xml:space="preserve"> path </w:t>
+            </w:r>
+            <w:proofErr w:type="spellStart"/>
+            <w:r>
+              <w:t>ของรูปภาพ</w:t>
+            </w:r>
+            <w:proofErr w:type="spellEnd"/>
           </w:p>
         </w:tc>
       </w:tr>
@@ -7134,8 +7949,17 @@
           <w:b/>
           <w:bCs/>
         </w:rPr>
-        <w:t>5. SQL Commands รายบุคคล</w:t>
-      </w:r>
+        <w:t xml:space="preserve">5. SQL Commands </w:t>
+      </w:r>
+      <w:proofErr w:type="spellStart"/>
+      <w:r>
+        <w:rPr>
+          <w:b/>
+          <w:bCs/>
+        </w:rPr>
+        <w:t>รายบุคคล</w:t>
+      </w:r>
+      <w:proofErr w:type="spellEnd"/>
     </w:p>
     <w:p>
       <w:pPr>
@@ -7145,13 +7969,31 @@
           <w:bCs/>
         </w:rPr>
       </w:pPr>
+      <w:proofErr w:type="spellStart"/>
       <w:r>
         <w:rPr>
           <w:b/>
           <w:bCs/>
         </w:rPr>
-        <w:t>คนที่ 1  เลขที่</w:t>
-      </w:r>
+        <w:t>คนที่</w:t>
+      </w:r>
+      <w:proofErr w:type="spellEnd"/>
+      <w:r>
+        <w:rPr>
+          <w:b/>
+          <w:bCs/>
+        </w:rPr>
+        <w:t xml:space="preserve"> 1  </w:t>
+      </w:r>
+      <w:proofErr w:type="spellStart"/>
+      <w:r>
+        <w:rPr>
+          <w:b/>
+          <w:bCs/>
+        </w:rPr>
+        <w:t>เลขที่</w:t>
+      </w:r>
+      <w:proofErr w:type="spellEnd"/>
       <w:r>
         <w:rPr>
           <w:rFonts w:hint="cs"/>
@@ -7166,7 +8008,55 @@
           <w:b/>
           <w:bCs/>
         </w:rPr>
-        <w:t xml:space="preserve"> -  นายธนพล ศรีทอง  รหัส 1650903550</w:t>
+        <w:t xml:space="preserve"> -  </w:t>
+      </w:r>
+      <w:proofErr w:type="spellStart"/>
+      <w:r>
+        <w:rPr>
+          <w:b/>
+          <w:bCs/>
+        </w:rPr>
+        <w:t>นายธนพล</w:t>
+      </w:r>
+      <w:proofErr w:type="spellEnd"/>
+      <w:r>
+        <w:rPr>
+          <w:b/>
+          <w:bCs/>
+        </w:rPr>
+        <w:t xml:space="preserve"> </w:t>
+      </w:r>
+      <w:proofErr w:type="spellStart"/>
+      <w:r>
+        <w:rPr>
+          <w:b/>
+          <w:bCs/>
+        </w:rPr>
+        <w:t>ศรีทอง</w:t>
+      </w:r>
+      <w:proofErr w:type="spellEnd"/>
+      <w:r>
+        <w:rPr>
+          <w:b/>
+          <w:bCs/>
+        </w:rPr>
+        <w:t xml:space="preserve">  </w:t>
+      </w:r>
+      <w:proofErr w:type="spellStart"/>
+      <w:r>
+        <w:rPr>
+          <w:b/>
+          <w:bCs/>
+        </w:rPr>
+        <w:t>รหัส</w:t>
+      </w:r>
+      <w:proofErr w:type="spellEnd"/>
+      <w:r>
+        <w:rPr>
+          <w:b/>
+          <w:bCs/>
+        </w:rPr>
+        <w:t xml:space="preserve"> 1650903550</w:t>
       </w:r>
     </w:p>
     <w:p>
@@ -7292,7 +8182,43 @@
                 <w:sz w:val="28"/>
                 <w:szCs w:val="28"/>
               </w:rPr>
-              <w:t>const sql = require('mssql/msnodesqlv8');</w:t>
+              <w:t xml:space="preserve">const </w:t>
+            </w:r>
+            <w:proofErr w:type="spellStart"/>
+            <w:r>
+              <w:rPr>
+                <w:rFonts w:eastAsia="Courier New"/>
+                <w:sz w:val="28"/>
+                <w:szCs w:val="28"/>
+              </w:rPr>
+              <w:t>sql</w:t>
+            </w:r>
+            <w:proofErr w:type="spellEnd"/>
+            <w:r>
+              <w:rPr>
+                <w:rFonts w:eastAsia="Courier New"/>
+                <w:sz w:val="28"/>
+                <w:szCs w:val="28"/>
+              </w:rPr>
+              <w:t xml:space="preserve"> = require('</w:t>
+            </w:r>
+            <w:proofErr w:type="spellStart"/>
+            <w:r>
+              <w:rPr>
+                <w:rFonts w:eastAsia="Courier New"/>
+                <w:sz w:val="28"/>
+                <w:szCs w:val="28"/>
+              </w:rPr>
+              <w:t>mssql</w:t>
+            </w:r>
+            <w:proofErr w:type="spellEnd"/>
+            <w:r>
+              <w:rPr>
+                <w:rFonts w:eastAsia="Courier New"/>
+                <w:sz w:val="28"/>
+                <w:szCs w:val="28"/>
+              </w:rPr>
+              <w:t>/msnodesqlv8');</w:t>
             </w:r>
           </w:p>
           <w:p>
@@ -7309,7 +8235,25 @@
                 <w:sz w:val="28"/>
                 <w:szCs w:val="28"/>
               </w:rPr>
-              <w:t>const dbConfig = {</w:t>
+              <w:t xml:space="preserve">const </w:t>
+            </w:r>
+            <w:proofErr w:type="spellStart"/>
+            <w:r>
+              <w:rPr>
+                <w:rFonts w:eastAsia="Courier New"/>
+                <w:sz w:val="28"/>
+                <w:szCs w:val="28"/>
+              </w:rPr>
+              <w:t>dbConfig</w:t>
+            </w:r>
+            <w:proofErr w:type="spellEnd"/>
+            <w:r>
+              <w:rPr>
+                <w:rFonts w:eastAsia="Courier New"/>
+                <w:sz w:val="28"/>
+                <w:szCs w:val="28"/>
+              </w:rPr>
+              <w:t xml:space="preserve"> = {</w:t>
             </w:r>
           </w:p>
           <w:p>
@@ -7326,7 +8270,43 @@
                 <w:sz w:val="28"/>
                 <w:szCs w:val="28"/>
               </w:rPr>
-              <w:t xml:space="preserve">  server: process.env.DB_SERVER ? `${process.env.DB_SERVER}\\SQLEXPRESS` : 'localhost\\SQLEXPRESS',</w:t>
+              <w:t xml:space="preserve">  server: </w:t>
+            </w:r>
+            <w:proofErr w:type="spellStart"/>
+            <w:r>
+              <w:rPr>
+                <w:rFonts w:eastAsia="Courier New"/>
+                <w:sz w:val="28"/>
+                <w:szCs w:val="28"/>
+              </w:rPr>
+              <w:t>process.env.DB_SERVER</w:t>
+            </w:r>
+            <w:proofErr w:type="spellEnd"/>
+            <w:r>
+              <w:rPr>
+                <w:rFonts w:eastAsia="Courier New"/>
+                <w:sz w:val="28"/>
+                <w:szCs w:val="28"/>
+              </w:rPr>
+              <w:t xml:space="preserve"> ? `${</w:t>
+            </w:r>
+            <w:proofErr w:type="spellStart"/>
+            <w:r>
+              <w:rPr>
+                <w:rFonts w:eastAsia="Courier New"/>
+                <w:sz w:val="28"/>
+                <w:szCs w:val="28"/>
+              </w:rPr>
+              <w:t>process.env.DB_SERVER</w:t>
+            </w:r>
+            <w:proofErr w:type="spellEnd"/>
+            <w:r>
+              <w:rPr>
+                <w:rFonts w:eastAsia="Courier New"/>
+                <w:sz w:val="28"/>
+                <w:szCs w:val="28"/>
+              </w:rPr>
+              <w:t>}\\SQLEXPRESS` : 'localhost\\SQLEXPRESS',</w:t>
             </w:r>
           </w:p>
           <w:p>
@@ -7343,7 +8323,43 @@
                 <w:sz w:val="28"/>
                 <w:szCs w:val="28"/>
               </w:rPr>
-              <w:t xml:space="preserve">  database: process.env.DB_DATABASE || 'Clothy_DataBase',</w:t>
+              <w:t xml:space="preserve">  database: </w:t>
+            </w:r>
+            <w:proofErr w:type="spellStart"/>
+            <w:r>
+              <w:rPr>
+                <w:rFonts w:eastAsia="Courier New"/>
+                <w:sz w:val="28"/>
+                <w:szCs w:val="28"/>
+              </w:rPr>
+              <w:t>process.env.DB_DATABASE</w:t>
+            </w:r>
+            <w:proofErr w:type="spellEnd"/>
+            <w:r>
+              <w:rPr>
+                <w:rFonts w:eastAsia="Courier New"/>
+                <w:sz w:val="28"/>
+                <w:szCs w:val="28"/>
+              </w:rPr>
+              <w:t xml:space="preserve"> || '</w:t>
+            </w:r>
+            <w:proofErr w:type="spellStart"/>
+            <w:r>
+              <w:rPr>
+                <w:rFonts w:eastAsia="Courier New"/>
+                <w:sz w:val="28"/>
+                <w:szCs w:val="28"/>
+              </w:rPr>
+              <w:t>Clothy_DataBase</w:t>
+            </w:r>
+            <w:proofErr w:type="spellEnd"/>
+            <w:r>
+              <w:rPr>
+                <w:rFonts w:eastAsia="Courier New"/>
+                <w:sz w:val="28"/>
+                <w:szCs w:val="28"/>
+              </w:rPr>
+              <w:t>',</w:t>
             </w:r>
           </w:p>
           <w:p>
@@ -7377,7 +8393,43 @@
                 <w:sz w:val="28"/>
                 <w:szCs w:val="28"/>
               </w:rPr>
-              <w:t xml:space="preserve">  options: { trustedConnection: true, trustServerCertificate: true },</w:t>
+              <w:t xml:space="preserve">  options: { </w:t>
+            </w:r>
+            <w:proofErr w:type="spellStart"/>
+            <w:r>
+              <w:rPr>
+                <w:rFonts w:eastAsia="Courier New"/>
+                <w:sz w:val="28"/>
+                <w:szCs w:val="28"/>
+              </w:rPr>
+              <w:t>trustedConnection</w:t>
+            </w:r>
+            <w:proofErr w:type="spellEnd"/>
+            <w:r>
+              <w:rPr>
+                <w:rFonts w:eastAsia="Courier New"/>
+                <w:sz w:val="28"/>
+                <w:szCs w:val="28"/>
+              </w:rPr>
+              <w:t xml:space="preserve">: true, </w:t>
+            </w:r>
+            <w:proofErr w:type="spellStart"/>
+            <w:r>
+              <w:rPr>
+                <w:rFonts w:eastAsia="Courier New"/>
+                <w:sz w:val="28"/>
+                <w:szCs w:val="28"/>
+              </w:rPr>
+              <w:t>trustServerCertificate</w:t>
+            </w:r>
+            <w:proofErr w:type="spellEnd"/>
+            <w:r>
+              <w:rPr>
+                <w:rFonts w:eastAsia="Courier New"/>
+                <w:sz w:val="28"/>
+                <w:szCs w:val="28"/>
+              </w:rPr>
+              <w:t>: true },</w:t>
             </w:r>
           </w:p>
           <w:p>
@@ -7411,7 +8463,25 @@
                 <w:sz w:val="28"/>
                 <w:szCs w:val="28"/>
               </w:rPr>
-              <w:t>async function getPool() {</w:t>
+              <w:t xml:space="preserve">async function </w:t>
+            </w:r>
+            <w:proofErr w:type="spellStart"/>
+            <w:r>
+              <w:rPr>
+                <w:rFonts w:eastAsia="Courier New"/>
+                <w:sz w:val="28"/>
+                <w:szCs w:val="28"/>
+              </w:rPr>
+              <w:t>getPool</w:t>
+            </w:r>
+            <w:proofErr w:type="spellEnd"/>
+            <w:r>
+              <w:rPr>
+                <w:rFonts w:eastAsia="Courier New"/>
+                <w:sz w:val="28"/>
+                <w:szCs w:val="28"/>
+              </w:rPr>
+              <w:t>() {</w:t>
             </w:r>
           </w:p>
           <w:p>
@@ -7445,7 +8515,43 @@
                 <w:sz w:val="28"/>
                 <w:szCs w:val="28"/>
               </w:rPr>
-              <w:t xml:space="preserve">    return await sql.connect(dbConfig);</w:t>
+              <w:t xml:space="preserve">    return await </w:t>
+            </w:r>
+            <w:proofErr w:type="spellStart"/>
+            <w:r>
+              <w:rPr>
+                <w:rFonts w:eastAsia="Courier New"/>
+                <w:sz w:val="28"/>
+                <w:szCs w:val="28"/>
+              </w:rPr>
+              <w:t>sql.connect</w:t>
+            </w:r>
+            <w:proofErr w:type="spellEnd"/>
+            <w:r>
+              <w:rPr>
+                <w:rFonts w:eastAsia="Courier New"/>
+                <w:sz w:val="28"/>
+                <w:szCs w:val="28"/>
+              </w:rPr>
+              <w:t>(</w:t>
+            </w:r>
+            <w:proofErr w:type="spellStart"/>
+            <w:r>
+              <w:rPr>
+                <w:rFonts w:eastAsia="Courier New"/>
+                <w:sz w:val="28"/>
+                <w:szCs w:val="28"/>
+              </w:rPr>
+              <w:t>dbConfig</w:t>
+            </w:r>
+            <w:proofErr w:type="spellEnd"/>
+            <w:r>
+              <w:rPr>
+                <w:rFonts w:eastAsia="Courier New"/>
+                <w:sz w:val="28"/>
+                <w:szCs w:val="28"/>
+              </w:rPr>
+              <w:t>);</w:t>
             </w:r>
           </w:p>
           <w:p>
@@ -7479,7 +8585,43 @@
                 <w:sz w:val="28"/>
                 <w:szCs w:val="28"/>
               </w:rPr>
-              <w:t xml:space="preserve">    throw new DatabaseException(err.message);</w:t>
+              <w:t xml:space="preserve">    throw new </w:t>
+            </w:r>
+            <w:proofErr w:type="spellStart"/>
+            <w:r>
+              <w:rPr>
+                <w:rFonts w:eastAsia="Courier New"/>
+                <w:sz w:val="28"/>
+                <w:szCs w:val="28"/>
+              </w:rPr>
+              <w:t>DatabaseException</w:t>
+            </w:r>
+            <w:proofErr w:type="spellEnd"/>
+            <w:r>
+              <w:rPr>
+                <w:rFonts w:eastAsia="Courier New"/>
+                <w:sz w:val="28"/>
+                <w:szCs w:val="28"/>
+              </w:rPr>
+              <w:t>(</w:t>
+            </w:r>
+            <w:proofErr w:type="spellStart"/>
+            <w:r>
+              <w:rPr>
+                <w:rFonts w:eastAsia="Courier New"/>
+                <w:sz w:val="28"/>
+                <w:szCs w:val="28"/>
+              </w:rPr>
+              <w:t>err.message</w:t>
+            </w:r>
+            <w:proofErr w:type="spellEnd"/>
+            <w:r>
+              <w:rPr>
+                <w:rFonts w:eastAsia="Courier New"/>
+                <w:sz w:val="28"/>
+                <w:szCs w:val="28"/>
+              </w:rPr>
+              <w:t>);</w:t>
             </w:r>
           </w:p>
           <w:p>
@@ -7525,7 +8667,15 @@
         <w:t xml:space="preserve">นำเข้า </w:t>
       </w:r>
       <w:r>
-        <w:t>library mssql/msnodesqlv8 </w:t>
+        <w:t>library </w:t>
+      </w:r>
+      <w:proofErr w:type="spellStart"/>
+      <w:r>
+        <w:t>mssql</w:t>
+      </w:r>
+      <w:proofErr w:type="spellEnd"/>
+      <w:r>
+        <w:t>/msnodesqlv8 </w:t>
       </w:r>
       <w:r>
         <w:rPr>
@@ -7543,7 +8693,15 @@
         <w:t>กำหนดค่าการเชื่อมต่อใน</w:t>
       </w:r>
       <w:r>
-        <w:t> dbConfig </w:t>
+        <w:t> </w:t>
+      </w:r>
+      <w:proofErr w:type="spellStart"/>
+      <w:r>
+        <w:t>dbConfig</w:t>
+      </w:r>
+      <w:proofErr w:type="spellEnd"/>
+      <w:r>
+        <w:t> </w:t>
       </w:r>
       <w:r>
         <w:rPr>
@@ -7597,7 +8755,15 @@
         <w:t>และ</w:t>
       </w:r>
       <w:r>
-        <w:t> Clothy_DataBase </w:t>
+        <w:t> </w:t>
+      </w:r>
+      <w:proofErr w:type="spellStart"/>
+      <w:r>
+        <w:t>Clothy_DataBase</w:t>
+      </w:r>
+      <w:proofErr w:type="spellEnd"/>
+      <w:r>
+        <w:t> </w:t>
       </w:r>
       <w:r>
         <w:rPr>
@@ -7606,7 +8772,15 @@
         <w:t>ใช้</w:t>
       </w:r>
       <w:r>
-        <w:t> trustedConnection: true </w:t>
+        <w:t> </w:t>
+      </w:r>
+      <w:proofErr w:type="spellStart"/>
+      <w:r>
+        <w:t>trustedConnection</w:t>
+      </w:r>
+      <w:proofErr w:type="spellEnd"/>
+      <w:r>
+        <w:t>: true </w:t>
       </w:r>
       <w:r>
         <w:rPr>
@@ -7633,7 +8807,15 @@
         <w:t>ฟังก์ชัน</w:t>
       </w:r>
       <w:r>
-        <w:t> getPool() </w:t>
+        <w:t> </w:t>
+      </w:r>
+      <w:proofErr w:type="spellStart"/>
+      <w:r>
+        <w:t>getPool</w:t>
+      </w:r>
+      <w:proofErr w:type="spellEnd"/>
+      <w:r>
+        <w:t>() </w:t>
       </w:r>
       <w:r>
         <w:rPr>
@@ -7709,13 +8891,41 @@
                 <w:szCs w:val="28"/>
               </w:rPr>
             </w:pPr>
-            <w:r>
-              <w:rPr>
-                <w:rFonts w:eastAsia="Courier New"/>
-                <w:sz w:val="28"/>
-                <w:szCs w:val="28"/>
-              </w:rPr>
-              <w:t>app.get('/api/customers', async (req, res, next) =&gt; {</w:t>
+            <w:proofErr w:type="spellStart"/>
+            <w:r>
+              <w:rPr>
+                <w:rFonts w:eastAsia="Courier New"/>
+                <w:sz w:val="28"/>
+                <w:szCs w:val="28"/>
+              </w:rPr>
+              <w:t>app.get</w:t>
+            </w:r>
+            <w:proofErr w:type="spellEnd"/>
+            <w:r>
+              <w:rPr>
+                <w:rFonts w:eastAsia="Courier New"/>
+                <w:sz w:val="28"/>
+                <w:szCs w:val="28"/>
+              </w:rPr>
+              <w:t>('/</w:t>
+            </w:r>
+            <w:proofErr w:type="spellStart"/>
+            <w:r>
+              <w:rPr>
+                <w:rFonts w:eastAsia="Courier New"/>
+                <w:sz w:val="28"/>
+                <w:szCs w:val="28"/>
+              </w:rPr>
+              <w:t>api</w:t>
+            </w:r>
+            <w:proofErr w:type="spellEnd"/>
+            <w:r>
+              <w:rPr>
+                <w:rFonts w:eastAsia="Courier New"/>
+                <w:sz w:val="28"/>
+                <w:szCs w:val="28"/>
+              </w:rPr>
+              <w:t>/customers', async (req, res, next) =&gt; {</w:t>
             </w:r>
           </w:p>
           <w:p>
@@ -7749,7 +8959,25 @@
                 <w:sz w:val="28"/>
                 <w:szCs w:val="28"/>
               </w:rPr>
-              <w:t xml:space="preserve">    const customers = await customerRepo.findAll();</w:t>
+              <w:t xml:space="preserve">    const customers = await </w:t>
+            </w:r>
+            <w:proofErr w:type="spellStart"/>
+            <w:r>
+              <w:rPr>
+                <w:rFonts w:eastAsia="Courier New"/>
+                <w:sz w:val="28"/>
+                <w:szCs w:val="28"/>
+              </w:rPr>
+              <w:t>customerRepo.findAll</w:t>
+            </w:r>
+            <w:proofErr w:type="spellEnd"/>
+            <w:r>
+              <w:rPr>
+                <w:rFonts w:eastAsia="Courier New"/>
+                <w:sz w:val="28"/>
+                <w:szCs w:val="28"/>
+              </w:rPr>
+              <w:t>();</w:t>
             </w:r>
           </w:p>
           <w:p>
@@ -7766,7 +8994,43 @@
                 <w:sz w:val="28"/>
                 <w:szCs w:val="28"/>
               </w:rPr>
-              <w:t xml:space="preserve">    res.json(customers.map(c =&gt; ({</w:t>
+              <w:t xml:space="preserve">    </w:t>
+            </w:r>
+            <w:proofErr w:type="spellStart"/>
+            <w:r>
+              <w:rPr>
+                <w:rFonts w:eastAsia="Courier New"/>
+                <w:sz w:val="28"/>
+                <w:szCs w:val="28"/>
+              </w:rPr>
+              <w:t>res.json</w:t>
+            </w:r>
+            <w:proofErr w:type="spellEnd"/>
+            <w:r>
+              <w:rPr>
+                <w:rFonts w:eastAsia="Courier New"/>
+                <w:sz w:val="28"/>
+                <w:szCs w:val="28"/>
+              </w:rPr>
+              <w:t>(</w:t>
+            </w:r>
+            <w:proofErr w:type="spellStart"/>
+            <w:r>
+              <w:rPr>
+                <w:rFonts w:eastAsia="Courier New"/>
+                <w:sz w:val="28"/>
+                <w:szCs w:val="28"/>
+              </w:rPr>
+              <w:t>customers.map</w:t>
+            </w:r>
+            <w:proofErr w:type="spellEnd"/>
+            <w:r>
+              <w:rPr>
+                <w:rFonts w:eastAsia="Courier New"/>
+                <w:sz w:val="28"/>
+                <w:szCs w:val="28"/>
+              </w:rPr>
+              <w:t>(c =&gt; ({</w:t>
             </w:r>
           </w:p>
           <w:p>
@@ -7783,7 +9047,61 @@
                 <w:sz w:val="28"/>
                 <w:szCs w:val="28"/>
               </w:rPr>
-              <w:t xml:space="preserve">      CustomerID: c.getId(), Name: c.getName(),</w:t>
+              <w:t xml:space="preserve">      </w:t>
+            </w:r>
+            <w:proofErr w:type="spellStart"/>
+            <w:r>
+              <w:rPr>
+                <w:rFonts w:eastAsia="Courier New"/>
+                <w:sz w:val="28"/>
+                <w:szCs w:val="28"/>
+              </w:rPr>
+              <w:t>CustomerID</w:t>
+            </w:r>
+            <w:proofErr w:type="spellEnd"/>
+            <w:r>
+              <w:rPr>
+                <w:rFonts w:eastAsia="Courier New"/>
+                <w:sz w:val="28"/>
+                <w:szCs w:val="28"/>
+              </w:rPr>
+              <w:t xml:space="preserve">: </w:t>
+            </w:r>
+            <w:proofErr w:type="spellStart"/>
+            <w:r>
+              <w:rPr>
+                <w:rFonts w:eastAsia="Courier New"/>
+                <w:sz w:val="28"/>
+                <w:szCs w:val="28"/>
+              </w:rPr>
+              <w:t>c.getId</w:t>
+            </w:r>
+            <w:proofErr w:type="spellEnd"/>
+            <w:r>
+              <w:rPr>
+                <w:rFonts w:eastAsia="Courier New"/>
+                <w:sz w:val="28"/>
+                <w:szCs w:val="28"/>
+              </w:rPr>
+              <w:t xml:space="preserve">(), Name: </w:t>
+            </w:r>
+            <w:proofErr w:type="spellStart"/>
+            <w:r>
+              <w:rPr>
+                <w:rFonts w:eastAsia="Courier New"/>
+                <w:sz w:val="28"/>
+                <w:szCs w:val="28"/>
+              </w:rPr>
+              <w:t>c.getName</w:t>
+            </w:r>
+            <w:proofErr w:type="spellEnd"/>
+            <w:r>
+              <w:rPr>
+                <w:rFonts w:eastAsia="Courier New"/>
+                <w:sz w:val="28"/>
+                <w:szCs w:val="28"/>
+              </w:rPr>
+              <w:t>(),</w:t>
             </w:r>
           </w:p>
           <w:p>
@@ -7800,7 +9118,43 @@
                 <w:sz w:val="28"/>
                 <w:szCs w:val="28"/>
               </w:rPr>
-              <w:t xml:space="preserve">      Phone: c.getPhone(),   Department: c.getDepartment(),</w:t>
+              <w:t xml:space="preserve">      Phone: </w:t>
+            </w:r>
+            <w:proofErr w:type="spellStart"/>
+            <w:r>
+              <w:rPr>
+                <w:rFonts w:eastAsia="Courier New"/>
+                <w:sz w:val="28"/>
+                <w:szCs w:val="28"/>
+              </w:rPr>
+              <w:t>c.getPhone</w:t>
+            </w:r>
+            <w:proofErr w:type="spellEnd"/>
+            <w:r>
+              <w:rPr>
+                <w:rFonts w:eastAsia="Courier New"/>
+                <w:sz w:val="28"/>
+                <w:szCs w:val="28"/>
+              </w:rPr>
+              <w:t xml:space="preserve">(),   Department: </w:t>
+            </w:r>
+            <w:proofErr w:type="spellStart"/>
+            <w:r>
+              <w:rPr>
+                <w:rFonts w:eastAsia="Courier New"/>
+                <w:sz w:val="28"/>
+                <w:szCs w:val="28"/>
+              </w:rPr>
+              <w:t>c.getDepartment</w:t>
+            </w:r>
+            <w:proofErr w:type="spellEnd"/>
+            <w:r>
+              <w:rPr>
+                <w:rFonts w:eastAsia="Courier New"/>
+                <w:sz w:val="28"/>
+                <w:szCs w:val="28"/>
+              </w:rPr>
+              <w:t>(),</w:t>
             </w:r>
           </w:p>
           <w:p>
@@ -7817,7 +9171,25 @@
                 <w:sz w:val="28"/>
                 <w:szCs w:val="28"/>
               </w:rPr>
-              <w:t xml:space="preserve">      Address: c.getAddress(),</w:t>
+              <w:t xml:space="preserve">      Address: </w:t>
+            </w:r>
+            <w:proofErr w:type="spellStart"/>
+            <w:r>
+              <w:rPr>
+                <w:rFonts w:eastAsia="Courier New"/>
+                <w:sz w:val="28"/>
+                <w:szCs w:val="28"/>
+              </w:rPr>
+              <w:t>c.getAddress</w:t>
+            </w:r>
+            <w:proofErr w:type="spellEnd"/>
+            <w:r>
+              <w:rPr>
+                <w:rFonts w:eastAsia="Courier New"/>
+                <w:sz w:val="28"/>
+                <w:szCs w:val="28"/>
+              </w:rPr>
+              <w:t>(),</w:t>
             </w:r>
           </w:p>
           <w:p>
@@ -7896,6 +9268,7 @@
               </w:rPr>
               <w:t xml:space="preserve">ใน </w:t>
             </w:r>
+            <w:proofErr w:type="spellStart"/>
             <w:r>
               <w:rPr>
                 <w:rFonts w:eastAsia="Courier New"/>
@@ -7904,15 +9277,34 @@
               </w:rPr>
               <w:t>CustomerRepository</w:t>
             </w:r>
-          </w:p>
-          <w:p>
-            <w:r>
-              <w:rPr>
-                <w:rFonts w:eastAsia="Courier New"/>
-                <w:sz w:val="28"/>
-                <w:szCs w:val="28"/>
-              </w:rPr>
-              <w:t>const result = await pool.request().query('SELECT * FROM Customers');</w:t>
+            <w:proofErr w:type="spellEnd"/>
+          </w:p>
+          <w:p>
+            <w:r>
+              <w:rPr>
+                <w:rFonts w:eastAsia="Courier New"/>
+                <w:sz w:val="28"/>
+                <w:szCs w:val="28"/>
+              </w:rPr>
+              <w:t xml:space="preserve">const result = await </w:t>
+            </w:r>
+            <w:proofErr w:type="spellStart"/>
+            <w:r>
+              <w:rPr>
+                <w:rFonts w:eastAsia="Courier New"/>
+                <w:sz w:val="28"/>
+                <w:szCs w:val="28"/>
+              </w:rPr>
+              <w:t>pool.request</w:t>
+            </w:r>
+            <w:proofErr w:type="spellEnd"/>
+            <w:r>
+              <w:rPr>
+                <w:rFonts w:eastAsia="Courier New"/>
+                <w:sz w:val="28"/>
+                <w:szCs w:val="28"/>
+              </w:rPr>
+              <w:t>().query('SELECT * FROM Customers');</w:t>
             </w:r>
           </w:p>
         </w:tc>
@@ -7938,7 +9330,15 @@
         <w:t>มาที่</w:t>
       </w:r>
       <w:r>
-        <w:t> /api/customers </w:t>
+        <w:t> /</w:t>
+      </w:r>
+      <w:proofErr w:type="spellStart"/>
+      <w:r>
+        <w:t>api</w:t>
+      </w:r>
+      <w:proofErr w:type="spellEnd"/>
+      <w:r>
+        <w:t>/customers </w:t>
       </w:r>
       <w:r>
         <w:rPr>
@@ -7947,7 +9347,15 @@
         <w:t>ระบบจะเรียก</w:t>
       </w:r>
       <w:r>
-        <w:t> customerRepo.findAll() </w:t>
+        <w:t> </w:t>
+      </w:r>
+      <w:proofErr w:type="spellStart"/>
+      <w:r>
+        <w:t>customerRepo.findAll</w:t>
+      </w:r>
+      <w:proofErr w:type="spellEnd"/>
+      <w:r>
+        <w:t>() </w:t>
       </w:r>
       <w:r>
         <w:rPr>
@@ -8044,13 +9452,41 @@
                 <w:szCs w:val="28"/>
               </w:rPr>
             </w:pPr>
-            <w:r>
-              <w:rPr>
-                <w:rFonts w:eastAsia="Courier New"/>
-                <w:sz w:val="28"/>
-                <w:szCs w:val="28"/>
-              </w:rPr>
-              <w:t>app.post('/api/customers', async (req, res, next) =&gt; {</w:t>
+            <w:proofErr w:type="spellStart"/>
+            <w:r>
+              <w:rPr>
+                <w:rFonts w:eastAsia="Courier New"/>
+                <w:sz w:val="28"/>
+                <w:szCs w:val="28"/>
+              </w:rPr>
+              <w:t>app.post</w:t>
+            </w:r>
+            <w:proofErr w:type="spellEnd"/>
+            <w:r>
+              <w:rPr>
+                <w:rFonts w:eastAsia="Courier New"/>
+                <w:sz w:val="28"/>
+                <w:szCs w:val="28"/>
+              </w:rPr>
+              <w:t>('/</w:t>
+            </w:r>
+            <w:proofErr w:type="spellStart"/>
+            <w:r>
+              <w:rPr>
+                <w:rFonts w:eastAsia="Courier New"/>
+                <w:sz w:val="28"/>
+                <w:szCs w:val="28"/>
+              </w:rPr>
+              <w:t>api</w:t>
+            </w:r>
+            <w:proofErr w:type="spellEnd"/>
+            <w:r>
+              <w:rPr>
+                <w:rFonts w:eastAsia="Courier New"/>
+                <w:sz w:val="28"/>
+                <w:szCs w:val="28"/>
+              </w:rPr>
+              <w:t>/customers', async (req, res, next) =&gt; {</w:t>
             </w:r>
           </w:p>
           <w:p>
@@ -8084,7 +9520,25 @@
                 <w:sz w:val="28"/>
                 <w:szCs w:val="28"/>
               </w:rPr>
-              <w:t xml:space="preserve">    const { name, phone, dept, address } = req.body;</w:t>
+              <w:t xml:space="preserve">    const { name, phone, dept, address } = </w:t>
+            </w:r>
+            <w:proofErr w:type="spellStart"/>
+            <w:r>
+              <w:rPr>
+                <w:rFonts w:eastAsia="Courier New"/>
+                <w:sz w:val="28"/>
+                <w:szCs w:val="28"/>
+              </w:rPr>
+              <w:t>req.body</w:t>
+            </w:r>
+            <w:proofErr w:type="spellEnd"/>
+            <w:r>
+              <w:rPr>
+                <w:rFonts w:eastAsia="Courier New"/>
+                <w:sz w:val="28"/>
+                <w:szCs w:val="28"/>
+              </w:rPr>
+              <w:t>;</w:t>
             </w:r>
           </w:p>
           <w:p>
@@ -8101,7 +9555,25 @@
                 <w:sz w:val="28"/>
                 <w:szCs w:val="28"/>
               </w:rPr>
-              <w:t xml:space="preserve">    const customer = await customerRepo.create(name, phone, dept, address);</w:t>
+              <w:t xml:space="preserve">    const customer = await </w:t>
+            </w:r>
+            <w:proofErr w:type="spellStart"/>
+            <w:r>
+              <w:rPr>
+                <w:rFonts w:eastAsia="Courier New"/>
+                <w:sz w:val="28"/>
+                <w:szCs w:val="28"/>
+              </w:rPr>
+              <w:t>customerRepo.create</w:t>
+            </w:r>
+            <w:proofErr w:type="spellEnd"/>
+            <w:r>
+              <w:rPr>
+                <w:rFonts w:eastAsia="Courier New"/>
+                <w:sz w:val="28"/>
+                <w:szCs w:val="28"/>
+              </w:rPr>
+              <w:t>(name, phone, dept, address);</w:t>
             </w:r>
           </w:p>
           <w:p>
@@ -8118,7 +9590,43 @@
                 <w:sz w:val="28"/>
                 <w:szCs w:val="28"/>
               </w:rPr>
-              <w:t xml:space="preserve">    res.status(201).json({ message: '</w:t>
+              <w:t xml:space="preserve">    </w:t>
+            </w:r>
+            <w:proofErr w:type="spellStart"/>
+            <w:r>
+              <w:rPr>
+                <w:rFonts w:eastAsia="Courier New"/>
+                <w:sz w:val="28"/>
+                <w:szCs w:val="28"/>
+              </w:rPr>
+              <w:t>res.status</w:t>
+            </w:r>
+            <w:proofErr w:type="spellEnd"/>
+            <w:r>
+              <w:rPr>
+                <w:rFonts w:eastAsia="Courier New"/>
+                <w:sz w:val="28"/>
+                <w:szCs w:val="28"/>
+              </w:rPr>
+              <w:t>(201).</w:t>
+            </w:r>
+            <w:proofErr w:type="spellStart"/>
+            <w:r>
+              <w:rPr>
+                <w:rFonts w:eastAsia="Courier New"/>
+                <w:sz w:val="28"/>
+                <w:szCs w:val="28"/>
+              </w:rPr>
+              <w:t>json</w:t>
+            </w:r>
+            <w:proofErr w:type="spellEnd"/>
+            <w:r>
+              <w:rPr>
+                <w:rFonts w:eastAsia="Courier New"/>
+                <w:sz w:val="28"/>
+                <w:szCs w:val="28"/>
+              </w:rPr>
+              <w:t>({ message: '</w:t>
             </w:r>
             <w:r>
               <w:rPr>
@@ -8135,7 +9643,43 @@
                 <w:sz w:val="28"/>
                 <w:szCs w:val="28"/>
               </w:rPr>
-              <w:t>', customerId: customer.getId() });</w:t>
+              <w:t xml:space="preserve">', </w:t>
+            </w:r>
+            <w:proofErr w:type="spellStart"/>
+            <w:r>
+              <w:rPr>
+                <w:rFonts w:eastAsia="Courier New"/>
+                <w:sz w:val="28"/>
+                <w:szCs w:val="28"/>
+              </w:rPr>
+              <w:t>customerId</w:t>
+            </w:r>
+            <w:proofErr w:type="spellEnd"/>
+            <w:r>
+              <w:rPr>
+                <w:rFonts w:eastAsia="Courier New"/>
+                <w:sz w:val="28"/>
+                <w:szCs w:val="28"/>
+              </w:rPr>
+              <w:t xml:space="preserve">: </w:t>
+            </w:r>
+            <w:proofErr w:type="spellStart"/>
+            <w:r>
+              <w:rPr>
+                <w:rFonts w:eastAsia="Courier New"/>
+                <w:sz w:val="28"/>
+                <w:szCs w:val="28"/>
+              </w:rPr>
+              <w:t>customer.getId</w:t>
+            </w:r>
+            <w:proofErr w:type="spellEnd"/>
+            <w:r>
+              <w:rPr>
+                <w:rFonts w:eastAsia="Courier New"/>
+                <w:sz w:val="28"/>
+                <w:szCs w:val="28"/>
+              </w:rPr>
+              <w:t>() });</w:t>
             </w:r>
           </w:p>
           <w:p>
@@ -8207,6 +9751,7 @@
               </w:rPr>
               <w:t xml:space="preserve">ใน </w:t>
             </w:r>
+            <w:proofErr w:type="spellStart"/>
             <w:r>
               <w:rPr>
                 <w:rFonts w:eastAsia="Courier New"/>
@@ -8215,6 +9760,7 @@
               </w:rPr>
               <w:t>CustomerRepository</w:t>
             </w:r>
+            <w:proofErr w:type="spellEnd"/>
           </w:p>
           <w:p>
             <w:pPr>
@@ -8230,7 +9776,25 @@
                 <w:sz w:val="28"/>
                 <w:szCs w:val="28"/>
               </w:rPr>
-              <w:t>const id = 'c' + Date.now();</w:t>
+              <w:t xml:space="preserve">const id = 'c' + </w:t>
+            </w:r>
+            <w:proofErr w:type="spellStart"/>
+            <w:r>
+              <w:rPr>
+                <w:rFonts w:eastAsia="Courier New"/>
+                <w:sz w:val="28"/>
+                <w:szCs w:val="28"/>
+              </w:rPr>
+              <w:t>Date.now</w:t>
+            </w:r>
+            <w:proofErr w:type="spellEnd"/>
+            <w:r>
+              <w:rPr>
+                <w:rFonts w:eastAsia="Courier New"/>
+                <w:sz w:val="28"/>
+                <w:szCs w:val="28"/>
+              </w:rPr>
+              <w:t>();</w:t>
             </w:r>
           </w:p>
           <w:p>
@@ -8247,7 +9811,25 @@
                 <w:sz w:val="28"/>
                 <w:szCs w:val="28"/>
               </w:rPr>
-              <w:t>await pool.request()</w:t>
+              <w:t xml:space="preserve">await </w:t>
+            </w:r>
+            <w:proofErr w:type="spellStart"/>
+            <w:r>
+              <w:rPr>
+                <w:rFonts w:eastAsia="Courier New"/>
+                <w:sz w:val="28"/>
+                <w:szCs w:val="28"/>
+              </w:rPr>
+              <w:t>pool.request</w:t>
+            </w:r>
+            <w:proofErr w:type="spellEnd"/>
+            <w:r>
+              <w:rPr>
+                <w:rFonts w:eastAsia="Courier New"/>
+                <w:sz w:val="28"/>
+                <w:szCs w:val="28"/>
+              </w:rPr>
+              <w:t>()</w:t>
             </w:r>
           </w:p>
           <w:p>
@@ -8264,7 +9846,43 @@
                 <w:sz w:val="28"/>
                 <w:szCs w:val="28"/>
               </w:rPr>
-              <w:t xml:space="preserve">  .input('CustomerID', sql.VarChar(20),      id)</w:t>
+              <w:t xml:space="preserve">  .input('</w:t>
+            </w:r>
+            <w:proofErr w:type="spellStart"/>
+            <w:r>
+              <w:rPr>
+                <w:rFonts w:eastAsia="Courier New"/>
+                <w:sz w:val="28"/>
+                <w:szCs w:val="28"/>
+              </w:rPr>
+              <w:t>CustomerID</w:t>
+            </w:r>
+            <w:proofErr w:type="spellEnd"/>
+            <w:r>
+              <w:rPr>
+                <w:rFonts w:eastAsia="Courier New"/>
+                <w:sz w:val="28"/>
+                <w:szCs w:val="28"/>
+              </w:rPr>
+              <w:t xml:space="preserve">', </w:t>
+            </w:r>
+            <w:proofErr w:type="spellStart"/>
+            <w:r>
+              <w:rPr>
+                <w:rFonts w:eastAsia="Courier New"/>
+                <w:sz w:val="28"/>
+                <w:szCs w:val="28"/>
+              </w:rPr>
+              <w:t>sql.VarChar</w:t>
+            </w:r>
+            <w:proofErr w:type="spellEnd"/>
+            <w:r>
+              <w:rPr>
+                <w:rFonts w:eastAsia="Courier New"/>
+                <w:sz w:val="28"/>
+                <w:szCs w:val="28"/>
+              </w:rPr>
+              <w:t>(20),      id)</w:t>
             </w:r>
           </w:p>
           <w:p>
@@ -8281,7 +9899,25 @@
                 <w:sz w:val="28"/>
                 <w:szCs w:val="28"/>
               </w:rPr>
-              <w:t xml:space="preserve">  .input('Name',       sql.NVarChar(100),    name)</w:t>
+              <w:t xml:space="preserve">  .input('Name',       </w:t>
+            </w:r>
+            <w:proofErr w:type="spellStart"/>
+            <w:r>
+              <w:rPr>
+                <w:rFonts w:eastAsia="Courier New"/>
+                <w:sz w:val="28"/>
+                <w:szCs w:val="28"/>
+              </w:rPr>
+              <w:t>sql.NVarChar</w:t>
+            </w:r>
+            <w:proofErr w:type="spellEnd"/>
+            <w:r>
+              <w:rPr>
+                <w:rFonts w:eastAsia="Courier New"/>
+                <w:sz w:val="28"/>
+                <w:szCs w:val="28"/>
+              </w:rPr>
+              <w:t>(100),    name)</w:t>
             </w:r>
           </w:p>
           <w:p>
@@ -8298,7 +9934,25 @@
                 <w:sz w:val="28"/>
                 <w:szCs w:val="28"/>
               </w:rPr>
-              <w:t xml:space="preserve">  .input('Phone',      sql.VarChar(15),      phone)</w:t>
+              <w:t xml:space="preserve">  .input('Phone',      </w:t>
+            </w:r>
+            <w:proofErr w:type="spellStart"/>
+            <w:r>
+              <w:rPr>
+                <w:rFonts w:eastAsia="Courier New"/>
+                <w:sz w:val="28"/>
+                <w:szCs w:val="28"/>
+              </w:rPr>
+              <w:t>sql.VarChar</w:t>
+            </w:r>
+            <w:proofErr w:type="spellEnd"/>
+            <w:r>
+              <w:rPr>
+                <w:rFonts w:eastAsia="Courier New"/>
+                <w:sz w:val="28"/>
+                <w:szCs w:val="28"/>
+              </w:rPr>
+              <w:t>(15),      phone)</w:t>
             </w:r>
           </w:p>
           <w:p>
@@ -8315,7 +9969,25 @@
                 <w:sz w:val="28"/>
                 <w:szCs w:val="28"/>
               </w:rPr>
-              <w:t xml:space="preserve">  .input('Department', sql.NVarChar(100),    dept || null)</w:t>
+              <w:t xml:space="preserve">  .input('Department', </w:t>
+            </w:r>
+            <w:proofErr w:type="spellStart"/>
+            <w:r>
+              <w:rPr>
+                <w:rFonts w:eastAsia="Courier New"/>
+                <w:sz w:val="28"/>
+                <w:szCs w:val="28"/>
+              </w:rPr>
+              <w:t>sql.NVarChar</w:t>
+            </w:r>
+            <w:proofErr w:type="spellEnd"/>
+            <w:r>
+              <w:rPr>
+                <w:rFonts w:eastAsia="Courier New"/>
+                <w:sz w:val="28"/>
+                <w:szCs w:val="28"/>
+              </w:rPr>
+              <w:t>(100),    dept || null)</w:t>
             </w:r>
           </w:p>
           <w:p>
@@ -8332,17 +10004,71 @@
                 <w:sz w:val="28"/>
                 <w:szCs w:val="28"/>
               </w:rPr>
-              <w:t xml:space="preserve">  .input('Address',    sql.NVarChar(sql.MAX), address || null)</w:t>
-            </w:r>
-          </w:p>
-          <w:p>
-            <w:r>
-              <w:rPr>
-                <w:rFonts w:eastAsia="Courier New"/>
-                <w:sz w:val="28"/>
-                <w:szCs w:val="28"/>
-              </w:rPr>
-              <w:t xml:space="preserve">  .query('INSERT INTO Customers (CustomerID,Name,Phone,Department,Address) VALUES (@CustomerID,@Name,@Phone,@Department,@Address)');</w:t>
+              <w:t xml:space="preserve">  .input('Address',    </w:t>
+            </w:r>
+            <w:proofErr w:type="spellStart"/>
+            <w:r>
+              <w:rPr>
+                <w:rFonts w:eastAsia="Courier New"/>
+                <w:sz w:val="28"/>
+                <w:szCs w:val="28"/>
+              </w:rPr>
+              <w:t>sql.NVarChar</w:t>
+            </w:r>
+            <w:proofErr w:type="spellEnd"/>
+            <w:r>
+              <w:rPr>
+                <w:rFonts w:eastAsia="Courier New"/>
+                <w:sz w:val="28"/>
+                <w:szCs w:val="28"/>
+              </w:rPr>
+              <w:t>(</w:t>
+            </w:r>
+            <w:proofErr w:type="spellStart"/>
+            <w:r>
+              <w:rPr>
+                <w:rFonts w:eastAsia="Courier New"/>
+                <w:sz w:val="28"/>
+                <w:szCs w:val="28"/>
+              </w:rPr>
+              <w:t>sql.MAX</w:t>
+            </w:r>
+            <w:proofErr w:type="spellEnd"/>
+            <w:r>
+              <w:rPr>
+                <w:rFonts w:eastAsia="Courier New"/>
+                <w:sz w:val="28"/>
+                <w:szCs w:val="28"/>
+              </w:rPr>
+              <w:t>), address || null)</w:t>
+            </w:r>
+          </w:p>
+          <w:p>
+            <w:r>
+              <w:rPr>
+                <w:rFonts w:eastAsia="Courier New"/>
+                <w:sz w:val="28"/>
+                <w:szCs w:val="28"/>
+              </w:rPr>
+              <w:t xml:space="preserve">  .query('INSERT INTO Customers (</w:t>
+            </w:r>
+            <w:proofErr w:type="spellStart"/>
+            <w:r>
+              <w:rPr>
+                <w:rFonts w:eastAsia="Courier New"/>
+                <w:sz w:val="28"/>
+                <w:szCs w:val="28"/>
+              </w:rPr>
+              <w:t>CustomerID,Name,Phone,Department,Address</w:t>
+            </w:r>
+            <w:proofErr w:type="spellEnd"/>
+            <w:r>
+              <w:rPr>
+                <w:rFonts w:eastAsia="Courier New"/>
+                <w:sz w:val="28"/>
+                <w:szCs w:val="28"/>
+              </w:rPr>
+              <w:t>) VALUES (@CustomerID,@Name,@Phone,@Department,@Address)');</w:t>
             </w:r>
           </w:p>
         </w:tc>
@@ -8360,7 +10086,15 @@
         <w:t>รับข้อมูลลูกค้า (ชื่อ เบอร์โทร แผนก ที่อยู่) จากเว็บผ่าน</w:t>
       </w:r>
       <w:r>
-        <w:t> req.body </w:t>
+        <w:t> </w:t>
+      </w:r>
+      <w:proofErr w:type="spellStart"/>
+      <w:r>
+        <w:t>req.body</w:t>
+      </w:r>
+      <w:proofErr w:type="spellEnd"/>
+      <w:r>
+        <w:t> </w:t>
       </w:r>
       <w:r>
         <w:rPr>
@@ -8378,7 +10112,15 @@
         <w:t>อัตโนมัติโดยใช้</w:t>
       </w:r>
       <w:r>
-        <w:t> 'c' + Date.now() </w:t>
+        <w:t xml:space="preserve"> 'c' + </w:t>
+      </w:r>
+      <w:proofErr w:type="spellStart"/>
+      <w:r>
+        <w:t>Date.now</w:t>
+      </w:r>
+      <w:proofErr w:type="spellEnd"/>
+      <w:r>
+        <w:t>() </w:t>
       </w:r>
       <w:r>
         <w:rPr>
@@ -8517,13 +10259,41 @@
                 <w:szCs w:val="28"/>
               </w:rPr>
             </w:pPr>
-            <w:r>
-              <w:rPr>
-                <w:rFonts w:eastAsia="Courier New"/>
-                <w:sz w:val="28"/>
-                <w:szCs w:val="28"/>
-              </w:rPr>
-              <w:t>app.put('/api/customers/:id/rename', async (req, res, next) =&gt; {</w:t>
+            <w:proofErr w:type="spellStart"/>
+            <w:r>
+              <w:rPr>
+                <w:rFonts w:eastAsia="Courier New"/>
+                <w:sz w:val="28"/>
+                <w:szCs w:val="28"/>
+              </w:rPr>
+              <w:t>app.put</w:t>
+            </w:r>
+            <w:proofErr w:type="spellEnd"/>
+            <w:r>
+              <w:rPr>
+                <w:rFonts w:eastAsia="Courier New"/>
+                <w:sz w:val="28"/>
+                <w:szCs w:val="28"/>
+              </w:rPr>
+              <w:t>('/</w:t>
+            </w:r>
+            <w:proofErr w:type="spellStart"/>
+            <w:r>
+              <w:rPr>
+                <w:rFonts w:eastAsia="Courier New"/>
+                <w:sz w:val="28"/>
+                <w:szCs w:val="28"/>
+              </w:rPr>
+              <w:t>api</w:t>
+            </w:r>
+            <w:proofErr w:type="spellEnd"/>
+            <w:r>
+              <w:rPr>
+                <w:rFonts w:eastAsia="Courier New"/>
+                <w:sz w:val="28"/>
+                <w:szCs w:val="28"/>
+              </w:rPr>
+              <w:t>/customers/:id/rename', async (req, res, next) =&gt; {</w:t>
             </w:r>
           </w:p>
           <w:p>
@@ -8557,7 +10327,43 @@
                 <w:sz w:val="28"/>
                 <w:szCs w:val="28"/>
               </w:rPr>
-              <w:t xml:space="preserve">    await customerRepo.rename(req.params.id, req.body.newName);</w:t>
+              <w:t xml:space="preserve">    await </w:t>
+            </w:r>
+            <w:proofErr w:type="spellStart"/>
+            <w:r>
+              <w:rPr>
+                <w:rFonts w:eastAsia="Courier New"/>
+                <w:sz w:val="28"/>
+                <w:szCs w:val="28"/>
+              </w:rPr>
+              <w:t>customerRepo.rename</w:t>
+            </w:r>
+            <w:proofErr w:type="spellEnd"/>
+            <w:r>
+              <w:rPr>
+                <w:rFonts w:eastAsia="Courier New"/>
+                <w:sz w:val="28"/>
+                <w:szCs w:val="28"/>
+              </w:rPr>
+              <w:t xml:space="preserve">(req.params.id, </w:t>
+            </w:r>
+            <w:proofErr w:type="spellStart"/>
+            <w:r>
+              <w:rPr>
+                <w:rFonts w:eastAsia="Courier New"/>
+                <w:sz w:val="28"/>
+                <w:szCs w:val="28"/>
+              </w:rPr>
+              <w:t>req.body.newName</w:t>
+            </w:r>
+            <w:proofErr w:type="spellEnd"/>
+            <w:r>
+              <w:rPr>
+                <w:rFonts w:eastAsia="Courier New"/>
+                <w:sz w:val="28"/>
+                <w:szCs w:val="28"/>
+              </w:rPr>
+              <w:t>);</w:t>
             </w:r>
           </w:p>
           <w:p>
@@ -8574,7 +10380,25 @@
                 <w:sz w:val="28"/>
                 <w:szCs w:val="28"/>
               </w:rPr>
-              <w:t xml:space="preserve">    res.json({ message: '</w:t>
+              <w:t xml:space="preserve">    </w:t>
+            </w:r>
+            <w:proofErr w:type="spellStart"/>
+            <w:r>
+              <w:rPr>
+                <w:rFonts w:eastAsia="Courier New"/>
+                <w:sz w:val="28"/>
+                <w:szCs w:val="28"/>
+              </w:rPr>
+              <w:t>res.json</w:t>
+            </w:r>
+            <w:proofErr w:type="spellEnd"/>
+            <w:r>
+              <w:rPr>
+                <w:rFonts w:eastAsia="Courier New"/>
+                <w:sz w:val="28"/>
+                <w:szCs w:val="28"/>
+              </w:rPr>
+              <w:t>({ message: '</w:t>
             </w:r>
             <w:r>
               <w:rPr>
@@ -8662,6 +10486,7 @@
               </w:rPr>
               <w:t xml:space="preserve">ใน </w:t>
             </w:r>
+            <w:proofErr w:type="spellStart"/>
             <w:r>
               <w:rPr>
                 <w:rFonts w:eastAsia="Courier New"/>
@@ -8670,6 +10495,7 @@
               </w:rPr>
               <w:t>CustomerRepository</w:t>
             </w:r>
+            <w:proofErr w:type="spellEnd"/>
           </w:p>
           <w:p>
             <w:pPr>
@@ -8685,7 +10511,25 @@
                 <w:sz w:val="28"/>
                 <w:szCs w:val="28"/>
               </w:rPr>
-              <w:t>await pool.request()</w:t>
+              <w:t xml:space="preserve">await </w:t>
+            </w:r>
+            <w:proofErr w:type="spellStart"/>
+            <w:r>
+              <w:rPr>
+                <w:rFonts w:eastAsia="Courier New"/>
+                <w:sz w:val="28"/>
+                <w:szCs w:val="28"/>
+              </w:rPr>
+              <w:t>pool.request</w:t>
+            </w:r>
+            <w:proofErr w:type="spellEnd"/>
+            <w:r>
+              <w:rPr>
+                <w:rFonts w:eastAsia="Courier New"/>
+                <w:sz w:val="28"/>
+                <w:szCs w:val="28"/>
+              </w:rPr>
+              <w:t>()</w:t>
             </w:r>
           </w:p>
           <w:p>
@@ -8702,7 +10546,43 @@
                 <w:sz w:val="28"/>
                 <w:szCs w:val="28"/>
               </w:rPr>
-              <w:t xml:space="preserve">  .input('CustomerID', sql.VarChar(20),   id)</w:t>
+              <w:t xml:space="preserve">  .input('</w:t>
+            </w:r>
+            <w:proofErr w:type="spellStart"/>
+            <w:r>
+              <w:rPr>
+                <w:rFonts w:eastAsia="Courier New"/>
+                <w:sz w:val="28"/>
+                <w:szCs w:val="28"/>
+              </w:rPr>
+              <w:t>CustomerID</w:t>
+            </w:r>
+            <w:proofErr w:type="spellEnd"/>
+            <w:r>
+              <w:rPr>
+                <w:rFonts w:eastAsia="Courier New"/>
+                <w:sz w:val="28"/>
+                <w:szCs w:val="28"/>
+              </w:rPr>
+              <w:t xml:space="preserve">', </w:t>
+            </w:r>
+            <w:proofErr w:type="spellStart"/>
+            <w:r>
+              <w:rPr>
+                <w:rFonts w:eastAsia="Courier New"/>
+                <w:sz w:val="28"/>
+                <w:szCs w:val="28"/>
+              </w:rPr>
+              <w:t>sql.VarChar</w:t>
+            </w:r>
+            <w:proofErr w:type="spellEnd"/>
+            <w:r>
+              <w:rPr>
+                <w:rFonts w:eastAsia="Courier New"/>
+                <w:sz w:val="28"/>
+                <w:szCs w:val="28"/>
+              </w:rPr>
+              <w:t>(20),   id)</w:t>
             </w:r>
           </w:p>
           <w:p>
@@ -8719,17 +10599,71 @@
                 <w:sz w:val="28"/>
                 <w:szCs w:val="28"/>
               </w:rPr>
-              <w:t xml:space="preserve">  .input('Name',       sql.NVarChar(100), newName)</w:t>
-            </w:r>
-          </w:p>
-          <w:p>
-            <w:r>
-              <w:rPr>
-                <w:rFonts w:eastAsia="Courier New"/>
-                <w:sz w:val="28"/>
-                <w:szCs w:val="28"/>
-              </w:rPr>
-              <w:t xml:space="preserve">  .query('UPDATE Customers SET Name = @Name WHERE CustomerID = @CustomerID');</w:t>
+              <w:t xml:space="preserve">  .input('Name',       </w:t>
+            </w:r>
+            <w:proofErr w:type="spellStart"/>
+            <w:r>
+              <w:rPr>
+                <w:rFonts w:eastAsia="Courier New"/>
+                <w:sz w:val="28"/>
+                <w:szCs w:val="28"/>
+              </w:rPr>
+              <w:t>sql.NVarChar</w:t>
+            </w:r>
+            <w:proofErr w:type="spellEnd"/>
+            <w:r>
+              <w:rPr>
+                <w:rFonts w:eastAsia="Courier New"/>
+                <w:sz w:val="28"/>
+                <w:szCs w:val="28"/>
+              </w:rPr>
+              <w:t xml:space="preserve">(100), </w:t>
+            </w:r>
+            <w:proofErr w:type="spellStart"/>
+            <w:r>
+              <w:rPr>
+                <w:rFonts w:eastAsia="Courier New"/>
+                <w:sz w:val="28"/>
+                <w:szCs w:val="28"/>
+              </w:rPr>
+              <w:t>newName</w:t>
+            </w:r>
+            <w:proofErr w:type="spellEnd"/>
+            <w:r>
+              <w:rPr>
+                <w:rFonts w:eastAsia="Courier New"/>
+                <w:sz w:val="28"/>
+                <w:szCs w:val="28"/>
+              </w:rPr>
+              <w:t>)</w:t>
+            </w:r>
+          </w:p>
+          <w:p>
+            <w:r>
+              <w:rPr>
+                <w:rFonts w:eastAsia="Courier New"/>
+                <w:sz w:val="28"/>
+                <w:szCs w:val="28"/>
+              </w:rPr>
+              <w:t xml:space="preserve">  .query('UPDATE Customers SET Name = @Name WHERE </w:t>
+            </w:r>
+            <w:proofErr w:type="spellStart"/>
+            <w:r>
+              <w:rPr>
+                <w:rFonts w:eastAsia="Courier New"/>
+                <w:sz w:val="28"/>
+                <w:szCs w:val="28"/>
+              </w:rPr>
+              <w:t>CustomerID</w:t>
+            </w:r>
+            <w:proofErr w:type="spellEnd"/>
+            <w:r>
+              <w:rPr>
+                <w:rFonts w:eastAsia="Courier New"/>
+                <w:sz w:val="28"/>
+                <w:szCs w:val="28"/>
+              </w:rPr>
+              <w:t xml:space="preserve"> = @CustomerID');</w:t>
             </w:r>
           </w:p>
         </w:tc>
@@ -8764,7 +10698,15 @@
         <w:t>และรับชื่อใหม่จาก</w:t>
       </w:r>
       <w:r>
-        <w:t> req.body.newName </w:t>
+        <w:t> </w:t>
+      </w:r>
+      <w:proofErr w:type="spellStart"/>
+      <w:r>
+        <w:t>req.body.newName</w:t>
+      </w:r>
+      <w:proofErr w:type="spellEnd"/>
+      <w:r>
+        <w:t> </w:t>
       </w:r>
       <w:r>
         <w:rPr>
@@ -8791,7 +10733,15 @@
         <w:t>ระบุเงื่อนไข</w:t>
       </w:r>
       <w:r>
-        <w:t> WHERE CustomerID = @CustomerID </w:t>
+        <w:t xml:space="preserve"> WHERE </w:t>
+      </w:r>
+      <w:proofErr w:type="spellStart"/>
+      <w:r>
+        <w:t>CustomerID</w:t>
+      </w:r>
+      <w:proofErr w:type="spellEnd"/>
+      <w:r>
+        <w:t xml:space="preserve"> = @CustomerID </w:t>
       </w:r>
       <w:r>
         <w:rPr>
@@ -8858,13 +10808,41 @@
                 <w:szCs w:val="28"/>
               </w:rPr>
             </w:pPr>
-            <w:r>
-              <w:rPr>
-                <w:rFonts w:eastAsia="Courier New"/>
-                <w:sz w:val="28"/>
-                <w:szCs w:val="28"/>
-              </w:rPr>
-              <w:t>app.delete('/api/customers/:id', async (req, res, next) =&gt; {</w:t>
+            <w:proofErr w:type="spellStart"/>
+            <w:r>
+              <w:rPr>
+                <w:rFonts w:eastAsia="Courier New"/>
+                <w:sz w:val="28"/>
+                <w:szCs w:val="28"/>
+              </w:rPr>
+              <w:t>app.delete</w:t>
+            </w:r>
+            <w:proofErr w:type="spellEnd"/>
+            <w:r>
+              <w:rPr>
+                <w:rFonts w:eastAsia="Courier New"/>
+                <w:sz w:val="28"/>
+                <w:szCs w:val="28"/>
+              </w:rPr>
+              <w:t>('/</w:t>
+            </w:r>
+            <w:proofErr w:type="spellStart"/>
+            <w:r>
+              <w:rPr>
+                <w:rFonts w:eastAsia="Courier New"/>
+                <w:sz w:val="28"/>
+                <w:szCs w:val="28"/>
+              </w:rPr>
+              <w:t>api</w:t>
+            </w:r>
+            <w:proofErr w:type="spellEnd"/>
+            <w:r>
+              <w:rPr>
+                <w:rFonts w:eastAsia="Courier New"/>
+                <w:sz w:val="28"/>
+                <w:szCs w:val="28"/>
+              </w:rPr>
+              <w:t>/customers/:id', async (req, res, next) =&gt; {</w:t>
             </w:r>
           </w:p>
           <w:p>
@@ -8898,7 +10876,25 @@
                 <w:sz w:val="28"/>
                 <w:szCs w:val="28"/>
               </w:rPr>
-              <w:t xml:space="preserve">    await customerRepo.delete(req.params.id);</w:t>
+              <w:t xml:space="preserve">    await </w:t>
+            </w:r>
+            <w:proofErr w:type="spellStart"/>
+            <w:r>
+              <w:rPr>
+                <w:rFonts w:eastAsia="Courier New"/>
+                <w:sz w:val="28"/>
+                <w:szCs w:val="28"/>
+              </w:rPr>
+              <w:t>customerRepo.delete</w:t>
+            </w:r>
+            <w:proofErr w:type="spellEnd"/>
+            <w:r>
+              <w:rPr>
+                <w:rFonts w:eastAsia="Courier New"/>
+                <w:sz w:val="28"/>
+                <w:szCs w:val="28"/>
+              </w:rPr>
+              <w:t>(req.params.id);</w:t>
             </w:r>
           </w:p>
           <w:p>
@@ -8916,7 +10912,25 @@
                 <w:szCs w:val="28"/>
               </w:rPr>
               <w:lastRenderedPageBreak/>
-              <w:t xml:space="preserve">    res.json({ message: '</w:t>
+              <w:t xml:space="preserve">    </w:t>
+            </w:r>
+            <w:proofErr w:type="spellStart"/>
+            <w:r>
+              <w:rPr>
+                <w:rFonts w:eastAsia="Courier New"/>
+                <w:sz w:val="28"/>
+                <w:szCs w:val="28"/>
+              </w:rPr>
+              <w:t>res.json</w:t>
+            </w:r>
+            <w:proofErr w:type="spellEnd"/>
+            <w:r>
+              <w:rPr>
+                <w:rFonts w:eastAsia="Courier New"/>
+                <w:sz w:val="28"/>
+                <w:szCs w:val="28"/>
+              </w:rPr>
+              <w:t>({ message: '</w:t>
             </w:r>
             <w:r>
               <w:rPr>
@@ -9004,6 +11018,7 @@
               </w:rPr>
               <w:t xml:space="preserve">ใน </w:t>
             </w:r>
+            <w:proofErr w:type="spellStart"/>
             <w:r>
               <w:rPr>
                 <w:rFonts w:eastAsia="Courier New"/>
@@ -9012,6 +11027,7 @@
               </w:rPr>
               <w:t>CustomerRepository</w:t>
             </w:r>
+            <w:proofErr w:type="spellEnd"/>
           </w:p>
           <w:p>
             <w:pPr>
@@ -9027,7 +11043,25 @@
                 <w:sz w:val="28"/>
                 <w:szCs w:val="28"/>
               </w:rPr>
-              <w:t>await pool.request()</w:t>
+              <w:t xml:space="preserve">await </w:t>
+            </w:r>
+            <w:proofErr w:type="spellStart"/>
+            <w:r>
+              <w:rPr>
+                <w:rFonts w:eastAsia="Courier New"/>
+                <w:sz w:val="28"/>
+                <w:szCs w:val="28"/>
+              </w:rPr>
+              <w:t>pool.request</w:t>
+            </w:r>
+            <w:proofErr w:type="spellEnd"/>
+            <w:r>
+              <w:rPr>
+                <w:rFonts w:eastAsia="Courier New"/>
+                <w:sz w:val="28"/>
+                <w:szCs w:val="28"/>
+              </w:rPr>
+              <w:t>()</w:t>
             </w:r>
           </w:p>
           <w:p>
@@ -9044,17 +11078,71 @@
                 <w:sz w:val="28"/>
                 <w:szCs w:val="28"/>
               </w:rPr>
-              <w:t xml:space="preserve">  .input('CustomerID', sql.VarChar(20), id)</w:t>
-            </w:r>
-          </w:p>
-          <w:p>
-            <w:r>
-              <w:rPr>
-                <w:rFonts w:eastAsia="Courier New"/>
-                <w:sz w:val="28"/>
-                <w:szCs w:val="28"/>
-              </w:rPr>
-              <w:t xml:space="preserve">  .query('DELETE FROM Customers WHERE CustomerID = @CustomerID');</w:t>
+              <w:t xml:space="preserve">  .input('</w:t>
+            </w:r>
+            <w:proofErr w:type="spellStart"/>
+            <w:r>
+              <w:rPr>
+                <w:rFonts w:eastAsia="Courier New"/>
+                <w:sz w:val="28"/>
+                <w:szCs w:val="28"/>
+              </w:rPr>
+              <w:t>CustomerID</w:t>
+            </w:r>
+            <w:proofErr w:type="spellEnd"/>
+            <w:r>
+              <w:rPr>
+                <w:rFonts w:eastAsia="Courier New"/>
+                <w:sz w:val="28"/>
+                <w:szCs w:val="28"/>
+              </w:rPr>
+              <w:t xml:space="preserve">', </w:t>
+            </w:r>
+            <w:proofErr w:type="spellStart"/>
+            <w:r>
+              <w:rPr>
+                <w:rFonts w:eastAsia="Courier New"/>
+                <w:sz w:val="28"/>
+                <w:szCs w:val="28"/>
+              </w:rPr>
+              <w:t>sql.VarChar</w:t>
+            </w:r>
+            <w:proofErr w:type="spellEnd"/>
+            <w:r>
+              <w:rPr>
+                <w:rFonts w:eastAsia="Courier New"/>
+                <w:sz w:val="28"/>
+                <w:szCs w:val="28"/>
+              </w:rPr>
+              <w:t>(20), id)</w:t>
+            </w:r>
+          </w:p>
+          <w:p>
+            <w:r>
+              <w:rPr>
+                <w:rFonts w:eastAsia="Courier New"/>
+                <w:sz w:val="28"/>
+                <w:szCs w:val="28"/>
+              </w:rPr>
+              <w:t xml:space="preserve">  .query('DELETE FROM Customers WHERE </w:t>
+            </w:r>
+            <w:proofErr w:type="spellStart"/>
+            <w:r>
+              <w:rPr>
+                <w:rFonts w:eastAsia="Courier New"/>
+                <w:sz w:val="28"/>
+                <w:szCs w:val="28"/>
+              </w:rPr>
+              <w:t>CustomerID</w:t>
+            </w:r>
+            <w:proofErr w:type="spellEnd"/>
+            <w:r>
+              <w:rPr>
+                <w:rFonts w:eastAsia="Courier New"/>
+                <w:sz w:val="28"/>
+                <w:szCs w:val="28"/>
+              </w:rPr>
+              <w:t xml:space="preserve"> = @CustomerID');</w:t>
             </w:r>
           </w:p>
         </w:tc>
@@ -9090,7 +11178,15 @@
         <w:t>แล้วส่งให้</w:t>
       </w:r>
       <w:r>
-        <w:t> customerRepo.delete() </w:t>
+        <w:t> </w:t>
+      </w:r>
+      <w:proofErr w:type="spellStart"/>
+      <w:r>
+        <w:t>customerRepo.delete</w:t>
+      </w:r>
+      <w:proofErr w:type="spellEnd"/>
+      <w:r>
+        <w:t>() </w:t>
       </w:r>
       <w:r>
         <w:rPr>
@@ -9117,7 +11213,15 @@
         <w:t>ระบุเงื่อนไข</w:t>
       </w:r>
       <w:r>
-        <w:t> WHERE CustomerID = @CustomerID </w:t>
+        <w:t xml:space="preserve"> WHERE </w:t>
+      </w:r>
+      <w:proofErr w:type="spellStart"/>
+      <w:r>
+        <w:t>CustomerID</w:t>
+      </w:r>
+      <w:proofErr w:type="spellEnd"/>
+      <w:r>
+        <w:t xml:space="preserve"> = @CustomerID </w:t>
       </w:r>
       <w:r>
         <w:rPr>
@@ -9135,8 +11239,13 @@
         <w:t xml:space="preserve">จะ </w:t>
       </w:r>
       <w:r>
-        <w:t>throw ResourceNotFoundException</w:t>
-      </w:r>
+        <w:t>throw </w:t>
+      </w:r>
+      <w:proofErr w:type="spellStart"/>
+      <w:r>
+        <w:t>ResourceNotFoundException</w:t>
+      </w:r>
+      <w:proofErr w:type="spellEnd"/>
       <w:r>
         <w:pict w14:anchorId="19FBAA2B">
           <v:rect id="_x0000_i1025" style="width:0;height:0" o:hralign="center" o:hrstd="t" o:hr="t" fillcolor="#a0a0a0" stroked="f"/>
@@ -9198,6 +11307,7 @@
       <w:pPr>
         <w:spacing w:before="60" w:after="60"/>
         <w:rPr>
+          <w:rFonts w:hint="cs"/>
           <w:b/>
           <w:bCs/>
         </w:rPr>
@@ -9210,9 +11320,9 @@
           <w:cs/>
         </w:rPr>
         <w:drawing>
-          <wp:inline distT="0" distB="0" distL="0" distR="0" wp14:anchorId="718518AF" wp14:editId="72E3B7E8">
-            <wp:extent cx="5731510" cy="528955"/>
-            <wp:effectExtent l="0" t="0" r="2540" b="4445"/>
+          <wp:inline distT="0" distB="0" distL="0" distR="0" wp14:anchorId="718518AF" wp14:editId="01421636">
+            <wp:extent cx="5731510" cy="394636"/>
+            <wp:effectExtent l="0" t="0" r="2540" b="5715"/>
             <wp:docPr id="1278935235" name="Picture 1"/>
             <wp:cNvGraphicFramePr>
               <a:graphicFrameLocks xmlns:a="http://schemas.openxmlformats.org/drawingml/2006/main" noChangeAspect="1"/>
@@ -9224,20 +11334,29 @@
                     <pic:cNvPr id="1278935235" name=""/>
                     <pic:cNvPicPr/>
                   </pic:nvPicPr>
-                  <pic:blipFill>
+                  <pic:blipFill rotWithShape="1">
                     <a:blip r:embed="rId7"/>
+                    <a:srcRect t="25393"/>
                     <a:stretch>
                       <a:fillRect/>
                     </a:stretch>
                   </pic:blipFill>
-                  <pic:spPr>
+                  <pic:spPr bwMode="auto">
                     <a:xfrm>
                       <a:off x="0" y="0"/>
-                      <a:ext cx="5731510" cy="528955"/>
+                      <a:ext cx="5731510" cy="394636"/>
                     </a:xfrm>
                     <a:prstGeom prst="rect">
                       <a:avLst/>
                     </a:prstGeom>
+                    <a:ln>
+                      <a:noFill/>
+                    </a:ln>
+                    <a:extLst>
+                      <a:ext uri="{53640926-AAD7-44D8-BBD7-CCE9431645EC}">
+                        <a14:shadowObscured xmlns:a14="http://schemas.microsoft.com/office/drawing/2010/main"/>
+                      </a:ext>
+                    </a:extLst>
                   </pic:spPr>
                 </pic:pic>
               </a:graphicData>
@@ -9245,64 +11364,6 @@
           </wp:inline>
         </w:drawing>
       </w:r>
-    </w:p>
-    <w:p>
-      <w:pPr>
-        <w:spacing w:before="60" w:after="60"/>
-      </w:pPr>
-      <w:r>
-        <w:rPr>
-          <w:cs/>
-        </w:rPr>
-        <w:t xml:space="preserve">เปิด </w:t>
-      </w:r>
-      <w:r>
-        <w:t xml:space="preserve">SSMS </w:t>
-      </w:r>
-      <w:r>
-        <w:rPr>
-          <w:cs/>
-        </w:rPr>
-        <w:t xml:space="preserve">แล้วเลือก </w:t>
-      </w:r>
-      <w:r>
-        <w:t xml:space="preserve">Server: localhost\SQLEXPRESS, Authentication: Windows Authentication </w:t>
-      </w:r>
-      <w:r>
-        <w:rPr>
-          <w:cs/>
-        </w:rPr>
-        <w:t>จากนั้นรันคำสั่ง</w:t>
-      </w:r>
-      <w:r>
-        <w:t> USE </w:t>
-      </w:r>
-      <w:r>
-        <w:rPr>
-          <w:cs/>
-        </w:rPr>
-        <w:t>เพื่อเลือกฐานข้อมูล</w:t>
-      </w:r>
-      <w:r>
-        <w:t> Clothy_Dat</w:t>
-      </w:r>
-      <w:r>
-        <w:t>ab</w:t>
-      </w:r>
-      <w:r>
-        <w:t>ase </w:t>
-      </w:r>
-      <w:r>
-        <w:rPr>
-          <w:cs/>
-        </w:rPr>
-        <w:t>ที่จะใช้งาน</w:t>
-      </w:r>
-    </w:p>
-    <w:p>
-      <w:pPr>
-        <w:spacing w:before="60" w:after="60"/>
-      </w:pPr>
     </w:p>
     <w:p>
       <w:pPr>
@@ -9364,40 +11425,11 @@
     <w:p>
       <w:pPr>
         <w:spacing w:before="60" w:after="60"/>
+        <w:rPr>
+          <w:b/>
+          <w:bCs/>
+        </w:rPr>
       </w:pPr>
-      <w:r>
-        <w:rPr>
-          <w:cs/>
-        </w:rPr>
-        <w:t xml:space="preserve">ดึงข้อมูลทุก </w:t>
-      </w:r>
-      <w:r>
-        <w:t xml:space="preserve">column </w:t>
-      </w:r>
-      <w:r>
-        <w:rPr>
-          <w:cs/>
-        </w:rPr>
-        <w:t xml:space="preserve">และทุก </w:t>
-      </w:r>
-      <w:r>
-        <w:t xml:space="preserve">row </w:t>
-      </w:r>
-      <w:r>
-        <w:rPr>
-          <w:cs/>
-        </w:rPr>
-        <w:t xml:space="preserve">ในตาราง </w:t>
-      </w:r>
-      <w:r>
-        <w:t xml:space="preserve">Customers </w:t>
-      </w:r>
-      <w:r>
-        <w:rPr>
-          <w:cs/>
-        </w:rPr>
-        <w:t>ออกมาแสดงผล ใช้สำหรับตรวจสอบข้อมูลที่มีอยู่ในระบบ</w:t>
-      </w:r>
     </w:p>
     <w:p>
       <w:pPr>
@@ -9542,40 +11574,19 @@
       <w:pPr>
         <w:spacing w:before="60" w:after="60"/>
       </w:pPr>
-      <w:r>
-        <w:rPr>
-          <w:cs/>
-        </w:rPr>
-        <w:lastRenderedPageBreak/>
-        <w:t xml:space="preserve">เพิ่มข้อมูลลูกค้าใหม่ </w:t>
-      </w:r>
-      <w:r>
-        <w:t xml:space="preserve">1 </w:t>
-      </w:r>
-      <w:r>
-        <w:rPr>
-          <w:cs/>
-        </w:rPr>
-        <w:t xml:space="preserve">รายการเข้าตาราง </w:t>
-      </w:r>
-      <w:r>
-        <w:t xml:space="preserve">Customers </w:t>
-      </w:r>
-      <w:r>
-        <w:rPr>
-          <w:cs/>
-        </w:rPr>
-        <w:t xml:space="preserve">โดยระบุค่าของแต่ละ </w:t>
-      </w:r>
-      <w:r>
-        <w:t xml:space="preserve">column </w:t>
-      </w:r>
-      <w:r>
-        <w:rPr>
-          <w:cs/>
-        </w:rPr>
-        <w:t>ให้ตรงกับลำดับที่กำหนดไว้</w:t>
-      </w:r>
+    </w:p>
+    <w:p>
+      <w:pPr>
+        <w:spacing w:before="60" w:after="60"/>
+      </w:pPr>
+    </w:p>
+    <w:p>
+      <w:pPr>
+        <w:spacing w:before="60" w:after="60"/>
+        <w:rPr>
+          <w:rFonts w:hint="cs"/>
+        </w:rPr>
+      </w:pPr>
     </w:p>
     <w:p>
       <w:pPr>
@@ -9654,6 +11665,15 @@
           <w:bCs/>
         </w:rPr>
       </w:pPr>
+    </w:p>
+    <w:p>
+      <w:pPr>
+        <w:spacing w:before="60" w:after="60"/>
+        <w:rPr>
+          <w:b/>
+          <w:bCs/>
+        </w:rPr>
+      </w:pPr>
       <w:r>
         <w:rPr>
           <w:rFonts w:hint="cs"/>
@@ -9720,48 +11740,19 @@
       <w:pPr>
         <w:spacing w:before="60" w:after="60"/>
       </w:pPr>
-      <w:r>
-        <w:rPr>
-          <w:cs/>
-        </w:rPr>
-        <w:t>แก้ไขชื่อของลูกค้าที่มี</w:t>
-      </w:r>
-      <w:r>
-        <w:t> CustomerID = 'c001' </w:t>
-      </w:r>
-      <w:r>
-        <w:rPr>
-          <w:cs/>
-        </w:rPr>
-        <w:t>โดยใช้</w:t>
-      </w:r>
-      <w:r>
-        <w:t> WHERE </w:t>
-      </w:r>
-      <w:r>
-        <w:rPr>
-          <w:cs/>
-        </w:rPr>
-        <w:t>เพื่อกำหนดเงื่อนไข ถ้าไม่ใส่</w:t>
-      </w:r>
-      <w:r>
-        <w:t> WHERE </w:t>
-      </w:r>
-      <w:r>
-        <w:rPr>
-          <w:cs/>
-        </w:rPr>
-        <w:t xml:space="preserve">จะแก้ไขข้อมูลทุก </w:t>
-      </w:r>
-      <w:r>
-        <w:t xml:space="preserve">row </w:t>
-      </w:r>
-      <w:r>
-        <w:rPr>
-          <w:cs/>
-        </w:rPr>
-        <w:t>ในตาราง</w:t>
-      </w:r>
+    </w:p>
+    <w:p>
+      <w:pPr>
+        <w:spacing w:before="60" w:after="60"/>
+      </w:pPr>
+    </w:p>
+    <w:p>
+      <w:pPr>
+        <w:spacing w:before="60" w:after="60"/>
+        <w:rPr>
+          <w:rFonts w:hint="cs"/>
+        </w:rPr>
+      </w:pPr>
     </w:p>
     <w:p>
       <w:pPr>
@@ -9896,30 +11887,14 @@
       <w:pPr>
         <w:spacing w:before="60" w:after="60"/>
       </w:pPr>
-      <w:r>
-        <w:rPr>
-          <w:cs/>
-        </w:rPr>
-        <w:t>ลบข้อมูลลูกค้าที่มี</w:t>
-      </w:r>
-      <w:r>
-        <w:t> CustomerID = 'c001' </w:t>
-      </w:r>
-      <w:r>
-        <w:rPr>
-          <w:cs/>
-        </w:rPr>
-        <w:t>ออกจากตาราง ต้องระบุ</w:t>
-      </w:r>
-      <w:r>
-        <w:t> WHERE </w:t>
-      </w:r>
-      <w:r>
-        <w:rPr>
-          <w:cs/>
-        </w:rPr>
-        <w:t>ทุกครั้ง มิฉะนั้นจะลบข้อมูลทั้งหมดในตาราง</w:t>
-      </w:r>
+    </w:p>
+    <w:p>
+      <w:pPr>
+        <w:spacing w:before="60" w:after="60"/>
+        <w:rPr>
+          <w:rFonts w:hint="cs"/>
+        </w:rPr>
+      </w:pPr>
     </w:p>
     <w:p>
       <w:pPr>

--- a/FinalProject_Report_CE323.docx
+++ b/FinalProject_Report_CE323.docx
@@ -7943,13 +7943,131 @@
     <w:p>
       <w:pPr>
         <w:spacing w:before="200" w:after="100"/>
-      </w:pPr>
-      <w:r>
-        <w:rPr>
-          <w:b/>
-          <w:bCs/>
-        </w:rPr>
-        <w:t xml:space="preserve">5. SQL Commands </w:t>
+        <w:rPr>
+          <w:b/>
+          <w:bCs/>
+        </w:rPr>
+      </w:pPr>
+    </w:p>
+    <w:p>
+      <w:pPr>
+        <w:spacing w:before="200" w:after="100"/>
+        <w:rPr>
+          <w:b/>
+          <w:bCs/>
+        </w:rPr>
+      </w:pPr>
+    </w:p>
+    <w:p>
+      <w:pPr>
+        <w:spacing w:before="200" w:after="100"/>
+        <w:rPr>
+          <w:b/>
+          <w:bCs/>
+        </w:rPr>
+      </w:pPr>
+    </w:p>
+    <w:p>
+      <w:pPr>
+        <w:spacing w:before="200" w:after="100"/>
+        <w:rPr>
+          <w:b/>
+          <w:bCs/>
+        </w:rPr>
+      </w:pPr>
+    </w:p>
+    <w:p>
+      <w:pPr>
+        <w:spacing w:before="200" w:after="100"/>
+        <w:rPr>
+          <w:b/>
+          <w:bCs/>
+        </w:rPr>
+      </w:pPr>
+    </w:p>
+    <w:p>
+      <w:pPr>
+        <w:spacing w:before="200" w:after="100"/>
+        <w:rPr>
+          <w:b/>
+          <w:bCs/>
+        </w:rPr>
+      </w:pPr>
+    </w:p>
+    <w:p>
+      <w:pPr>
+        <w:spacing w:before="200" w:after="100"/>
+        <w:rPr>
+          <w:b/>
+          <w:bCs/>
+        </w:rPr>
+      </w:pPr>
+    </w:p>
+    <w:p>
+      <w:pPr>
+        <w:spacing w:before="200" w:after="100"/>
+        <w:rPr>
+          <w:b/>
+          <w:bCs/>
+        </w:rPr>
+      </w:pPr>
+    </w:p>
+    <w:p>
+      <w:pPr>
+        <w:spacing w:before="200" w:after="100"/>
+        <w:rPr>
+          <w:b/>
+          <w:bCs/>
+        </w:rPr>
+      </w:pPr>
+    </w:p>
+    <w:p>
+      <w:pPr>
+        <w:spacing w:before="200" w:after="100"/>
+        <w:rPr>
+          <w:b/>
+          <w:bCs/>
+        </w:rPr>
+      </w:pPr>
+    </w:p>
+    <w:p>
+      <w:pPr>
+        <w:spacing w:before="200" w:after="100"/>
+        <w:rPr>
+          <w:b/>
+          <w:bCs/>
+        </w:rPr>
+      </w:pPr>
+    </w:p>
+    <w:p>
+      <w:pPr>
+        <w:spacing w:before="200" w:after="100"/>
+        <w:rPr>
+          <w:b/>
+          <w:bCs/>
+        </w:rPr>
+      </w:pPr>
+    </w:p>
+    <w:p>
+      <w:pPr>
+        <w:spacing w:before="200" w:after="100"/>
+      </w:pPr>
+      <w:r>
+        <w:rPr>
+          <w:b/>
+          <w:bCs/>
+        </w:rPr>
+        <w:lastRenderedPageBreak/>
+        <w:t xml:space="preserve">5. </w:t>
+      </w:r>
+      <w:r>
+        <w:rPr>
+          <w:rFonts w:hint="cs"/>
+          <w:b/>
+          <w:bCs/>
+          <w:cs/>
+        </w:rPr>
+        <w:t>งาน</w:t>
       </w:r>
       <w:proofErr w:type="spellStart"/>
       <w:r>
@@ -8115,7 +8233,7 @@
           <w:b/>
           <w:bCs/>
         </w:rPr>
-        <w:t>Node.js + Express)</w:t>
+        <w:t>Node.js)</w:t>
       </w:r>
     </w:p>
     <w:p>
@@ -8130,3184 +8248,999 @@
         <w:t>1. Connect</w:t>
       </w:r>
     </w:p>
-    <w:tbl>
-      <w:tblPr>
-        <w:tblW w:w="9360" w:type="dxa"/>
-        <w:tblBorders>
-          <w:top w:val="single" w:sz="4" w:space="0" w:color="auto"/>
-          <w:left w:val="single" w:sz="4" w:space="0" w:color="auto"/>
-          <w:bottom w:val="single" w:sz="4" w:space="0" w:color="auto"/>
-          <w:right w:val="single" w:sz="4" w:space="0" w:color="auto"/>
-          <w:insideH w:val="single" w:sz="4" w:space="0" w:color="auto"/>
-          <w:insideV w:val="single" w:sz="4" w:space="0" w:color="auto"/>
-        </w:tblBorders>
-        <w:tblCellMar>
-          <w:left w:w="10" w:type="dxa"/>
-          <w:right w:w="10" w:type="dxa"/>
-        </w:tblCellMar>
-        <w:tblLook w:val="04A0" w:firstRow="1" w:lastRow="0" w:firstColumn="1" w:lastColumn="0" w:noHBand="0" w:noVBand="1"/>
-      </w:tblPr>
-      <w:tblGrid>
-        <w:gridCol w:w="9360"/>
-      </w:tblGrid>
-      <w:tr>
-        <w:tc>
-          <w:tcPr>
-            <w:tcW w:w="9360" w:type="dxa"/>
-            <w:tcBorders>
-              <w:top w:val="single" w:sz="1" w:space="0" w:color="CCCCCC"/>
-              <w:left w:val="single" w:sz="1" w:space="0" w:color="CCCCCC"/>
-              <w:bottom w:val="single" w:sz="1" w:space="0" w:color="CCCCCC"/>
-              <w:right w:val="single" w:sz="1" w:space="0" w:color="CCCCCC"/>
-            </w:tcBorders>
-            <w:shd w:val="clear" w:color="auto" w:fill="F5F5F5"/>
-            <w:tcMar>
-              <w:top w:w="100" w:type="dxa"/>
-              <w:left w:w="160" w:type="dxa"/>
-              <w:bottom w:w="100" w:type="dxa"/>
-              <w:right w:w="160" w:type="dxa"/>
-            </w:tcMar>
-          </w:tcPr>
-          <w:p>
-            <w:pPr>
-              <w:rPr>
-                <w:rFonts w:eastAsia="Courier New"/>
-                <w:sz w:val="28"/>
-                <w:szCs w:val="28"/>
-              </w:rPr>
-            </w:pPr>
-            <w:r>
-              <w:rPr>
-                <w:rFonts w:eastAsia="Courier New"/>
-                <w:sz w:val="28"/>
-                <w:szCs w:val="28"/>
-              </w:rPr>
-              <w:t xml:space="preserve">const </w:t>
-            </w:r>
-            <w:proofErr w:type="spellStart"/>
-            <w:r>
-              <w:rPr>
-                <w:rFonts w:eastAsia="Courier New"/>
-                <w:sz w:val="28"/>
-                <w:szCs w:val="28"/>
-              </w:rPr>
-              <w:t>sql</w:t>
-            </w:r>
-            <w:proofErr w:type="spellEnd"/>
-            <w:r>
-              <w:rPr>
-                <w:rFonts w:eastAsia="Courier New"/>
-                <w:sz w:val="28"/>
-                <w:szCs w:val="28"/>
-              </w:rPr>
-              <w:t xml:space="preserve"> = require('</w:t>
-            </w:r>
-            <w:proofErr w:type="spellStart"/>
-            <w:r>
-              <w:rPr>
-                <w:rFonts w:eastAsia="Courier New"/>
-                <w:sz w:val="28"/>
-                <w:szCs w:val="28"/>
-              </w:rPr>
-              <w:t>mssql</w:t>
-            </w:r>
-            <w:proofErr w:type="spellEnd"/>
-            <w:r>
-              <w:rPr>
-                <w:rFonts w:eastAsia="Courier New"/>
-                <w:sz w:val="28"/>
-                <w:szCs w:val="28"/>
-              </w:rPr>
-              <w:t>/msnodesqlv8');</w:t>
-            </w:r>
-          </w:p>
-          <w:p>
-            <w:pPr>
-              <w:rPr>
-                <w:rFonts w:eastAsia="Courier New"/>
-                <w:sz w:val="28"/>
-                <w:szCs w:val="28"/>
-              </w:rPr>
-            </w:pPr>
-            <w:r>
-              <w:rPr>
-                <w:rFonts w:eastAsia="Courier New"/>
-                <w:sz w:val="28"/>
-                <w:szCs w:val="28"/>
-              </w:rPr>
-              <w:t xml:space="preserve">const </w:t>
-            </w:r>
-            <w:proofErr w:type="spellStart"/>
-            <w:r>
-              <w:rPr>
-                <w:rFonts w:eastAsia="Courier New"/>
-                <w:sz w:val="28"/>
-                <w:szCs w:val="28"/>
-              </w:rPr>
-              <w:t>dbConfig</w:t>
-            </w:r>
-            <w:proofErr w:type="spellEnd"/>
-            <w:r>
-              <w:rPr>
-                <w:rFonts w:eastAsia="Courier New"/>
-                <w:sz w:val="28"/>
-                <w:szCs w:val="28"/>
-              </w:rPr>
-              <w:t xml:space="preserve"> = {</w:t>
-            </w:r>
-          </w:p>
-          <w:p>
-            <w:pPr>
-              <w:rPr>
-                <w:rFonts w:eastAsia="Courier New"/>
-                <w:sz w:val="28"/>
-                <w:szCs w:val="28"/>
-              </w:rPr>
-            </w:pPr>
-            <w:r>
-              <w:rPr>
-                <w:rFonts w:eastAsia="Courier New"/>
-                <w:sz w:val="28"/>
-                <w:szCs w:val="28"/>
-              </w:rPr>
-              <w:t xml:space="preserve">  server: </w:t>
-            </w:r>
-            <w:proofErr w:type="spellStart"/>
-            <w:r>
-              <w:rPr>
-                <w:rFonts w:eastAsia="Courier New"/>
-                <w:sz w:val="28"/>
-                <w:szCs w:val="28"/>
-              </w:rPr>
-              <w:t>process.env.DB_SERVER</w:t>
-            </w:r>
-            <w:proofErr w:type="spellEnd"/>
-            <w:r>
-              <w:rPr>
-                <w:rFonts w:eastAsia="Courier New"/>
-                <w:sz w:val="28"/>
-                <w:szCs w:val="28"/>
-              </w:rPr>
-              <w:t xml:space="preserve"> ? `${</w:t>
-            </w:r>
-            <w:proofErr w:type="spellStart"/>
-            <w:r>
-              <w:rPr>
-                <w:rFonts w:eastAsia="Courier New"/>
-                <w:sz w:val="28"/>
-                <w:szCs w:val="28"/>
-              </w:rPr>
-              <w:t>process.env.DB_SERVER</w:t>
-            </w:r>
-            <w:proofErr w:type="spellEnd"/>
-            <w:r>
-              <w:rPr>
-                <w:rFonts w:eastAsia="Courier New"/>
-                <w:sz w:val="28"/>
-                <w:szCs w:val="28"/>
-              </w:rPr>
-              <w:t>}\\SQLEXPRESS` : 'localhost\\SQLEXPRESS',</w:t>
-            </w:r>
-          </w:p>
-          <w:p>
-            <w:pPr>
-              <w:rPr>
-                <w:rFonts w:eastAsia="Courier New"/>
-                <w:sz w:val="28"/>
-                <w:szCs w:val="28"/>
-              </w:rPr>
-            </w:pPr>
-            <w:r>
-              <w:rPr>
-                <w:rFonts w:eastAsia="Courier New"/>
-                <w:sz w:val="28"/>
-                <w:szCs w:val="28"/>
-              </w:rPr>
-              <w:t xml:space="preserve">  database: </w:t>
-            </w:r>
-            <w:proofErr w:type="spellStart"/>
-            <w:r>
-              <w:rPr>
-                <w:rFonts w:eastAsia="Courier New"/>
-                <w:sz w:val="28"/>
-                <w:szCs w:val="28"/>
-              </w:rPr>
-              <w:t>process.env.DB_DATABASE</w:t>
-            </w:r>
-            <w:proofErr w:type="spellEnd"/>
-            <w:r>
-              <w:rPr>
-                <w:rFonts w:eastAsia="Courier New"/>
-                <w:sz w:val="28"/>
-                <w:szCs w:val="28"/>
-              </w:rPr>
-              <w:t xml:space="preserve"> || '</w:t>
-            </w:r>
-            <w:proofErr w:type="spellStart"/>
-            <w:r>
-              <w:rPr>
-                <w:rFonts w:eastAsia="Courier New"/>
-                <w:sz w:val="28"/>
-                <w:szCs w:val="28"/>
-              </w:rPr>
-              <w:t>Clothy_DataBase</w:t>
-            </w:r>
-            <w:proofErr w:type="spellEnd"/>
-            <w:r>
-              <w:rPr>
-                <w:rFonts w:eastAsia="Courier New"/>
-                <w:sz w:val="28"/>
-                <w:szCs w:val="28"/>
-              </w:rPr>
-              <w:t>',</w:t>
-            </w:r>
-          </w:p>
-          <w:p>
-            <w:pPr>
-              <w:rPr>
-                <w:rFonts w:eastAsia="Courier New"/>
-                <w:sz w:val="28"/>
-                <w:szCs w:val="28"/>
-              </w:rPr>
-            </w:pPr>
-            <w:r>
-              <w:rPr>
-                <w:rFonts w:eastAsia="Courier New"/>
-                <w:sz w:val="28"/>
-                <w:szCs w:val="28"/>
-              </w:rPr>
-              <w:t xml:space="preserve">  driver: 'ODBC Driver 17 for SQL Server',</w:t>
-            </w:r>
-          </w:p>
-          <w:p>
-            <w:pPr>
-              <w:rPr>
-                <w:rFonts w:eastAsia="Courier New"/>
-                <w:sz w:val="28"/>
-                <w:szCs w:val="28"/>
-              </w:rPr>
-            </w:pPr>
-            <w:r>
-              <w:rPr>
-                <w:rFonts w:eastAsia="Courier New"/>
-                <w:sz w:val="28"/>
-                <w:szCs w:val="28"/>
-              </w:rPr>
-              <w:t xml:space="preserve">  options: { </w:t>
-            </w:r>
-            <w:proofErr w:type="spellStart"/>
-            <w:r>
-              <w:rPr>
-                <w:rFonts w:eastAsia="Courier New"/>
-                <w:sz w:val="28"/>
-                <w:szCs w:val="28"/>
-              </w:rPr>
-              <w:t>trustedConnection</w:t>
-            </w:r>
-            <w:proofErr w:type="spellEnd"/>
-            <w:r>
-              <w:rPr>
-                <w:rFonts w:eastAsia="Courier New"/>
-                <w:sz w:val="28"/>
-                <w:szCs w:val="28"/>
-              </w:rPr>
-              <w:t xml:space="preserve">: true, </w:t>
-            </w:r>
-            <w:proofErr w:type="spellStart"/>
-            <w:r>
-              <w:rPr>
-                <w:rFonts w:eastAsia="Courier New"/>
-                <w:sz w:val="28"/>
-                <w:szCs w:val="28"/>
-              </w:rPr>
-              <w:t>trustServerCertificate</w:t>
-            </w:r>
-            <w:proofErr w:type="spellEnd"/>
-            <w:r>
-              <w:rPr>
-                <w:rFonts w:eastAsia="Courier New"/>
-                <w:sz w:val="28"/>
-                <w:szCs w:val="28"/>
-              </w:rPr>
-              <w:t>: true },</w:t>
-            </w:r>
-          </w:p>
-          <w:p>
-            <w:pPr>
-              <w:rPr>
-                <w:rFonts w:eastAsia="Courier New"/>
-                <w:sz w:val="28"/>
-                <w:szCs w:val="28"/>
-              </w:rPr>
-            </w:pPr>
-            <w:r>
-              <w:rPr>
-                <w:rFonts w:eastAsia="Courier New"/>
-                <w:sz w:val="28"/>
-                <w:szCs w:val="28"/>
-              </w:rPr>
-              <w:t>};</w:t>
-            </w:r>
-          </w:p>
-          <w:p>
-            <w:pPr>
-              <w:rPr>
-                <w:rFonts w:eastAsia="Courier New"/>
-                <w:sz w:val="28"/>
-                <w:szCs w:val="28"/>
-              </w:rPr>
-            </w:pPr>
-            <w:r>
-              <w:rPr>
-                <w:rFonts w:eastAsia="Courier New"/>
-                <w:sz w:val="28"/>
-                <w:szCs w:val="28"/>
-              </w:rPr>
-              <w:t xml:space="preserve">async function </w:t>
-            </w:r>
-            <w:proofErr w:type="spellStart"/>
-            <w:r>
-              <w:rPr>
-                <w:rFonts w:eastAsia="Courier New"/>
-                <w:sz w:val="28"/>
-                <w:szCs w:val="28"/>
-              </w:rPr>
-              <w:t>getPool</w:t>
-            </w:r>
-            <w:proofErr w:type="spellEnd"/>
-            <w:r>
-              <w:rPr>
-                <w:rFonts w:eastAsia="Courier New"/>
-                <w:sz w:val="28"/>
-                <w:szCs w:val="28"/>
-              </w:rPr>
-              <w:t>() {</w:t>
-            </w:r>
-          </w:p>
-          <w:p>
-            <w:pPr>
-              <w:rPr>
-                <w:rFonts w:eastAsia="Courier New"/>
-                <w:sz w:val="28"/>
-                <w:szCs w:val="28"/>
-              </w:rPr>
-            </w:pPr>
-            <w:r>
-              <w:rPr>
-                <w:rFonts w:eastAsia="Courier New"/>
-                <w:sz w:val="28"/>
-                <w:szCs w:val="28"/>
-              </w:rPr>
-              <w:t xml:space="preserve">  try {</w:t>
-            </w:r>
-          </w:p>
-          <w:p>
-            <w:pPr>
-              <w:rPr>
-                <w:rFonts w:eastAsia="Courier New"/>
-                <w:sz w:val="28"/>
-                <w:szCs w:val="28"/>
-              </w:rPr>
-            </w:pPr>
-            <w:r>
-              <w:rPr>
-                <w:rFonts w:eastAsia="Courier New"/>
-                <w:sz w:val="28"/>
-                <w:szCs w:val="28"/>
-              </w:rPr>
-              <w:t xml:space="preserve">    return await </w:t>
-            </w:r>
-            <w:proofErr w:type="spellStart"/>
-            <w:r>
-              <w:rPr>
-                <w:rFonts w:eastAsia="Courier New"/>
-                <w:sz w:val="28"/>
-                <w:szCs w:val="28"/>
-              </w:rPr>
-              <w:t>sql.connect</w:t>
-            </w:r>
-            <w:proofErr w:type="spellEnd"/>
-            <w:r>
-              <w:rPr>
-                <w:rFonts w:eastAsia="Courier New"/>
-                <w:sz w:val="28"/>
-                <w:szCs w:val="28"/>
-              </w:rPr>
-              <w:t>(</w:t>
-            </w:r>
-            <w:proofErr w:type="spellStart"/>
-            <w:r>
-              <w:rPr>
-                <w:rFonts w:eastAsia="Courier New"/>
-                <w:sz w:val="28"/>
-                <w:szCs w:val="28"/>
-              </w:rPr>
-              <w:t>dbConfig</w:t>
-            </w:r>
-            <w:proofErr w:type="spellEnd"/>
-            <w:r>
-              <w:rPr>
-                <w:rFonts w:eastAsia="Courier New"/>
-                <w:sz w:val="28"/>
-                <w:szCs w:val="28"/>
-              </w:rPr>
-              <w:t>);</w:t>
-            </w:r>
-          </w:p>
-          <w:p>
-            <w:pPr>
-              <w:rPr>
-                <w:rFonts w:eastAsia="Courier New"/>
-                <w:sz w:val="28"/>
-                <w:szCs w:val="28"/>
-              </w:rPr>
-            </w:pPr>
-            <w:r>
-              <w:rPr>
-                <w:rFonts w:eastAsia="Courier New"/>
-                <w:sz w:val="28"/>
-                <w:szCs w:val="28"/>
-              </w:rPr>
-              <w:t xml:space="preserve">  } catch (err) {</w:t>
-            </w:r>
-          </w:p>
-          <w:p>
-            <w:pPr>
-              <w:rPr>
-                <w:rFonts w:eastAsia="Courier New"/>
-                <w:sz w:val="28"/>
-                <w:szCs w:val="28"/>
-              </w:rPr>
-            </w:pPr>
-            <w:r>
-              <w:rPr>
-                <w:rFonts w:eastAsia="Courier New"/>
-                <w:sz w:val="28"/>
-                <w:szCs w:val="28"/>
-              </w:rPr>
-              <w:t xml:space="preserve">    throw new </w:t>
-            </w:r>
-            <w:proofErr w:type="spellStart"/>
-            <w:r>
-              <w:rPr>
-                <w:rFonts w:eastAsia="Courier New"/>
-                <w:sz w:val="28"/>
-                <w:szCs w:val="28"/>
-              </w:rPr>
-              <w:t>DatabaseException</w:t>
-            </w:r>
-            <w:proofErr w:type="spellEnd"/>
-            <w:r>
-              <w:rPr>
-                <w:rFonts w:eastAsia="Courier New"/>
-                <w:sz w:val="28"/>
-                <w:szCs w:val="28"/>
-              </w:rPr>
-              <w:t>(</w:t>
-            </w:r>
-            <w:proofErr w:type="spellStart"/>
-            <w:r>
-              <w:rPr>
-                <w:rFonts w:eastAsia="Courier New"/>
-                <w:sz w:val="28"/>
-                <w:szCs w:val="28"/>
-              </w:rPr>
-              <w:t>err.message</w:t>
-            </w:r>
-            <w:proofErr w:type="spellEnd"/>
-            <w:r>
-              <w:rPr>
-                <w:rFonts w:eastAsia="Courier New"/>
-                <w:sz w:val="28"/>
-                <w:szCs w:val="28"/>
-              </w:rPr>
-              <w:t>);</w:t>
-            </w:r>
-          </w:p>
-          <w:p>
-            <w:pPr>
-              <w:rPr>
-                <w:rFonts w:eastAsia="Courier New"/>
-                <w:sz w:val="28"/>
-                <w:szCs w:val="28"/>
-              </w:rPr>
-            </w:pPr>
-            <w:r>
-              <w:rPr>
-                <w:rFonts w:eastAsia="Courier New"/>
-                <w:sz w:val="28"/>
-                <w:szCs w:val="28"/>
-              </w:rPr>
-              <w:lastRenderedPageBreak/>
-              <w:t xml:space="preserve">  }</w:t>
-            </w:r>
-          </w:p>
-          <w:p>
-            <w:r>
-              <w:rPr>
-                <w:rFonts w:eastAsia="Courier New"/>
-                <w:sz w:val="28"/>
-                <w:szCs w:val="28"/>
-              </w:rPr>
-              <w:t>}</w:t>
-            </w:r>
-          </w:p>
-        </w:tc>
-      </w:tr>
-    </w:tbl>
     <w:p>
       <w:pPr>
         <w:spacing w:before="120" w:after="60"/>
+        <w:rPr>
+          <w:b/>
+          <w:bCs/>
+        </w:rPr>
       </w:pPr>
       <w:r>
         <w:rPr>
           <w:cs/>
         </w:rPr>
+        <w:drawing>
+          <wp:inline distT="0" distB="0" distL="0" distR="0" wp14:anchorId="147D31BB" wp14:editId="11CEC7DD">
+            <wp:extent cx="5731510" cy="3407410"/>
+            <wp:effectExtent l="0" t="0" r="2540" b="2540"/>
+            <wp:docPr id="783124813" name="Picture 1"/>
+            <wp:cNvGraphicFramePr>
+              <a:graphicFrameLocks xmlns:a="http://schemas.openxmlformats.org/drawingml/2006/main" noChangeAspect="1"/>
+            </wp:cNvGraphicFramePr>
+            <a:graphic xmlns:a="http://schemas.openxmlformats.org/drawingml/2006/main">
+              <a:graphicData uri="http://schemas.openxmlformats.org/drawingml/2006/picture">
+                <pic:pic xmlns:pic="http://schemas.openxmlformats.org/drawingml/2006/picture">
+                  <pic:nvPicPr>
+                    <pic:cNvPr id="783124813" name=""/>
+                    <pic:cNvPicPr/>
+                  </pic:nvPicPr>
+                  <pic:blipFill>
+                    <a:blip r:embed="rId7">
+                      <a:extLst>
+                        <a:ext uri="{28A0092B-C50C-407E-A947-70E740481C1C}">
+                          <a14:useLocalDpi xmlns:a14="http://schemas.microsoft.com/office/drawing/2010/main" val="0"/>
+                        </a:ext>
+                      </a:extLst>
+                    </a:blip>
+                    <a:stretch>
+                      <a:fillRect/>
+                    </a:stretch>
+                  </pic:blipFill>
+                  <pic:spPr>
+                    <a:xfrm>
+                      <a:off x="0" y="0"/>
+                      <a:ext cx="5731510" cy="3407410"/>
+                    </a:xfrm>
+                    <a:prstGeom prst="rect">
+                      <a:avLst/>
+                    </a:prstGeom>
+                  </pic:spPr>
+                </pic:pic>
+              </a:graphicData>
+            </a:graphic>
+          </wp:inline>
+        </w:drawing>
+      </w:r>
+    </w:p>
+    <w:p>
+      <w:pPr>
+        <w:spacing w:before="120" w:after="60"/>
+        <w:rPr>
+          <w:b/>
+          <w:bCs/>
+        </w:rPr>
+      </w:pPr>
+    </w:p>
+    <w:p>
+      <w:pPr>
+        <w:spacing w:before="120" w:after="60"/>
+        <w:rPr>
+          <w:b/>
+          <w:bCs/>
+        </w:rPr>
+      </w:pPr>
+    </w:p>
+    <w:p>
+      <w:pPr>
+        <w:spacing w:before="120" w:after="60"/>
+        <w:rPr>
+          <w:b/>
+          <w:bCs/>
+        </w:rPr>
+      </w:pPr>
+    </w:p>
+    <w:p>
+      <w:pPr>
+        <w:spacing w:before="120" w:after="60"/>
+        <w:rPr>
+          <w:b/>
+          <w:bCs/>
+        </w:rPr>
+      </w:pPr>
+    </w:p>
+    <w:p>
+      <w:pPr>
+        <w:spacing w:before="120" w:after="60"/>
+        <w:rPr>
+          <w:b/>
+          <w:bCs/>
+        </w:rPr>
+      </w:pPr>
+    </w:p>
+    <w:p>
+      <w:pPr>
+        <w:spacing w:before="120" w:after="60"/>
+        <w:rPr>
+          <w:b/>
+          <w:bCs/>
+        </w:rPr>
+      </w:pPr>
+    </w:p>
+    <w:p>
+      <w:pPr>
+        <w:spacing w:before="120" w:after="60"/>
+        <w:rPr>
+          <w:b/>
+          <w:bCs/>
+        </w:rPr>
+      </w:pPr>
+    </w:p>
+    <w:p>
+      <w:pPr>
+        <w:spacing w:before="120" w:after="60"/>
+        <w:rPr>
+          <w:b/>
+          <w:bCs/>
+        </w:rPr>
+      </w:pPr>
+    </w:p>
+    <w:p>
+      <w:pPr>
+        <w:spacing w:before="120" w:after="60"/>
+        <w:rPr>
+          <w:b/>
+          <w:bCs/>
+        </w:rPr>
+      </w:pPr>
+    </w:p>
+    <w:p>
+      <w:pPr>
+        <w:spacing w:before="120" w:after="60"/>
+        <w:rPr>
+          <w:b/>
+          <w:bCs/>
+        </w:rPr>
+      </w:pPr>
+    </w:p>
+    <w:p>
+      <w:pPr>
+        <w:spacing w:before="120" w:after="60"/>
+      </w:pPr>
+      <w:r>
+        <w:rPr>
+          <w:b/>
+          <w:bCs/>
+        </w:rPr>
         <w:lastRenderedPageBreak/>
-        <w:t xml:space="preserve">นำเข้า </w:t>
-      </w:r>
-      <w:r>
-        <w:t>library </w:t>
-      </w:r>
-      <w:proofErr w:type="spellStart"/>
-      <w:r>
-        <w:t>mssql</w:t>
-      </w:r>
-      <w:proofErr w:type="spellEnd"/>
-      <w:r>
-        <w:t>/msnodesqlv8 </w:t>
-      </w:r>
+        <w:t>2. Select</w:t>
+      </w:r>
+    </w:p>
+    <w:p>
+      <w:pPr>
+        <w:spacing w:before="120" w:after="60"/>
+        <w:rPr>
+          <w:b/>
+          <w:bCs/>
+        </w:rPr>
+      </w:pPr>
+      <w:r>
+        <w:rPr>
+          <w:b/>
+          <w:bCs/>
+        </w:rPr>
+        <w:drawing>
+          <wp:inline distT="0" distB="0" distL="0" distR="0" wp14:anchorId="3AFEE083" wp14:editId="4E53B087">
+            <wp:extent cx="5731510" cy="1930400"/>
+            <wp:effectExtent l="0" t="0" r="2540" b="0"/>
+            <wp:docPr id="1389439928" name="Picture 1"/>
+            <wp:cNvGraphicFramePr>
+              <a:graphicFrameLocks xmlns:a="http://schemas.openxmlformats.org/drawingml/2006/main" noChangeAspect="1"/>
+            </wp:cNvGraphicFramePr>
+            <a:graphic xmlns:a="http://schemas.openxmlformats.org/drawingml/2006/main">
+              <a:graphicData uri="http://schemas.openxmlformats.org/drawingml/2006/picture">
+                <pic:pic xmlns:pic="http://schemas.openxmlformats.org/drawingml/2006/picture">
+                  <pic:nvPicPr>
+                    <pic:cNvPr id="1389439928" name=""/>
+                    <pic:cNvPicPr/>
+                  </pic:nvPicPr>
+                  <pic:blipFill>
+                    <a:blip r:embed="rId8"/>
+                    <a:stretch>
+                      <a:fillRect/>
+                    </a:stretch>
+                  </pic:blipFill>
+                  <pic:spPr>
+                    <a:xfrm>
+                      <a:off x="0" y="0"/>
+                      <a:ext cx="5731510" cy="1930400"/>
+                    </a:xfrm>
+                    <a:prstGeom prst="rect">
+                      <a:avLst/>
+                    </a:prstGeom>
+                  </pic:spPr>
+                </pic:pic>
+              </a:graphicData>
+            </a:graphic>
+          </wp:inline>
+        </w:drawing>
+      </w:r>
+    </w:p>
+    <w:p>
+      <w:pPr>
+        <w:spacing w:before="120" w:after="60"/>
+        <w:rPr>
+          <w:b/>
+          <w:bCs/>
+        </w:rPr>
+      </w:pPr>
+    </w:p>
+    <w:p>
+      <w:pPr>
+        <w:spacing w:before="120" w:after="60"/>
+        <w:rPr>
+          <w:b/>
+          <w:bCs/>
+        </w:rPr>
+      </w:pPr>
+    </w:p>
+    <w:p>
+      <w:pPr>
+        <w:spacing w:before="120" w:after="60"/>
+        <w:rPr>
+          <w:b/>
+          <w:bCs/>
+        </w:rPr>
+      </w:pPr>
+    </w:p>
+    <w:p>
+      <w:pPr>
+        <w:spacing w:before="120" w:after="60"/>
+        <w:rPr>
+          <w:b/>
+          <w:bCs/>
+        </w:rPr>
+      </w:pPr>
+    </w:p>
+    <w:p>
+      <w:pPr>
+        <w:spacing w:before="120" w:after="60"/>
+        <w:rPr>
+          <w:b/>
+          <w:bCs/>
+        </w:rPr>
+      </w:pPr>
+    </w:p>
+    <w:p>
+      <w:pPr>
+        <w:spacing w:before="120" w:after="60"/>
+        <w:rPr>
+          <w:b/>
+          <w:bCs/>
+        </w:rPr>
+      </w:pPr>
+    </w:p>
+    <w:p>
+      <w:pPr>
+        <w:spacing w:before="120" w:after="60"/>
+        <w:rPr>
+          <w:b/>
+          <w:bCs/>
+        </w:rPr>
+      </w:pPr>
+    </w:p>
+    <w:p>
+      <w:pPr>
+        <w:spacing w:before="120" w:after="60"/>
+        <w:rPr>
+          <w:b/>
+          <w:bCs/>
+        </w:rPr>
+      </w:pPr>
+    </w:p>
+    <w:p>
+      <w:pPr>
+        <w:spacing w:before="120" w:after="60"/>
+        <w:rPr>
+          <w:b/>
+          <w:bCs/>
+        </w:rPr>
+      </w:pPr>
+    </w:p>
+    <w:p>
+      <w:pPr>
+        <w:spacing w:before="120" w:after="60"/>
+        <w:rPr>
+          <w:b/>
+          <w:bCs/>
+        </w:rPr>
+      </w:pPr>
+    </w:p>
+    <w:p>
+      <w:pPr>
+        <w:spacing w:before="120" w:after="60"/>
+        <w:rPr>
+          <w:b/>
+          <w:bCs/>
+        </w:rPr>
+      </w:pPr>
+    </w:p>
+    <w:p>
+      <w:pPr>
+        <w:spacing w:before="120" w:after="60"/>
+        <w:rPr>
+          <w:b/>
+          <w:bCs/>
+        </w:rPr>
+      </w:pPr>
+    </w:p>
+    <w:p>
+      <w:pPr>
+        <w:spacing w:before="120" w:after="60"/>
+        <w:rPr>
+          <w:b/>
+          <w:bCs/>
+        </w:rPr>
+      </w:pPr>
+    </w:p>
+    <w:p>
+      <w:pPr>
+        <w:spacing w:before="120" w:after="60"/>
+        <w:rPr>
+          <w:b/>
+          <w:bCs/>
+        </w:rPr>
+      </w:pPr>
+    </w:p>
+    <w:p>
+      <w:pPr>
+        <w:spacing w:before="120" w:after="60"/>
+        <w:rPr>
+          <w:b/>
+          <w:bCs/>
+        </w:rPr>
+      </w:pPr>
+    </w:p>
+    <w:p>
+      <w:pPr>
+        <w:spacing w:before="120" w:after="60"/>
+        <w:rPr>
+          <w:b/>
+          <w:bCs/>
+        </w:rPr>
+      </w:pPr>
+    </w:p>
+    <w:p>
+      <w:pPr>
+        <w:spacing w:before="120" w:after="60"/>
+        <w:rPr>
+          <w:b/>
+          <w:bCs/>
+        </w:rPr>
+      </w:pPr>
+    </w:p>
+    <w:p>
+      <w:pPr>
+        <w:spacing w:before="120" w:after="60"/>
+        <w:rPr>
+          <w:b/>
+          <w:bCs/>
+        </w:rPr>
+      </w:pPr>
+    </w:p>
+    <w:p>
+      <w:pPr>
+        <w:spacing w:before="120" w:after="60"/>
+      </w:pPr>
+      <w:r>
+        <w:rPr>
+          <w:b/>
+          <w:bCs/>
+        </w:rPr>
+        <w:lastRenderedPageBreak/>
+        <w:t>3. Insert</w:t>
+      </w:r>
+    </w:p>
+    <w:p>
+      <w:pPr>
+        <w:spacing w:before="120" w:after="60"/>
+      </w:pPr>
+      <w:r>
+        <w:drawing>
+          <wp:inline distT="0" distB="0" distL="0" distR="0" wp14:anchorId="4511C6C4" wp14:editId="1F0CBF95">
+            <wp:extent cx="5731510" cy="2143125"/>
+            <wp:effectExtent l="0" t="0" r="2540" b="9525"/>
+            <wp:docPr id="1726348372" name="Picture 1"/>
+            <wp:cNvGraphicFramePr>
+              <a:graphicFrameLocks xmlns:a="http://schemas.openxmlformats.org/drawingml/2006/main" noChangeAspect="1"/>
+            </wp:cNvGraphicFramePr>
+            <a:graphic xmlns:a="http://schemas.openxmlformats.org/drawingml/2006/main">
+              <a:graphicData uri="http://schemas.openxmlformats.org/drawingml/2006/picture">
+                <pic:pic xmlns:pic="http://schemas.openxmlformats.org/drawingml/2006/picture">
+                  <pic:nvPicPr>
+                    <pic:cNvPr id="1726348372" name=""/>
+                    <pic:cNvPicPr/>
+                  </pic:nvPicPr>
+                  <pic:blipFill>
+                    <a:blip r:embed="rId9"/>
+                    <a:stretch>
+                      <a:fillRect/>
+                    </a:stretch>
+                  </pic:blipFill>
+                  <pic:spPr>
+                    <a:xfrm>
+                      <a:off x="0" y="0"/>
+                      <a:ext cx="5731510" cy="2143125"/>
+                    </a:xfrm>
+                    <a:prstGeom prst="rect">
+                      <a:avLst/>
+                    </a:prstGeom>
+                  </pic:spPr>
+                </pic:pic>
+              </a:graphicData>
+            </a:graphic>
+          </wp:inline>
+        </w:drawing>
+      </w:r>
+    </w:p>
+    <w:p>
+      <w:pPr>
+        <w:spacing w:before="120" w:after="60"/>
+      </w:pPr>
+    </w:p>
+    <w:p>
+      <w:pPr>
+        <w:spacing w:before="120" w:after="60"/>
+      </w:pPr>
+    </w:p>
+    <w:p>
+      <w:pPr>
+        <w:spacing w:before="120" w:after="60"/>
+      </w:pPr>
+    </w:p>
+    <w:p>
+      <w:pPr>
+        <w:spacing w:before="120" w:after="60"/>
+      </w:pPr>
+    </w:p>
+    <w:p>
+      <w:pPr>
+        <w:spacing w:before="120" w:after="60"/>
+      </w:pPr>
+    </w:p>
+    <w:p>
+      <w:pPr>
+        <w:spacing w:before="120" w:after="60"/>
+      </w:pPr>
+    </w:p>
+    <w:p>
+      <w:pPr>
+        <w:spacing w:before="120" w:after="60"/>
+      </w:pPr>
+    </w:p>
+    <w:p>
+      <w:pPr>
+        <w:spacing w:before="120" w:after="60"/>
+      </w:pPr>
+    </w:p>
+    <w:p>
+      <w:pPr>
+        <w:spacing w:before="120" w:after="60"/>
+      </w:pPr>
+    </w:p>
+    <w:p>
+      <w:pPr>
+        <w:spacing w:before="120" w:after="60"/>
+      </w:pPr>
+    </w:p>
+    <w:p>
+      <w:pPr>
+        <w:spacing w:before="120" w:after="60"/>
+      </w:pPr>
+    </w:p>
+    <w:p>
+      <w:pPr>
+        <w:spacing w:before="120" w:after="60"/>
+      </w:pPr>
+    </w:p>
+    <w:p>
+      <w:pPr>
+        <w:spacing w:before="120" w:after="60"/>
+      </w:pPr>
+    </w:p>
+    <w:p>
+      <w:pPr>
+        <w:spacing w:before="120" w:after="60"/>
+      </w:pPr>
+    </w:p>
+    <w:p>
+      <w:pPr>
+        <w:spacing w:before="120" w:after="60"/>
+        <w:rPr>
+          <w:b/>
+          <w:bCs/>
+        </w:rPr>
+      </w:pPr>
+    </w:p>
+    <w:p>
+      <w:pPr>
+        <w:spacing w:before="120" w:after="60"/>
+        <w:rPr>
+          <w:b/>
+          <w:bCs/>
+        </w:rPr>
+      </w:pPr>
+    </w:p>
+    <w:p>
+      <w:pPr>
+        <w:spacing w:before="120" w:after="60"/>
+        <w:rPr>
+          <w:b/>
+          <w:bCs/>
+        </w:rPr>
+      </w:pPr>
+    </w:p>
+    <w:p>
+      <w:pPr>
+        <w:spacing w:before="120" w:after="60"/>
+        <w:rPr>
+          <w:b/>
+          <w:bCs/>
+        </w:rPr>
+      </w:pPr>
+    </w:p>
+    <w:p>
+      <w:pPr>
+        <w:spacing w:before="120" w:after="60"/>
+        <w:rPr>
+          <w:b/>
+          <w:bCs/>
+        </w:rPr>
+      </w:pPr>
+    </w:p>
+    <w:p>
+      <w:pPr>
+        <w:spacing w:before="120" w:after="60"/>
+        <w:rPr>
+          <w:b/>
+          <w:bCs/>
+        </w:rPr>
+      </w:pPr>
+    </w:p>
+    <w:p>
+      <w:pPr>
+        <w:spacing w:before="120" w:after="60"/>
+        <w:rPr>
+          <w:b/>
+          <w:bCs/>
+        </w:rPr>
+      </w:pPr>
+    </w:p>
+    <w:p>
+      <w:pPr>
+        <w:spacing w:before="120" w:after="60"/>
+        <w:rPr>
+          <w:b/>
+          <w:bCs/>
+        </w:rPr>
+      </w:pPr>
+    </w:p>
+    <w:p>
+      <w:pPr>
+        <w:spacing w:before="120" w:after="60"/>
+      </w:pPr>
+      <w:r>
+        <w:rPr>
+          <w:b/>
+          <w:bCs/>
+        </w:rPr>
+        <w:t>4. Update</w:t>
+      </w:r>
+    </w:p>
+    <w:p>
+      <w:pPr>
+        <w:spacing w:before="120" w:after="60"/>
+        <w:rPr>
+          <w:b/>
+          <w:bCs/>
+        </w:rPr>
+      </w:pPr>
       <w:r>
         <w:rPr>
           <w:cs/>
         </w:rPr>
-        <w:t xml:space="preserve">สำหรับเชื่อมต่อ </w:t>
-      </w:r>
-      <w:r>
-        <w:t xml:space="preserve">SQL Server </w:t>
-      </w:r>
+        <w:drawing>
+          <wp:inline distT="0" distB="0" distL="0" distR="0" wp14:anchorId="67EA86AF" wp14:editId="0B4816DD">
+            <wp:extent cx="5731510" cy="1929130"/>
+            <wp:effectExtent l="0" t="0" r="2540" b="0"/>
+            <wp:docPr id="1423102107" name="Picture 1"/>
+            <wp:cNvGraphicFramePr>
+              <a:graphicFrameLocks xmlns:a="http://schemas.openxmlformats.org/drawingml/2006/main" noChangeAspect="1"/>
+            </wp:cNvGraphicFramePr>
+            <a:graphic xmlns:a="http://schemas.openxmlformats.org/drawingml/2006/main">
+              <a:graphicData uri="http://schemas.openxmlformats.org/drawingml/2006/picture">
+                <pic:pic xmlns:pic="http://schemas.openxmlformats.org/drawingml/2006/picture">
+                  <pic:nvPicPr>
+                    <pic:cNvPr id="1423102107" name=""/>
+                    <pic:cNvPicPr/>
+                  </pic:nvPicPr>
+                  <pic:blipFill>
+                    <a:blip r:embed="rId10"/>
+                    <a:stretch>
+                      <a:fillRect/>
+                    </a:stretch>
+                  </pic:blipFill>
+                  <pic:spPr>
+                    <a:xfrm>
+                      <a:off x="0" y="0"/>
+                      <a:ext cx="5731510" cy="1929130"/>
+                    </a:xfrm>
+                    <a:prstGeom prst="rect">
+                      <a:avLst/>
+                    </a:prstGeom>
+                  </pic:spPr>
+                </pic:pic>
+              </a:graphicData>
+            </a:graphic>
+          </wp:inline>
+        </w:drawing>
+      </w:r>
+    </w:p>
+    <w:p>
+      <w:pPr>
+        <w:spacing w:before="120" w:after="60"/>
+        <w:rPr>
+          <w:b/>
+          <w:bCs/>
+        </w:rPr>
+      </w:pPr>
+    </w:p>
+    <w:p>
+      <w:pPr>
+        <w:spacing w:before="120" w:after="60"/>
+        <w:rPr>
+          <w:b/>
+          <w:bCs/>
+        </w:rPr>
+      </w:pPr>
+    </w:p>
+    <w:p>
+      <w:pPr>
+        <w:spacing w:before="120" w:after="60"/>
+        <w:rPr>
+          <w:b/>
+          <w:bCs/>
+        </w:rPr>
+      </w:pPr>
+    </w:p>
+    <w:p>
+      <w:pPr>
+        <w:spacing w:before="120" w:after="60"/>
+        <w:rPr>
+          <w:b/>
+          <w:bCs/>
+        </w:rPr>
+      </w:pPr>
+    </w:p>
+    <w:p>
+      <w:pPr>
+        <w:spacing w:before="120" w:after="60"/>
+        <w:rPr>
+          <w:b/>
+          <w:bCs/>
+        </w:rPr>
+      </w:pPr>
+    </w:p>
+    <w:p>
+      <w:pPr>
+        <w:spacing w:before="120" w:after="60"/>
+        <w:rPr>
+          <w:b/>
+          <w:bCs/>
+        </w:rPr>
+      </w:pPr>
+    </w:p>
+    <w:p>
+      <w:pPr>
+        <w:spacing w:before="120" w:after="60"/>
+        <w:rPr>
+          <w:b/>
+          <w:bCs/>
+        </w:rPr>
+      </w:pPr>
+    </w:p>
+    <w:p>
+      <w:pPr>
+        <w:spacing w:before="120" w:after="60"/>
+        <w:rPr>
+          <w:b/>
+          <w:bCs/>
+        </w:rPr>
+      </w:pPr>
+    </w:p>
+    <w:p>
+      <w:pPr>
+        <w:spacing w:before="120" w:after="60"/>
+        <w:rPr>
+          <w:b/>
+          <w:bCs/>
+        </w:rPr>
+      </w:pPr>
+    </w:p>
+    <w:p>
+      <w:pPr>
+        <w:spacing w:before="120" w:after="60"/>
+        <w:rPr>
+          <w:b/>
+          <w:bCs/>
+        </w:rPr>
+      </w:pPr>
+    </w:p>
+    <w:p>
+      <w:pPr>
+        <w:spacing w:before="120" w:after="60"/>
+        <w:rPr>
+          <w:b/>
+          <w:bCs/>
+        </w:rPr>
+      </w:pPr>
+    </w:p>
+    <w:p>
+      <w:pPr>
+        <w:spacing w:before="120" w:after="60"/>
+        <w:rPr>
+          <w:b/>
+          <w:bCs/>
+        </w:rPr>
+      </w:pPr>
+    </w:p>
+    <w:p>
+      <w:pPr>
+        <w:spacing w:before="120" w:after="60"/>
+        <w:rPr>
+          <w:b/>
+          <w:bCs/>
+        </w:rPr>
+      </w:pPr>
+    </w:p>
+    <w:p>
+      <w:pPr>
+        <w:spacing w:before="120" w:after="60"/>
+        <w:rPr>
+          <w:b/>
+          <w:bCs/>
+        </w:rPr>
+      </w:pPr>
+    </w:p>
+    <w:p>
+      <w:pPr>
+        <w:spacing w:before="120" w:after="60"/>
+        <w:rPr>
+          <w:b/>
+          <w:bCs/>
+        </w:rPr>
+      </w:pPr>
+    </w:p>
+    <w:p>
+      <w:pPr>
+        <w:spacing w:before="120" w:after="60"/>
+      </w:pPr>
+      <w:r>
+        <w:rPr>
+          <w:b/>
+          <w:bCs/>
+        </w:rPr>
+        <w:lastRenderedPageBreak/>
+        <w:t>5. Delete</w:t>
+      </w:r>
+    </w:p>
+    <w:p>
+      <w:pPr>
+        <w:spacing w:before="60" w:after="60"/>
+      </w:pPr>
       <w:r>
         <w:rPr>
           <w:cs/>
         </w:rPr>
-        <w:t>กำหนดค่าการเชื่อมต่อใน</w:t>
-      </w:r>
-      <w:r>
-        <w:t> </w:t>
-      </w:r>
-      <w:proofErr w:type="spellStart"/>
-      <w:r>
-        <w:t>dbConfig</w:t>
-      </w:r>
-      <w:proofErr w:type="spellEnd"/>
-      <w:r>
-        <w:t> </w:t>
-      </w:r>
-      <w:r>
-        <w:rPr>
+        <w:drawing>
+          <wp:inline distT="0" distB="0" distL="0" distR="0" wp14:anchorId="550629E0" wp14:editId="5D2EB345">
+            <wp:extent cx="5731510" cy="1050925"/>
+            <wp:effectExtent l="0" t="0" r="2540" b="0"/>
+            <wp:docPr id="952076452" name="Picture 1"/>
+            <wp:cNvGraphicFramePr>
+              <a:graphicFrameLocks xmlns:a="http://schemas.openxmlformats.org/drawingml/2006/main" noChangeAspect="1"/>
+            </wp:cNvGraphicFramePr>
+            <a:graphic xmlns:a="http://schemas.openxmlformats.org/drawingml/2006/main">
+              <a:graphicData uri="http://schemas.openxmlformats.org/drawingml/2006/picture">
+                <pic:pic xmlns:pic="http://schemas.openxmlformats.org/drawingml/2006/picture">
+                  <pic:nvPicPr>
+                    <pic:cNvPr id="952076452" name=""/>
+                    <pic:cNvPicPr/>
+                  </pic:nvPicPr>
+                  <pic:blipFill>
+                    <a:blip r:embed="rId11"/>
+                    <a:stretch>
+                      <a:fillRect/>
+                    </a:stretch>
+                  </pic:blipFill>
+                  <pic:spPr>
+                    <a:xfrm>
+                      <a:off x="0" y="0"/>
+                      <a:ext cx="5731510" cy="1050925"/>
+                    </a:xfrm>
+                    <a:prstGeom prst="rect">
+                      <a:avLst/>
+                    </a:prstGeom>
+                  </pic:spPr>
+                </pic:pic>
+              </a:graphicData>
+            </a:graphic>
+          </wp:inline>
+        </w:drawing>
+      </w:r>
+    </w:p>
+    <w:p>
+      <w:pPr>
+        <w:spacing w:before="60" w:after="60"/>
+      </w:pPr>
+    </w:p>
+    <w:p>
+      <w:pPr>
+        <w:spacing w:before="60" w:after="60"/>
+      </w:pPr>
+    </w:p>
+    <w:p>
+      <w:pPr>
+        <w:spacing w:before="60" w:after="60"/>
+      </w:pPr>
+    </w:p>
+    <w:p>
+      <w:pPr>
+        <w:spacing w:before="60" w:after="60"/>
+      </w:pPr>
+    </w:p>
+    <w:p>
+      <w:pPr>
+        <w:spacing w:before="60" w:after="60"/>
+      </w:pPr>
+    </w:p>
+    <w:p>
+      <w:pPr>
+        <w:spacing w:before="60" w:after="60"/>
+      </w:pPr>
+    </w:p>
+    <w:p>
+      <w:pPr>
+        <w:spacing w:before="60" w:after="60"/>
+      </w:pPr>
+    </w:p>
+    <w:p>
+      <w:pPr>
+        <w:spacing w:before="60" w:after="60"/>
+      </w:pPr>
+    </w:p>
+    <w:p>
+      <w:pPr>
+        <w:spacing w:before="60" w:after="60"/>
+      </w:pPr>
+    </w:p>
+    <w:p>
+      <w:pPr>
+        <w:spacing w:before="60" w:after="60"/>
+      </w:pPr>
+    </w:p>
+    <w:p>
+      <w:pPr>
+        <w:spacing w:before="60" w:after="60"/>
+      </w:pPr>
+    </w:p>
+    <w:p>
+      <w:pPr>
+        <w:spacing w:before="60" w:after="60"/>
+      </w:pPr>
+    </w:p>
+    <w:p>
+      <w:pPr>
+        <w:spacing w:before="60" w:after="60"/>
+      </w:pPr>
+    </w:p>
+    <w:p>
+      <w:pPr>
+        <w:spacing w:before="60" w:after="60"/>
+      </w:pPr>
+    </w:p>
+    <w:p>
+      <w:pPr>
+        <w:spacing w:before="60" w:after="60"/>
+      </w:pPr>
+    </w:p>
+    <w:p>
+      <w:pPr>
+        <w:spacing w:before="60" w:after="60"/>
+      </w:pPr>
+    </w:p>
+    <w:p>
+      <w:pPr>
+        <w:spacing w:before="60" w:after="60"/>
+      </w:pPr>
+    </w:p>
+    <w:p>
+      <w:pPr>
+        <w:spacing w:before="60" w:after="60"/>
+      </w:pPr>
+    </w:p>
+    <w:p>
+      <w:pPr>
+        <w:spacing w:before="60" w:after="60"/>
+      </w:pPr>
+    </w:p>
+    <w:p>
+      <w:pPr>
+        <w:spacing w:before="60" w:after="60"/>
+      </w:pPr>
+    </w:p>
+    <w:p>
+      <w:pPr>
+        <w:spacing w:before="60" w:after="60"/>
+      </w:pPr>
+    </w:p>
+    <w:p>
+      <w:pPr>
+        <w:spacing w:before="60" w:after="60"/>
+      </w:pPr>
+    </w:p>
+    <w:p>
+      <w:pPr>
+        <w:spacing w:before="60" w:after="60"/>
+      </w:pPr>
+    </w:p>
+    <w:p>
+      <w:pPr>
+        <w:spacing w:before="60" w:after="60"/>
+      </w:pPr>
+    </w:p>
+    <w:p>
+      <w:pPr>
+        <w:spacing w:before="60" w:after="60"/>
+      </w:pPr>
+      <w:r>
+        <w:rPr>
+          <w:b/>
+          <w:bCs/>
           <w:cs/>
         </w:rPr>
-        <w:t xml:space="preserve">โดยอ่านค่า </w:t>
-      </w:r>
-      <w:r>
-        <w:t xml:space="preserve">server </w:t>
-      </w:r>
-      <w:r>
-        <w:rPr>
+        <w:lastRenderedPageBreak/>
+        <w:t xml:space="preserve">แบบที่ </w:t>
+      </w:r>
+      <w:r>
+        <w:rPr>
+          <w:b/>
+          <w:bCs/>
+        </w:rPr>
+        <w:t xml:space="preserve">2 — </w:t>
+      </w:r>
+      <w:r>
+        <w:rPr>
+          <w:b/>
+          <w:bCs/>
           <w:cs/>
         </w:rPr>
-        <w:t xml:space="preserve">และ </w:t>
-      </w:r>
-      <w:r>
-        <w:t xml:space="preserve">database </w:t>
-      </w:r>
-      <w:r>
-        <w:rPr>
-          <w:cs/>
-        </w:rPr>
-        <w:t xml:space="preserve">จาก </w:t>
-      </w:r>
-      <w:r>
-        <w:t xml:space="preserve">environment variable (.env) </w:t>
-      </w:r>
-      <w:r>
-        <w:rPr>
-          <w:cs/>
-        </w:rPr>
-        <w:t xml:space="preserve">ถ้าไม่มีจะใช้ค่า </w:t>
-      </w:r>
-      <w:r>
-        <w:t xml:space="preserve">default </w:t>
-      </w:r>
-      <w:r>
-        <w:rPr>
-          <w:cs/>
-        </w:rPr>
-        <w:t>คือ</w:t>
-      </w:r>
-      <w:r>
-        <w:t> localhost\SQLEXPRESS </w:t>
-      </w:r>
-      <w:r>
-        <w:rPr>
-          <w:cs/>
-        </w:rPr>
-        <w:t>และ</w:t>
-      </w:r>
-      <w:r>
-        <w:t> </w:t>
-      </w:r>
-      <w:proofErr w:type="spellStart"/>
-      <w:r>
-        <w:t>Clothy_DataBase</w:t>
-      </w:r>
-      <w:proofErr w:type="spellEnd"/>
-      <w:r>
-        <w:t> </w:t>
-      </w:r>
-      <w:r>
-        <w:rPr>
-          <w:cs/>
-        </w:rPr>
-        <w:t>ใช้</w:t>
-      </w:r>
-      <w:r>
-        <w:t> </w:t>
-      </w:r>
-      <w:proofErr w:type="spellStart"/>
-      <w:r>
-        <w:t>trustedConnection</w:t>
-      </w:r>
-      <w:proofErr w:type="spellEnd"/>
-      <w:r>
-        <w:t>: true </w:t>
-      </w:r>
-      <w:r>
-        <w:rPr>
-          <w:cs/>
-        </w:rPr>
-        <w:t xml:space="preserve">เพื่อเชื่อมต่อแบบ </w:t>
-      </w:r>
-      <w:r>
-        <w:t xml:space="preserve">Windows Authentication </w:t>
-      </w:r>
-      <w:r>
-        <w:rPr>
-          <w:cs/>
-        </w:rPr>
-        <w:t xml:space="preserve">โดยไม่ต้องใส่ </w:t>
-      </w:r>
-      <w:r>
-        <w:t xml:space="preserve">username/password </w:t>
-      </w:r>
-      <w:r>
-        <w:rPr>
-          <w:cs/>
-        </w:rPr>
-        <w:t>ฟังก์ชัน</w:t>
-      </w:r>
-      <w:r>
-        <w:t> </w:t>
-      </w:r>
-      <w:proofErr w:type="spellStart"/>
-      <w:r>
-        <w:t>getPool</w:t>
-      </w:r>
-      <w:proofErr w:type="spellEnd"/>
-      <w:r>
-        <w:t>() </w:t>
-      </w:r>
-      <w:r>
-        <w:rPr>
-          <w:cs/>
-        </w:rPr>
-        <w:t xml:space="preserve">ทำหน้าที่เปิดการเชื่อมต่อและคืนค่า </w:t>
-      </w:r>
-      <w:r>
-        <w:t xml:space="preserve">connection pool </w:t>
-      </w:r>
-      <w:r>
-        <w:rPr>
-          <w:cs/>
-        </w:rPr>
-        <w:t>กลับมาใช้งาน</w:t>
-      </w:r>
-    </w:p>
-    <w:p>
-      <w:pPr>
-        <w:spacing w:before="120" w:after="60"/>
-      </w:pPr>
-      <w:r>
-        <w:rPr>
-          <w:b/>
-          <w:bCs/>
-        </w:rPr>
-        <w:t>2. Select</w:t>
-      </w:r>
-    </w:p>
-    <w:tbl>
-      <w:tblPr>
-        <w:tblW w:w="9360" w:type="dxa"/>
-        <w:tblBorders>
-          <w:top w:val="single" w:sz="4" w:space="0" w:color="auto"/>
-          <w:left w:val="single" w:sz="4" w:space="0" w:color="auto"/>
-          <w:bottom w:val="single" w:sz="4" w:space="0" w:color="auto"/>
-          <w:right w:val="single" w:sz="4" w:space="0" w:color="auto"/>
-          <w:insideH w:val="single" w:sz="4" w:space="0" w:color="auto"/>
-          <w:insideV w:val="single" w:sz="4" w:space="0" w:color="auto"/>
-        </w:tblBorders>
-        <w:tblCellMar>
-          <w:left w:w="10" w:type="dxa"/>
-          <w:right w:w="10" w:type="dxa"/>
-        </w:tblCellMar>
-        <w:tblLook w:val="04A0" w:firstRow="1" w:lastRow="0" w:firstColumn="1" w:lastColumn="0" w:noHBand="0" w:noVBand="1"/>
-      </w:tblPr>
-      <w:tblGrid>
-        <w:gridCol w:w="9360"/>
-      </w:tblGrid>
-      <w:tr>
-        <w:tc>
-          <w:tcPr>
-            <w:tcW w:w="9360" w:type="dxa"/>
-            <w:tcBorders>
-              <w:top w:val="single" w:sz="1" w:space="0" w:color="CCCCCC"/>
-              <w:left w:val="single" w:sz="1" w:space="0" w:color="CCCCCC"/>
-              <w:bottom w:val="single" w:sz="1" w:space="0" w:color="CCCCCC"/>
-              <w:right w:val="single" w:sz="1" w:space="0" w:color="CCCCCC"/>
-            </w:tcBorders>
-            <w:shd w:val="clear" w:color="auto" w:fill="F5F5F5"/>
-            <w:tcMar>
-              <w:top w:w="100" w:type="dxa"/>
-              <w:left w:w="160" w:type="dxa"/>
-              <w:bottom w:w="100" w:type="dxa"/>
-              <w:right w:w="160" w:type="dxa"/>
-            </w:tcMar>
-          </w:tcPr>
-          <w:p>
-            <w:pPr>
-              <w:rPr>
-                <w:rFonts w:eastAsia="Courier New"/>
-                <w:sz w:val="28"/>
-                <w:szCs w:val="28"/>
-              </w:rPr>
-            </w:pPr>
-            <w:proofErr w:type="spellStart"/>
-            <w:r>
-              <w:rPr>
-                <w:rFonts w:eastAsia="Courier New"/>
-                <w:sz w:val="28"/>
-                <w:szCs w:val="28"/>
-              </w:rPr>
-              <w:t>app.get</w:t>
-            </w:r>
-            <w:proofErr w:type="spellEnd"/>
-            <w:r>
-              <w:rPr>
-                <w:rFonts w:eastAsia="Courier New"/>
-                <w:sz w:val="28"/>
-                <w:szCs w:val="28"/>
-              </w:rPr>
-              <w:t>('/</w:t>
-            </w:r>
-            <w:proofErr w:type="spellStart"/>
-            <w:r>
-              <w:rPr>
-                <w:rFonts w:eastAsia="Courier New"/>
-                <w:sz w:val="28"/>
-                <w:szCs w:val="28"/>
-              </w:rPr>
-              <w:t>api</w:t>
-            </w:r>
-            <w:proofErr w:type="spellEnd"/>
-            <w:r>
-              <w:rPr>
-                <w:rFonts w:eastAsia="Courier New"/>
-                <w:sz w:val="28"/>
-                <w:szCs w:val="28"/>
-              </w:rPr>
-              <w:t>/customers', async (req, res, next) =&gt; {</w:t>
-            </w:r>
-          </w:p>
-          <w:p>
-            <w:pPr>
-              <w:rPr>
-                <w:rFonts w:eastAsia="Courier New"/>
-                <w:sz w:val="28"/>
-                <w:szCs w:val="28"/>
-              </w:rPr>
-            </w:pPr>
-            <w:r>
-              <w:rPr>
-                <w:rFonts w:eastAsia="Courier New"/>
-                <w:sz w:val="28"/>
-                <w:szCs w:val="28"/>
-              </w:rPr>
-              <w:t xml:space="preserve">  try {</w:t>
-            </w:r>
-          </w:p>
-          <w:p>
-            <w:pPr>
-              <w:rPr>
-                <w:rFonts w:eastAsia="Courier New"/>
-                <w:sz w:val="28"/>
-                <w:szCs w:val="28"/>
-              </w:rPr>
-            </w:pPr>
-            <w:r>
-              <w:rPr>
-                <w:rFonts w:eastAsia="Courier New"/>
-                <w:sz w:val="28"/>
-                <w:szCs w:val="28"/>
-              </w:rPr>
-              <w:t xml:space="preserve">    const customers = await </w:t>
-            </w:r>
-            <w:proofErr w:type="spellStart"/>
-            <w:r>
-              <w:rPr>
-                <w:rFonts w:eastAsia="Courier New"/>
-                <w:sz w:val="28"/>
-                <w:szCs w:val="28"/>
-              </w:rPr>
-              <w:t>customerRepo.findAll</w:t>
-            </w:r>
-            <w:proofErr w:type="spellEnd"/>
-            <w:r>
-              <w:rPr>
-                <w:rFonts w:eastAsia="Courier New"/>
-                <w:sz w:val="28"/>
-                <w:szCs w:val="28"/>
-              </w:rPr>
-              <w:t>();</w:t>
-            </w:r>
-          </w:p>
-          <w:p>
-            <w:pPr>
-              <w:rPr>
-                <w:rFonts w:eastAsia="Courier New"/>
-                <w:sz w:val="28"/>
-                <w:szCs w:val="28"/>
-              </w:rPr>
-            </w:pPr>
-            <w:r>
-              <w:rPr>
-                <w:rFonts w:eastAsia="Courier New"/>
-                <w:sz w:val="28"/>
-                <w:szCs w:val="28"/>
-              </w:rPr>
-              <w:t xml:space="preserve">    </w:t>
-            </w:r>
-            <w:proofErr w:type="spellStart"/>
-            <w:r>
-              <w:rPr>
-                <w:rFonts w:eastAsia="Courier New"/>
-                <w:sz w:val="28"/>
-                <w:szCs w:val="28"/>
-              </w:rPr>
-              <w:t>res.json</w:t>
-            </w:r>
-            <w:proofErr w:type="spellEnd"/>
-            <w:r>
-              <w:rPr>
-                <w:rFonts w:eastAsia="Courier New"/>
-                <w:sz w:val="28"/>
-                <w:szCs w:val="28"/>
-              </w:rPr>
-              <w:t>(</w:t>
-            </w:r>
-            <w:proofErr w:type="spellStart"/>
-            <w:r>
-              <w:rPr>
-                <w:rFonts w:eastAsia="Courier New"/>
-                <w:sz w:val="28"/>
-                <w:szCs w:val="28"/>
-              </w:rPr>
-              <w:t>customers.map</w:t>
-            </w:r>
-            <w:proofErr w:type="spellEnd"/>
-            <w:r>
-              <w:rPr>
-                <w:rFonts w:eastAsia="Courier New"/>
-                <w:sz w:val="28"/>
-                <w:szCs w:val="28"/>
-              </w:rPr>
-              <w:t>(c =&gt; ({</w:t>
-            </w:r>
-          </w:p>
-          <w:p>
-            <w:pPr>
-              <w:rPr>
-                <w:rFonts w:eastAsia="Courier New"/>
-                <w:sz w:val="28"/>
-                <w:szCs w:val="28"/>
-              </w:rPr>
-            </w:pPr>
-            <w:r>
-              <w:rPr>
-                <w:rFonts w:eastAsia="Courier New"/>
-                <w:sz w:val="28"/>
-                <w:szCs w:val="28"/>
-              </w:rPr>
-              <w:t xml:space="preserve">      </w:t>
-            </w:r>
-            <w:proofErr w:type="spellStart"/>
-            <w:r>
-              <w:rPr>
-                <w:rFonts w:eastAsia="Courier New"/>
-                <w:sz w:val="28"/>
-                <w:szCs w:val="28"/>
-              </w:rPr>
-              <w:t>CustomerID</w:t>
-            </w:r>
-            <w:proofErr w:type="spellEnd"/>
-            <w:r>
-              <w:rPr>
-                <w:rFonts w:eastAsia="Courier New"/>
-                <w:sz w:val="28"/>
-                <w:szCs w:val="28"/>
-              </w:rPr>
-              <w:t xml:space="preserve">: </w:t>
-            </w:r>
-            <w:proofErr w:type="spellStart"/>
-            <w:r>
-              <w:rPr>
-                <w:rFonts w:eastAsia="Courier New"/>
-                <w:sz w:val="28"/>
-                <w:szCs w:val="28"/>
-              </w:rPr>
-              <w:t>c.getId</w:t>
-            </w:r>
-            <w:proofErr w:type="spellEnd"/>
-            <w:r>
-              <w:rPr>
-                <w:rFonts w:eastAsia="Courier New"/>
-                <w:sz w:val="28"/>
-                <w:szCs w:val="28"/>
-              </w:rPr>
-              <w:t xml:space="preserve">(), Name: </w:t>
-            </w:r>
-            <w:proofErr w:type="spellStart"/>
-            <w:r>
-              <w:rPr>
-                <w:rFonts w:eastAsia="Courier New"/>
-                <w:sz w:val="28"/>
-                <w:szCs w:val="28"/>
-              </w:rPr>
-              <w:t>c.getName</w:t>
-            </w:r>
-            <w:proofErr w:type="spellEnd"/>
-            <w:r>
-              <w:rPr>
-                <w:rFonts w:eastAsia="Courier New"/>
-                <w:sz w:val="28"/>
-                <w:szCs w:val="28"/>
-              </w:rPr>
-              <w:t>(),</w:t>
-            </w:r>
-          </w:p>
-          <w:p>
-            <w:pPr>
-              <w:rPr>
-                <w:rFonts w:eastAsia="Courier New"/>
-                <w:sz w:val="28"/>
-                <w:szCs w:val="28"/>
-              </w:rPr>
-            </w:pPr>
-            <w:r>
-              <w:rPr>
-                <w:rFonts w:eastAsia="Courier New"/>
-                <w:sz w:val="28"/>
-                <w:szCs w:val="28"/>
-              </w:rPr>
-              <w:t xml:space="preserve">      Phone: </w:t>
-            </w:r>
-            <w:proofErr w:type="spellStart"/>
-            <w:r>
-              <w:rPr>
-                <w:rFonts w:eastAsia="Courier New"/>
-                <w:sz w:val="28"/>
-                <w:szCs w:val="28"/>
-              </w:rPr>
-              <w:t>c.getPhone</w:t>
-            </w:r>
-            <w:proofErr w:type="spellEnd"/>
-            <w:r>
-              <w:rPr>
-                <w:rFonts w:eastAsia="Courier New"/>
-                <w:sz w:val="28"/>
-                <w:szCs w:val="28"/>
-              </w:rPr>
-              <w:t xml:space="preserve">(),   Department: </w:t>
-            </w:r>
-            <w:proofErr w:type="spellStart"/>
-            <w:r>
-              <w:rPr>
-                <w:rFonts w:eastAsia="Courier New"/>
-                <w:sz w:val="28"/>
-                <w:szCs w:val="28"/>
-              </w:rPr>
-              <w:t>c.getDepartment</w:t>
-            </w:r>
-            <w:proofErr w:type="spellEnd"/>
-            <w:r>
-              <w:rPr>
-                <w:rFonts w:eastAsia="Courier New"/>
-                <w:sz w:val="28"/>
-                <w:szCs w:val="28"/>
-              </w:rPr>
-              <w:t>(),</w:t>
-            </w:r>
-          </w:p>
-          <w:p>
-            <w:pPr>
-              <w:rPr>
-                <w:rFonts w:eastAsia="Courier New"/>
-                <w:sz w:val="28"/>
-                <w:szCs w:val="28"/>
-              </w:rPr>
-            </w:pPr>
-            <w:r>
-              <w:rPr>
-                <w:rFonts w:eastAsia="Courier New"/>
-                <w:sz w:val="28"/>
-                <w:szCs w:val="28"/>
-              </w:rPr>
-              <w:t xml:space="preserve">      Address: </w:t>
-            </w:r>
-            <w:proofErr w:type="spellStart"/>
-            <w:r>
-              <w:rPr>
-                <w:rFonts w:eastAsia="Courier New"/>
-                <w:sz w:val="28"/>
-                <w:szCs w:val="28"/>
-              </w:rPr>
-              <w:t>c.getAddress</w:t>
-            </w:r>
-            <w:proofErr w:type="spellEnd"/>
-            <w:r>
-              <w:rPr>
-                <w:rFonts w:eastAsia="Courier New"/>
-                <w:sz w:val="28"/>
-                <w:szCs w:val="28"/>
-              </w:rPr>
-              <w:t>(),</w:t>
-            </w:r>
-          </w:p>
-          <w:p>
-            <w:pPr>
-              <w:rPr>
-                <w:rFonts w:eastAsia="Courier New"/>
-                <w:sz w:val="28"/>
-                <w:szCs w:val="28"/>
-              </w:rPr>
-            </w:pPr>
-            <w:r>
-              <w:rPr>
-                <w:rFonts w:eastAsia="Courier New"/>
-                <w:sz w:val="28"/>
-                <w:szCs w:val="28"/>
-              </w:rPr>
-              <w:t xml:space="preserve">    })));</w:t>
-            </w:r>
-          </w:p>
-          <w:p>
-            <w:pPr>
-              <w:rPr>
-                <w:rFonts w:eastAsia="Courier New"/>
-                <w:sz w:val="28"/>
-                <w:szCs w:val="28"/>
-              </w:rPr>
-            </w:pPr>
-            <w:r>
-              <w:rPr>
-                <w:rFonts w:eastAsia="Courier New"/>
-                <w:sz w:val="28"/>
-                <w:szCs w:val="28"/>
-              </w:rPr>
-              <w:t xml:space="preserve">  } catch (err) { next(err); }</w:t>
-            </w:r>
-          </w:p>
-          <w:p>
-            <w:pPr>
-              <w:rPr>
-                <w:rFonts w:eastAsia="Courier New"/>
-                <w:sz w:val="28"/>
-                <w:szCs w:val="28"/>
-              </w:rPr>
-            </w:pPr>
-            <w:r>
-              <w:rPr>
-                <w:rFonts w:eastAsia="Courier New"/>
-                <w:sz w:val="28"/>
-                <w:szCs w:val="28"/>
-              </w:rPr>
-              <w:t>});</w:t>
-            </w:r>
-          </w:p>
-          <w:p>
-            <w:pPr>
-              <w:rPr>
-                <w:rFonts w:eastAsia="Courier New"/>
-                <w:sz w:val="28"/>
-                <w:szCs w:val="28"/>
-              </w:rPr>
-            </w:pPr>
-            <w:r>
-              <w:rPr>
-                <w:rFonts w:eastAsia="Courier New"/>
-                <w:sz w:val="28"/>
-                <w:szCs w:val="28"/>
-              </w:rPr>
-              <w:t xml:space="preserve">// query </w:t>
-            </w:r>
-            <w:r>
-              <w:rPr>
-                <w:rFonts w:eastAsia="Courier New"/>
-                <w:sz w:val="28"/>
-                <w:szCs w:val="28"/>
-                <w:cs/>
-              </w:rPr>
-              <w:t xml:space="preserve">ใน </w:t>
-            </w:r>
-            <w:proofErr w:type="spellStart"/>
-            <w:r>
-              <w:rPr>
-                <w:rFonts w:eastAsia="Courier New"/>
-                <w:sz w:val="28"/>
-                <w:szCs w:val="28"/>
-              </w:rPr>
-              <w:t>CustomerRepository</w:t>
-            </w:r>
-            <w:proofErr w:type="spellEnd"/>
-          </w:p>
-          <w:p>
-            <w:r>
-              <w:rPr>
-                <w:rFonts w:eastAsia="Courier New"/>
-                <w:sz w:val="28"/>
-                <w:szCs w:val="28"/>
-              </w:rPr>
-              <w:t xml:space="preserve">const result = await </w:t>
-            </w:r>
-            <w:proofErr w:type="spellStart"/>
-            <w:r>
-              <w:rPr>
-                <w:rFonts w:eastAsia="Courier New"/>
-                <w:sz w:val="28"/>
-                <w:szCs w:val="28"/>
-              </w:rPr>
-              <w:t>pool.request</w:t>
-            </w:r>
-            <w:proofErr w:type="spellEnd"/>
-            <w:r>
-              <w:rPr>
-                <w:rFonts w:eastAsia="Courier New"/>
-                <w:sz w:val="28"/>
-                <w:szCs w:val="28"/>
-              </w:rPr>
-              <w:t>().query('SELECT * FROM Customers');</w:t>
-            </w:r>
-          </w:p>
-        </w:tc>
-      </w:tr>
-    </w:tbl>
+        <w:t xml:space="preserve">รันโดยตรงบน </w:t>
+      </w:r>
+      <w:r>
+        <w:rPr>
+          <w:b/>
+          <w:bCs/>
+        </w:rPr>
+        <w:t>SSMS (Pure SQL)</w:t>
+      </w:r>
+    </w:p>
+    <w:p>
+      <w:pPr>
+        <w:spacing w:before="80" w:after="60"/>
+      </w:pPr>
+      <w:r>
+        <w:rPr>
+          <w:b/>
+          <w:bCs/>
+        </w:rPr>
+        <w:t>1. Connect</w:t>
+      </w:r>
+    </w:p>
     <w:p>
       <w:pPr>
         <w:spacing w:before="60" w:after="60"/>
-      </w:pPr>
-      <w:r>
-        <w:rPr>
-          <w:cs/>
-        </w:rPr>
-        <w:t xml:space="preserve">เมื่อเว็บส่ง </w:t>
-      </w:r>
-      <w:r>
-        <w:t xml:space="preserve">GET request </w:t>
-      </w:r>
-      <w:r>
-        <w:rPr>
-          <w:cs/>
-        </w:rPr>
-        <w:t>มาที่</w:t>
-      </w:r>
-      <w:r>
-        <w:t> /</w:t>
-      </w:r>
-      <w:proofErr w:type="spellStart"/>
-      <w:r>
-        <w:t>api</w:t>
-      </w:r>
-      <w:proofErr w:type="spellEnd"/>
-      <w:r>
-        <w:t>/customers </w:t>
-      </w:r>
-      <w:r>
-        <w:rPr>
-          <w:cs/>
-        </w:rPr>
-        <w:t>ระบบจะเรียก</w:t>
-      </w:r>
-      <w:r>
-        <w:t> </w:t>
-      </w:r>
-      <w:proofErr w:type="spellStart"/>
-      <w:r>
-        <w:t>customerRepo.findAll</w:t>
-      </w:r>
-      <w:proofErr w:type="spellEnd"/>
-      <w:r>
-        <w:t>() </w:t>
-      </w:r>
-      <w:r>
-        <w:rPr>
-          <w:cs/>
-        </w:rPr>
-        <w:t>ซึ่งรัน</w:t>
-      </w:r>
-      <w:r>
-        <w:t> SELECT * FROM Customers </w:t>
-      </w:r>
-      <w:r>
-        <w:rPr>
-          <w:cs/>
-        </w:rPr>
-        <w:t xml:space="preserve">เพื่อดึงข้อมูลลูกค้าทั้งหมดออกจากฐานข้อมูล จากนั้น </w:t>
-      </w:r>
-      <w:r>
-        <w:t xml:space="preserve">map </w:t>
-      </w:r>
-      <w:r>
-        <w:rPr>
-          <w:cs/>
-        </w:rPr>
-        <w:t xml:space="preserve">ผลลัพธ์ให้อยู่ในรูป </w:t>
-      </w:r>
-      <w:r>
-        <w:t xml:space="preserve">Object </w:t>
-      </w:r>
-      <w:r>
-        <w:rPr>
-          <w:cs/>
-        </w:rPr>
-        <w:t xml:space="preserve">แล้วส่งกลับไปในรูปแบบ </w:t>
-      </w:r>
-      <w:r>
-        <w:t>JSON</w:t>
-      </w:r>
-    </w:p>
-    <w:p>
-      <w:pPr>
-        <w:spacing w:before="120" w:after="60"/>
-      </w:pPr>
-      <w:r>
-        <w:rPr>
-          <w:b/>
-          <w:bCs/>
-        </w:rPr>
-        <w:t>3. Insert</w:t>
-      </w:r>
-    </w:p>
-    <w:tbl>
-      <w:tblPr>
-        <w:tblW w:w="9360" w:type="dxa"/>
-        <w:tblBorders>
-          <w:top w:val="single" w:sz="4" w:space="0" w:color="auto"/>
-          <w:left w:val="single" w:sz="4" w:space="0" w:color="auto"/>
-          <w:bottom w:val="single" w:sz="4" w:space="0" w:color="auto"/>
-          <w:right w:val="single" w:sz="4" w:space="0" w:color="auto"/>
-          <w:insideH w:val="single" w:sz="4" w:space="0" w:color="auto"/>
-          <w:insideV w:val="single" w:sz="4" w:space="0" w:color="auto"/>
-        </w:tblBorders>
-        <w:tblCellMar>
-          <w:left w:w="10" w:type="dxa"/>
-          <w:right w:w="10" w:type="dxa"/>
-        </w:tblCellMar>
-        <w:tblLook w:val="04A0" w:firstRow="1" w:lastRow="0" w:firstColumn="1" w:lastColumn="0" w:noHBand="0" w:noVBand="1"/>
-      </w:tblPr>
-      <w:tblGrid>
-        <w:gridCol w:w="9360"/>
-      </w:tblGrid>
-      <w:tr>
-        <w:tc>
-          <w:tcPr>
-            <w:tcW w:w="9360" w:type="dxa"/>
-            <w:tcBorders>
-              <w:top w:val="single" w:sz="1" w:space="0" w:color="CCCCCC"/>
-              <w:left w:val="single" w:sz="1" w:space="0" w:color="CCCCCC"/>
-              <w:bottom w:val="single" w:sz="1" w:space="0" w:color="CCCCCC"/>
-              <w:right w:val="single" w:sz="1" w:space="0" w:color="CCCCCC"/>
-            </w:tcBorders>
-            <w:shd w:val="clear" w:color="auto" w:fill="F5F5F5"/>
-            <w:tcMar>
-              <w:top w:w="100" w:type="dxa"/>
-              <w:left w:w="160" w:type="dxa"/>
-              <w:bottom w:w="100" w:type="dxa"/>
-              <w:right w:w="160" w:type="dxa"/>
-            </w:tcMar>
-          </w:tcPr>
-          <w:p>
-            <w:pPr>
-              <w:rPr>
-                <w:rFonts w:eastAsia="Courier New"/>
-                <w:sz w:val="28"/>
-                <w:szCs w:val="28"/>
-              </w:rPr>
-            </w:pPr>
-            <w:proofErr w:type="spellStart"/>
-            <w:r>
-              <w:rPr>
-                <w:rFonts w:eastAsia="Courier New"/>
-                <w:sz w:val="28"/>
-                <w:szCs w:val="28"/>
-              </w:rPr>
-              <w:t>app.post</w:t>
-            </w:r>
-            <w:proofErr w:type="spellEnd"/>
-            <w:r>
-              <w:rPr>
-                <w:rFonts w:eastAsia="Courier New"/>
-                <w:sz w:val="28"/>
-                <w:szCs w:val="28"/>
-              </w:rPr>
-              <w:t>('/</w:t>
-            </w:r>
-            <w:proofErr w:type="spellStart"/>
-            <w:r>
-              <w:rPr>
-                <w:rFonts w:eastAsia="Courier New"/>
-                <w:sz w:val="28"/>
-                <w:szCs w:val="28"/>
-              </w:rPr>
-              <w:t>api</w:t>
-            </w:r>
-            <w:proofErr w:type="spellEnd"/>
-            <w:r>
-              <w:rPr>
-                <w:rFonts w:eastAsia="Courier New"/>
-                <w:sz w:val="28"/>
-                <w:szCs w:val="28"/>
-              </w:rPr>
-              <w:t>/customers', async (req, res, next) =&gt; {</w:t>
-            </w:r>
-          </w:p>
-          <w:p>
-            <w:pPr>
-              <w:rPr>
-                <w:rFonts w:eastAsia="Courier New"/>
-                <w:sz w:val="28"/>
-                <w:szCs w:val="28"/>
-              </w:rPr>
-            </w:pPr>
-            <w:r>
-              <w:rPr>
-                <w:rFonts w:eastAsia="Courier New"/>
-                <w:sz w:val="28"/>
-                <w:szCs w:val="28"/>
-              </w:rPr>
-              <w:t xml:space="preserve">  try {</w:t>
-            </w:r>
-          </w:p>
-          <w:p>
-            <w:pPr>
-              <w:rPr>
-                <w:rFonts w:eastAsia="Courier New"/>
-                <w:sz w:val="28"/>
-                <w:szCs w:val="28"/>
-              </w:rPr>
-            </w:pPr>
-            <w:r>
-              <w:rPr>
-                <w:rFonts w:eastAsia="Courier New"/>
-                <w:sz w:val="28"/>
-                <w:szCs w:val="28"/>
-              </w:rPr>
-              <w:t xml:space="preserve">    const { name, phone, dept, address } = </w:t>
-            </w:r>
-            <w:proofErr w:type="spellStart"/>
-            <w:r>
-              <w:rPr>
-                <w:rFonts w:eastAsia="Courier New"/>
-                <w:sz w:val="28"/>
-                <w:szCs w:val="28"/>
-              </w:rPr>
-              <w:t>req.body</w:t>
-            </w:r>
-            <w:proofErr w:type="spellEnd"/>
-            <w:r>
-              <w:rPr>
-                <w:rFonts w:eastAsia="Courier New"/>
-                <w:sz w:val="28"/>
-                <w:szCs w:val="28"/>
-              </w:rPr>
-              <w:t>;</w:t>
-            </w:r>
-          </w:p>
-          <w:p>
-            <w:pPr>
-              <w:rPr>
-                <w:rFonts w:eastAsia="Courier New"/>
-                <w:sz w:val="28"/>
-                <w:szCs w:val="28"/>
-              </w:rPr>
-            </w:pPr>
-            <w:r>
-              <w:rPr>
-                <w:rFonts w:eastAsia="Courier New"/>
-                <w:sz w:val="28"/>
-                <w:szCs w:val="28"/>
-              </w:rPr>
-              <w:t xml:space="preserve">    const customer = await </w:t>
-            </w:r>
-            <w:proofErr w:type="spellStart"/>
-            <w:r>
-              <w:rPr>
-                <w:rFonts w:eastAsia="Courier New"/>
-                <w:sz w:val="28"/>
-                <w:szCs w:val="28"/>
-              </w:rPr>
-              <w:t>customerRepo.create</w:t>
-            </w:r>
-            <w:proofErr w:type="spellEnd"/>
-            <w:r>
-              <w:rPr>
-                <w:rFonts w:eastAsia="Courier New"/>
-                <w:sz w:val="28"/>
-                <w:szCs w:val="28"/>
-              </w:rPr>
-              <w:t>(name, phone, dept, address);</w:t>
-            </w:r>
-          </w:p>
-          <w:p>
-            <w:pPr>
-              <w:rPr>
-                <w:rFonts w:eastAsia="Courier New"/>
-                <w:sz w:val="28"/>
-                <w:szCs w:val="28"/>
-              </w:rPr>
-            </w:pPr>
-            <w:r>
-              <w:rPr>
-                <w:rFonts w:eastAsia="Courier New"/>
-                <w:sz w:val="28"/>
-                <w:szCs w:val="28"/>
-              </w:rPr>
-              <w:t xml:space="preserve">    </w:t>
-            </w:r>
-            <w:proofErr w:type="spellStart"/>
-            <w:r>
-              <w:rPr>
-                <w:rFonts w:eastAsia="Courier New"/>
-                <w:sz w:val="28"/>
-                <w:szCs w:val="28"/>
-              </w:rPr>
-              <w:t>res.status</w:t>
-            </w:r>
-            <w:proofErr w:type="spellEnd"/>
-            <w:r>
-              <w:rPr>
-                <w:rFonts w:eastAsia="Courier New"/>
-                <w:sz w:val="28"/>
-                <w:szCs w:val="28"/>
-              </w:rPr>
-              <w:t>(201).</w:t>
-            </w:r>
-            <w:proofErr w:type="spellStart"/>
-            <w:r>
-              <w:rPr>
-                <w:rFonts w:eastAsia="Courier New"/>
-                <w:sz w:val="28"/>
-                <w:szCs w:val="28"/>
-              </w:rPr>
-              <w:t>json</w:t>
-            </w:r>
-            <w:proofErr w:type="spellEnd"/>
-            <w:r>
-              <w:rPr>
-                <w:rFonts w:eastAsia="Courier New"/>
-                <w:sz w:val="28"/>
-                <w:szCs w:val="28"/>
-              </w:rPr>
-              <w:t>({ message: '</w:t>
-            </w:r>
-            <w:r>
-              <w:rPr>
-                <w:rFonts w:eastAsia="Courier New"/>
-                <w:sz w:val="28"/>
-                <w:szCs w:val="28"/>
-                <w:cs/>
-              </w:rPr>
-              <w:t>เพิ่มลูกค้าสำเร็จ!</w:t>
-            </w:r>
-            <w:r>
-              <w:rPr>
-                <w:rFonts w:eastAsia="Courier New"/>
-                <w:sz w:val="28"/>
-                <w:szCs w:val="28"/>
-              </w:rPr>
-              <w:t xml:space="preserve">', </w:t>
-            </w:r>
-            <w:proofErr w:type="spellStart"/>
-            <w:r>
-              <w:rPr>
-                <w:rFonts w:eastAsia="Courier New"/>
-                <w:sz w:val="28"/>
-                <w:szCs w:val="28"/>
-              </w:rPr>
-              <w:t>customerId</w:t>
-            </w:r>
-            <w:proofErr w:type="spellEnd"/>
-            <w:r>
-              <w:rPr>
-                <w:rFonts w:eastAsia="Courier New"/>
-                <w:sz w:val="28"/>
-                <w:szCs w:val="28"/>
-              </w:rPr>
-              <w:t xml:space="preserve">: </w:t>
-            </w:r>
-            <w:proofErr w:type="spellStart"/>
-            <w:r>
-              <w:rPr>
-                <w:rFonts w:eastAsia="Courier New"/>
-                <w:sz w:val="28"/>
-                <w:szCs w:val="28"/>
-              </w:rPr>
-              <w:t>customer.getId</w:t>
-            </w:r>
-            <w:proofErr w:type="spellEnd"/>
-            <w:r>
-              <w:rPr>
-                <w:rFonts w:eastAsia="Courier New"/>
-                <w:sz w:val="28"/>
-                <w:szCs w:val="28"/>
-              </w:rPr>
-              <w:t>() });</w:t>
-            </w:r>
-          </w:p>
-          <w:p>
-            <w:pPr>
-              <w:rPr>
-                <w:rFonts w:eastAsia="Courier New"/>
-                <w:sz w:val="28"/>
-                <w:szCs w:val="28"/>
-              </w:rPr>
-            </w:pPr>
-            <w:r>
-              <w:rPr>
-                <w:rFonts w:eastAsia="Courier New"/>
-                <w:sz w:val="28"/>
-                <w:szCs w:val="28"/>
-              </w:rPr>
-              <w:t xml:space="preserve">  } catch (err) { next(err); }</w:t>
-            </w:r>
-          </w:p>
-          <w:p>
-            <w:pPr>
-              <w:rPr>
-                <w:rFonts w:eastAsia="Courier New"/>
-                <w:sz w:val="28"/>
-                <w:szCs w:val="28"/>
-              </w:rPr>
-            </w:pPr>
-            <w:r>
-              <w:rPr>
-                <w:rFonts w:eastAsia="Courier New"/>
-                <w:sz w:val="28"/>
-                <w:szCs w:val="28"/>
-              </w:rPr>
-              <w:t>});</w:t>
-            </w:r>
-          </w:p>
-          <w:p>
-            <w:pPr>
-              <w:rPr>
-                <w:rFonts w:eastAsia="Courier New"/>
-                <w:sz w:val="28"/>
-                <w:szCs w:val="28"/>
-              </w:rPr>
-            </w:pPr>
-          </w:p>
-          <w:p>
-            <w:pPr>
-              <w:rPr>
-                <w:rFonts w:eastAsia="Courier New"/>
-                <w:sz w:val="28"/>
-                <w:szCs w:val="28"/>
-              </w:rPr>
-            </w:pPr>
-            <w:r>
-              <w:rPr>
-                <w:rFonts w:eastAsia="Courier New"/>
-                <w:sz w:val="28"/>
-                <w:szCs w:val="28"/>
-              </w:rPr>
-              <w:lastRenderedPageBreak/>
-              <w:t xml:space="preserve">// query </w:t>
-            </w:r>
-            <w:r>
-              <w:rPr>
-                <w:rFonts w:eastAsia="Courier New"/>
-                <w:sz w:val="28"/>
-                <w:szCs w:val="28"/>
-                <w:cs/>
-              </w:rPr>
-              <w:t xml:space="preserve">ใน </w:t>
-            </w:r>
-            <w:proofErr w:type="spellStart"/>
-            <w:r>
-              <w:rPr>
-                <w:rFonts w:eastAsia="Courier New"/>
-                <w:sz w:val="28"/>
-                <w:szCs w:val="28"/>
-              </w:rPr>
-              <w:t>CustomerRepository</w:t>
-            </w:r>
-            <w:proofErr w:type="spellEnd"/>
-          </w:p>
-          <w:p>
-            <w:pPr>
-              <w:rPr>
-                <w:rFonts w:eastAsia="Courier New"/>
-                <w:sz w:val="28"/>
-                <w:szCs w:val="28"/>
-              </w:rPr>
-            </w:pPr>
-            <w:r>
-              <w:rPr>
-                <w:rFonts w:eastAsia="Courier New"/>
-                <w:sz w:val="28"/>
-                <w:szCs w:val="28"/>
-              </w:rPr>
-              <w:t xml:space="preserve">const id = 'c' + </w:t>
-            </w:r>
-            <w:proofErr w:type="spellStart"/>
-            <w:r>
-              <w:rPr>
-                <w:rFonts w:eastAsia="Courier New"/>
-                <w:sz w:val="28"/>
-                <w:szCs w:val="28"/>
-              </w:rPr>
-              <w:t>Date.now</w:t>
-            </w:r>
-            <w:proofErr w:type="spellEnd"/>
-            <w:r>
-              <w:rPr>
-                <w:rFonts w:eastAsia="Courier New"/>
-                <w:sz w:val="28"/>
-                <w:szCs w:val="28"/>
-              </w:rPr>
-              <w:t>();</w:t>
-            </w:r>
-          </w:p>
-          <w:p>
-            <w:pPr>
-              <w:rPr>
-                <w:rFonts w:eastAsia="Courier New"/>
-                <w:sz w:val="28"/>
-                <w:szCs w:val="28"/>
-              </w:rPr>
-            </w:pPr>
-            <w:r>
-              <w:rPr>
-                <w:rFonts w:eastAsia="Courier New"/>
-                <w:sz w:val="28"/>
-                <w:szCs w:val="28"/>
-              </w:rPr>
-              <w:t xml:space="preserve">await </w:t>
-            </w:r>
-            <w:proofErr w:type="spellStart"/>
-            <w:r>
-              <w:rPr>
-                <w:rFonts w:eastAsia="Courier New"/>
-                <w:sz w:val="28"/>
-                <w:szCs w:val="28"/>
-              </w:rPr>
-              <w:t>pool.request</w:t>
-            </w:r>
-            <w:proofErr w:type="spellEnd"/>
-            <w:r>
-              <w:rPr>
-                <w:rFonts w:eastAsia="Courier New"/>
-                <w:sz w:val="28"/>
-                <w:szCs w:val="28"/>
-              </w:rPr>
-              <w:t>()</w:t>
-            </w:r>
-          </w:p>
-          <w:p>
-            <w:pPr>
-              <w:rPr>
-                <w:rFonts w:eastAsia="Courier New"/>
-                <w:sz w:val="28"/>
-                <w:szCs w:val="28"/>
-              </w:rPr>
-            </w:pPr>
-            <w:r>
-              <w:rPr>
-                <w:rFonts w:eastAsia="Courier New"/>
-                <w:sz w:val="28"/>
-                <w:szCs w:val="28"/>
-              </w:rPr>
-              <w:t xml:space="preserve">  .input('</w:t>
-            </w:r>
-            <w:proofErr w:type="spellStart"/>
-            <w:r>
-              <w:rPr>
-                <w:rFonts w:eastAsia="Courier New"/>
-                <w:sz w:val="28"/>
-                <w:szCs w:val="28"/>
-              </w:rPr>
-              <w:t>CustomerID</w:t>
-            </w:r>
-            <w:proofErr w:type="spellEnd"/>
-            <w:r>
-              <w:rPr>
-                <w:rFonts w:eastAsia="Courier New"/>
-                <w:sz w:val="28"/>
-                <w:szCs w:val="28"/>
-              </w:rPr>
-              <w:t xml:space="preserve">', </w:t>
-            </w:r>
-            <w:proofErr w:type="spellStart"/>
-            <w:r>
-              <w:rPr>
-                <w:rFonts w:eastAsia="Courier New"/>
-                <w:sz w:val="28"/>
-                <w:szCs w:val="28"/>
-              </w:rPr>
-              <w:t>sql.VarChar</w:t>
-            </w:r>
-            <w:proofErr w:type="spellEnd"/>
-            <w:r>
-              <w:rPr>
-                <w:rFonts w:eastAsia="Courier New"/>
-                <w:sz w:val="28"/>
-                <w:szCs w:val="28"/>
-              </w:rPr>
-              <w:t>(20),      id)</w:t>
-            </w:r>
-          </w:p>
-          <w:p>
-            <w:pPr>
-              <w:rPr>
-                <w:rFonts w:eastAsia="Courier New"/>
-                <w:sz w:val="28"/>
-                <w:szCs w:val="28"/>
-              </w:rPr>
-            </w:pPr>
-            <w:r>
-              <w:rPr>
-                <w:rFonts w:eastAsia="Courier New"/>
-                <w:sz w:val="28"/>
-                <w:szCs w:val="28"/>
-              </w:rPr>
-              <w:t xml:space="preserve">  .input('Name',       </w:t>
-            </w:r>
-            <w:proofErr w:type="spellStart"/>
-            <w:r>
-              <w:rPr>
-                <w:rFonts w:eastAsia="Courier New"/>
-                <w:sz w:val="28"/>
-                <w:szCs w:val="28"/>
-              </w:rPr>
-              <w:t>sql.NVarChar</w:t>
-            </w:r>
-            <w:proofErr w:type="spellEnd"/>
-            <w:r>
-              <w:rPr>
-                <w:rFonts w:eastAsia="Courier New"/>
-                <w:sz w:val="28"/>
-                <w:szCs w:val="28"/>
-              </w:rPr>
-              <w:t>(100),    name)</w:t>
-            </w:r>
-          </w:p>
-          <w:p>
-            <w:pPr>
-              <w:rPr>
-                <w:rFonts w:eastAsia="Courier New"/>
-                <w:sz w:val="28"/>
-                <w:szCs w:val="28"/>
-              </w:rPr>
-            </w:pPr>
-            <w:r>
-              <w:rPr>
-                <w:rFonts w:eastAsia="Courier New"/>
-                <w:sz w:val="28"/>
-                <w:szCs w:val="28"/>
-              </w:rPr>
-              <w:t xml:space="preserve">  .input('Phone',      </w:t>
-            </w:r>
-            <w:proofErr w:type="spellStart"/>
-            <w:r>
-              <w:rPr>
-                <w:rFonts w:eastAsia="Courier New"/>
-                <w:sz w:val="28"/>
-                <w:szCs w:val="28"/>
-              </w:rPr>
-              <w:t>sql.VarChar</w:t>
-            </w:r>
-            <w:proofErr w:type="spellEnd"/>
-            <w:r>
-              <w:rPr>
-                <w:rFonts w:eastAsia="Courier New"/>
-                <w:sz w:val="28"/>
-                <w:szCs w:val="28"/>
-              </w:rPr>
-              <w:t>(15),      phone)</w:t>
-            </w:r>
-          </w:p>
-          <w:p>
-            <w:pPr>
-              <w:rPr>
-                <w:rFonts w:eastAsia="Courier New"/>
-                <w:sz w:val="28"/>
-                <w:szCs w:val="28"/>
-              </w:rPr>
-            </w:pPr>
-            <w:r>
-              <w:rPr>
-                <w:rFonts w:eastAsia="Courier New"/>
-                <w:sz w:val="28"/>
-                <w:szCs w:val="28"/>
-              </w:rPr>
-              <w:t xml:space="preserve">  .input('Department', </w:t>
-            </w:r>
-            <w:proofErr w:type="spellStart"/>
-            <w:r>
-              <w:rPr>
-                <w:rFonts w:eastAsia="Courier New"/>
-                <w:sz w:val="28"/>
-                <w:szCs w:val="28"/>
-              </w:rPr>
-              <w:t>sql.NVarChar</w:t>
-            </w:r>
-            <w:proofErr w:type="spellEnd"/>
-            <w:r>
-              <w:rPr>
-                <w:rFonts w:eastAsia="Courier New"/>
-                <w:sz w:val="28"/>
-                <w:szCs w:val="28"/>
-              </w:rPr>
-              <w:t>(100),    dept || null)</w:t>
-            </w:r>
-          </w:p>
-          <w:p>
-            <w:pPr>
-              <w:rPr>
-                <w:rFonts w:eastAsia="Courier New"/>
-                <w:sz w:val="28"/>
-                <w:szCs w:val="28"/>
-              </w:rPr>
-            </w:pPr>
-            <w:r>
-              <w:rPr>
-                <w:rFonts w:eastAsia="Courier New"/>
-                <w:sz w:val="28"/>
-                <w:szCs w:val="28"/>
-              </w:rPr>
-              <w:t xml:space="preserve">  .input('Address',    </w:t>
-            </w:r>
-            <w:proofErr w:type="spellStart"/>
-            <w:r>
-              <w:rPr>
-                <w:rFonts w:eastAsia="Courier New"/>
-                <w:sz w:val="28"/>
-                <w:szCs w:val="28"/>
-              </w:rPr>
-              <w:t>sql.NVarChar</w:t>
-            </w:r>
-            <w:proofErr w:type="spellEnd"/>
-            <w:r>
-              <w:rPr>
-                <w:rFonts w:eastAsia="Courier New"/>
-                <w:sz w:val="28"/>
-                <w:szCs w:val="28"/>
-              </w:rPr>
-              <w:t>(</w:t>
-            </w:r>
-            <w:proofErr w:type="spellStart"/>
-            <w:r>
-              <w:rPr>
-                <w:rFonts w:eastAsia="Courier New"/>
-                <w:sz w:val="28"/>
-                <w:szCs w:val="28"/>
-              </w:rPr>
-              <w:t>sql.MAX</w:t>
-            </w:r>
-            <w:proofErr w:type="spellEnd"/>
-            <w:r>
-              <w:rPr>
-                <w:rFonts w:eastAsia="Courier New"/>
-                <w:sz w:val="28"/>
-                <w:szCs w:val="28"/>
-              </w:rPr>
-              <w:t>), address || null)</w:t>
-            </w:r>
-          </w:p>
-          <w:p>
-            <w:r>
-              <w:rPr>
-                <w:rFonts w:eastAsia="Courier New"/>
-                <w:sz w:val="28"/>
-                <w:szCs w:val="28"/>
-              </w:rPr>
-              <w:t xml:space="preserve">  .query('INSERT INTO Customers (</w:t>
-            </w:r>
-            <w:proofErr w:type="spellStart"/>
-            <w:r>
-              <w:rPr>
-                <w:rFonts w:eastAsia="Courier New"/>
-                <w:sz w:val="28"/>
-                <w:szCs w:val="28"/>
-              </w:rPr>
-              <w:t>CustomerID,Name,Phone,Department,Address</w:t>
-            </w:r>
-            <w:proofErr w:type="spellEnd"/>
-            <w:r>
-              <w:rPr>
-                <w:rFonts w:eastAsia="Courier New"/>
-                <w:sz w:val="28"/>
-                <w:szCs w:val="28"/>
-              </w:rPr>
-              <w:t>) VALUES (@CustomerID,@Name,@Phone,@Department,@Address)');</w:t>
-            </w:r>
-          </w:p>
-        </w:tc>
-      </w:tr>
-    </w:tbl>
-    <w:p>
-      <w:pPr>
-        <w:spacing w:before="60" w:after="60"/>
-      </w:pPr>
-      <w:r>
-        <w:rPr>
-          <w:cs/>
-        </w:rPr>
-        <w:lastRenderedPageBreak/>
-        <w:t>รับข้อมูลลูกค้า (ชื่อ เบอร์โทร แผนก ที่อยู่) จากเว็บผ่าน</w:t>
-      </w:r>
-      <w:r>
-        <w:t> </w:t>
-      </w:r>
-      <w:proofErr w:type="spellStart"/>
-      <w:r>
-        <w:t>req.body</w:t>
-      </w:r>
-      <w:proofErr w:type="spellEnd"/>
-      <w:r>
-        <w:t> </w:t>
-      </w:r>
-      <w:r>
-        <w:rPr>
-          <w:cs/>
-        </w:rPr>
-        <w:t xml:space="preserve">สร้าง </w:t>
-      </w:r>
-      <w:r>
-        <w:t xml:space="preserve">ID </w:t>
-      </w:r>
-      <w:r>
-        <w:rPr>
-          <w:cs/>
-        </w:rPr>
-        <w:t>อัตโนมัติโดยใช้</w:t>
-      </w:r>
-      <w:r>
-        <w:t xml:space="preserve"> 'c' + </w:t>
-      </w:r>
-      <w:proofErr w:type="spellStart"/>
-      <w:r>
-        <w:t>Date.now</w:t>
-      </w:r>
-      <w:proofErr w:type="spellEnd"/>
-      <w:r>
-        <w:t>() </w:t>
-      </w:r>
-      <w:r>
-        <w:rPr>
-          <w:cs/>
-        </w:rPr>
-        <w:t xml:space="preserve">เพื่อให้ไม่ซ้ำกัน จากนั้นส่งค่าแบบ </w:t>
-      </w:r>
-      <w:r>
-        <w:t xml:space="preserve">Parameterized Query </w:t>
-      </w:r>
-      <w:r>
-        <w:rPr>
-          <w:cs/>
-        </w:rPr>
-        <w:t>ผ่าน</w:t>
-      </w:r>
-      <w:r>
-        <w:t> .input() </w:t>
-      </w:r>
-      <w:r>
-        <w:rPr>
-          <w:cs/>
-        </w:rPr>
-        <w:t xml:space="preserve">เพื่อป้องกัน </w:t>
-      </w:r>
-      <w:r>
-        <w:t xml:space="preserve">SQL Injection </w:t>
-      </w:r>
-      <w:r>
-        <w:rPr>
-          <w:cs/>
-        </w:rPr>
-        <w:t xml:space="preserve">ก่อน </w:t>
-      </w:r>
-      <w:r>
-        <w:t xml:space="preserve">INSERT </w:t>
-      </w:r>
-      <w:r>
-        <w:rPr>
-          <w:cs/>
-        </w:rPr>
-        <w:t xml:space="preserve">เข้าตาราง </w:t>
-      </w:r>
-      <w:r>
-        <w:t xml:space="preserve">Customers </w:t>
-      </w:r>
-      <w:r>
-        <w:rPr>
-          <w:cs/>
-        </w:rPr>
-        <w:t xml:space="preserve">ถ้า </w:t>
-      </w:r>
-      <w:r>
-        <w:t xml:space="preserve">Department </w:t>
-      </w:r>
-      <w:r>
-        <w:rPr>
-          <w:cs/>
-        </w:rPr>
-        <w:t xml:space="preserve">หรือ </w:t>
-      </w:r>
-      <w:r>
-        <w:t xml:space="preserve">Address </w:t>
-      </w:r>
-      <w:r>
-        <w:rPr>
-          <w:cs/>
-        </w:rPr>
-        <w:t>ไม่ได้ส่งมาจะใส่</w:t>
-      </w:r>
-      <w:r>
-        <w:t> null </w:t>
-      </w:r>
-      <w:r>
-        <w:rPr>
-          <w:cs/>
-        </w:rPr>
-        <w:t>แทน</w:t>
-      </w:r>
-    </w:p>
-    <w:p>
-      <w:pPr>
-        <w:spacing w:before="120" w:after="60"/>
-      </w:pPr>
-      <w:r>
-        <w:rPr>
-          <w:b/>
-          <w:bCs/>
-        </w:rPr>
-        <w:t>4. Update</w:t>
-      </w:r>
-    </w:p>
-    <w:tbl>
-      <w:tblPr>
-        <w:tblW w:w="9360" w:type="dxa"/>
-        <w:tblBorders>
-          <w:top w:val="single" w:sz="4" w:space="0" w:color="auto"/>
-          <w:left w:val="single" w:sz="4" w:space="0" w:color="auto"/>
-          <w:bottom w:val="single" w:sz="4" w:space="0" w:color="auto"/>
-          <w:right w:val="single" w:sz="4" w:space="0" w:color="auto"/>
-          <w:insideH w:val="single" w:sz="4" w:space="0" w:color="auto"/>
-          <w:insideV w:val="single" w:sz="4" w:space="0" w:color="auto"/>
-        </w:tblBorders>
-        <w:tblCellMar>
-          <w:left w:w="10" w:type="dxa"/>
-          <w:right w:w="10" w:type="dxa"/>
-        </w:tblCellMar>
-        <w:tblLook w:val="04A0" w:firstRow="1" w:lastRow="0" w:firstColumn="1" w:lastColumn="0" w:noHBand="0" w:noVBand="1"/>
-      </w:tblPr>
-      <w:tblGrid>
-        <w:gridCol w:w="9360"/>
-      </w:tblGrid>
-      <w:tr>
-        <w:tc>
-          <w:tcPr>
-            <w:tcW w:w="9360" w:type="dxa"/>
-            <w:tcBorders>
-              <w:top w:val="single" w:sz="1" w:space="0" w:color="CCCCCC"/>
-              <w:left w:val="single" w:sz="1" w:space="0" w:color="CCCCCC"/>
-              <w:bottom w:val="single" w:sz="1" w:space="0" w:color="CCCCCC"/>
-              <w:right w:val="single" w:sz="1" w:space="0" w:color="CCCCCC"/>
-            </w:tcBorders>
-            <w:shd w:val="clear" w:color="auto" w:fill="F5F5F5"/>
-            <w:tcMar>
-              <w:top w:w="100" w:type="dxa"/>
-              <w:left w:w="160" w:type="dxa"/>
-              <w:bottom w:w="100" w:type="dxa"/>
-              <w:right w:w="160" w:type="dxa"/>
-            </w:tcMar>
-          </w:tcPr>
-          <w:p>
-            <w:pPr>
-              <w:rPr>
-                <w:rFonts w:eastAsia="Courier New"/>
-                <w:sz w:val="28"/>
-                <w:szCs w:val="28"/>
-              </w:rPr>
-            </w:pPr>
-            <w:proofErr w:type="spellStart"/>
-            <w:r>
-              <w:rPr>
-                <w:rFonts w:eastAsia="Courier New"/>
-                <w:sz w:val="28"/>
-                <w:szCs w:val="28"/>
-              </w:rPr>
-              <w:t>app.put</w:t>
-            </w:r>
-            <w:proofErr w:type="spellEnd"/>
-            <w:r>
-              <w:rPr>
-                <w:rFonts w:eastAsia="Courier New"/>
-                <w:sz w:val="28"/>
-                <w:szCs w:val="28"/>
-              </w:rPr>
-              <w:t>('/</w:t>
-            </w:r>
-            <w:proofErr w:type="spellStart"/>
-            <w:r>
-              <w:rPr>
-                <w:rFonts w:eastAsia="Courier New"/>
-                <w:sz w:val="28"/>
-                <w:szCs w:val="28"/>
-              </w:rPr>
-              <w:t>api</w:t>
-            </w:r>
-            <w:proofErr w:type="spellEnd"/>
-            <w:r>
-              <w:rPr>
-                <w:rFonts w:eastAsia="Courier New"/>
-                <w:sz w:val="28"/>
-                <w:szCs w:val="28"/>
-              </w:rPr>
-              <w:t>/customers/:id/rename', async (req, res, next) =&gt; {</w:t>
-            </w:r>
-          </w:p>
-          <w:p>
-            <w:pPr>
-              <w:rPr>
-                <w:rFonts w:eastAsia="Courier New"/>
-                <w:sz w:val="28"/>
-                <w:szCs w:val="28"/>
-              </w:rPr>
-            </w:pPr>
-            <w:r>
-              <w:rPr>
-                <w:rFonts w:eastAsia="Courier New"/>
-                <w:sz w:val="28"/>
-                <w:szCs w:val="28"/>
-              </w:rPr>
-              <w:t xml:space="preserve">  try {</w:t>
-            </w:r>
-          </w:p>
-          <w:p>
-            <w:pPr>
-              <w:rPr>
-                <w:rFonts w:eastAsia="Courier New"/>
-                <w:sz w:val="28"/>
-                <w:szCs w:val="28"/>
-              </w:rPr>
-            </w:pPr>
-            <w:r>
-              <w:rPr>
-                <w:rFonts w:eastAsia="Courier New"/>
-                <w:sz w:val="28"/>
-                <w:szCs w:val="28"/>
-              </w:rPr>
-              <w:t xml:space="preserve">    await </w:t>
-            </w:r>
-            <w:proofErr w:type="spellStart"/>
-            <w:r>
-              <w:rPr>
-                <w:rFonts w:eastAsia="Courier New"/>
-                <w:sz w:val="28"/>
-                <w:szCs w:val="28"/>
-              </w:rPr>
-              <w:t>customerRepo.rename</w:t>
-            </w:r>
-            <w:proofErr w:type="spellEnd"/>
-            <w:r>
-              <w:rPr>
-                <w:rFonts w:eastAsia="Courier New"/>
-                <w:sz w:val="28"/>
-                <w:szCs w:val="28"/>
-              </w:rPr>
-              <w:t xml:space="preserve">(req.params.id, </w:t>
-            </w:r>
-            <w:proofErr w:type="spellStart"/>
-            <w:r>
-              <w:rPr>
-                <w:rFonts w:eastAsia="Courier New"/>
-                <w:sz w:val="28"/>
-                <w:szCs w:val="28"/>
-              </w:rPr>
-              <w:t>req.body.newName</w:t>
-            </w:r>
-            <w:proofErr w:type="spellEnd"/>
-            <w:r>
-              <w:rPr>
-                <w:rFonts w:eastAsia="Courier New"/>
-                <w:sz w:val="28"/>
-                <w:szCs w:val="28"/>
-              </w:rPr>
-              <w:t>);</w:t>
-            </w:r>
-          </w:p>
-          <w:p>
-            <w:pPr>
-              <w:rPr>
-                <w:rFonts w:eastAsia="Courier New"/>
-                <w:sz w:val="28"/>
-                <w:szCs w:val="28"/>
-              </w:rPr>
-            </w:pPr>
-            <w:r>
-              <w:rPr>
-                <w:rFonts w:eastAsia="Courier New"/>
-                <w:sz w:val="28"/>
-                <w:szCs w:val="28"/>
-              </w:rPr>
-              <w:t xml:space="preserve">    </w:t>
-            </w:r>
-            <w:proofErr w:type="spellStart"/>
-            <w:r>
-              <w:rPr>
-                <w:rFonts w:eastAsia="Courier New"/>
-                <w:sz w:val="28"/>
-                <w:szCs w:val="28"/>
-              </w:rPr>
-              <w:t>res.json</w:t>
-            </w:r>
-            <w:proofErr w:type="spellEnd"/>
-            <w:r>
-              <w:rPr>
-                <w:rFonts w:eastAsia="Courier New"/>
-                <w:sz w:val="28"/>
-                <w:szCs w:val="28"/>
-              </w:rPr>
-              <w:t>({ message: '</w:t>
-            </w:r>
-            <w:r>
-              <w:rPr>
-                <w:rFonts w:eastAsia="Courier New"/>
-                <w:sz w:val="28"/>
-                <w:szCs w:val="28"/>
-                <w:cs/>
-              </w:rPr>
-              <w:t>แก้ไขชื่อลูกค้าสำเร็จ!</w:t>
-            </w:r>
-            <w:r>
-              <w:rPr>
-                <w:rFonts w:eastAsia="Courier New"/>
-                <w:sz w:val="28"/>
-                <w:szCs w:val="28"/>
-              </w:rPr>
-              <w:t>' });</w:t>
-            </w:r>
-          </w:p>
-          <w:p>
-            <w:pPr>
-              <w:rPr>
-                <w:rFonts w:eastAsia="Courier New"/>
-                <w:sz w:val="28"/>
-                <w:szCs w:val="28"/>
-              </w:rPr>
-            </w:pPr>
-            <w:r>
-              <w:rPr>
-                <w:rFonts w:eastAsia="Courier New"/>
-                <w:sz w:val="28"/>
-                <w:szCs w:val="28"/>
-              </w:rPr>
-              <w:t xml:space="preserve">  } catch (err) { next(err); }</w:t>
-            </w:r>
-          </w:p>
-          <w:p>
-            <w:pPr>
-              <w:rPr>
-                <w:rFonts w:eastAsia="Courier New"/>
-                <w:sz w:val="28"/>
-                <w:szCs w:val="28"/>
-              </w:rPr>
-            </w:pPr>
-            <w:r>
-              <w:rPr>
-                <w:rFonts w:eastAsia="Courier New"/>
-                <w:sz w:val="28"/>
-                <w:szCs w:val="28"/>
-              </w:rPr>
-              <w:t>});</w:t>
-            </w:r>
-          </w:p>
-          <w:p>
-            <w:pPr>
-              <w:rPr>
-                <w:rFonts w:eastAsia="Courier New"/>
-                <w:sz w:val="28"/>
-                <w:szCs w:val="28"/>
-              </w:rPr>
-            </w:pPr>
-          </w:p>
-          <w:p>
-            <w:pPr>
-              <w:rPr>
-                <w:rFonts w:eastAsia="Courier New"/>
-                <w:sz w:val="28"/>
-                <w:szCs w:val="28"/>
-              </w:rPr>
-            </w:pPr>
-            <w:r>
-              <w:rPr>
-                <w:rFonts w:eastAsia="Courier New"/>
-                <w:sz w:val="28"/>
-                <w:szCs w:val="28"/>
-              </w:rPr>
-              <w:t xml:space="preserve">// query </w:t>
-            </w:r>
-            <w:r>
-              <w:rPr>
-                <w:rFonts w:eastAsia="Courier New"/>
-                <w:sz w:val="28"/>
-                <w:szCs w:val="28"/>
-                <w:cs/>
-              </w:rPr>
-              <w:t xml:space="preserve">ใน </w:t>
-            </w:r>
-            <w:proofErr w:type="spellStart"/>
-            <w:r>
-              <w:rPr>
-                <w:rFonts w:eastAsia="Courier New"/>
-                <w:sz w:val="28"/>
-                <w:szCs w:val="28"/>
-              </w:rPr>
-              <w:t>CustomerRepository</w:t>
-            </w:r>
-            <w:proofErr w:type="spellEnd"/>
-          </w:p>
-          <w:p>
-            <w:pPr>
-              <w:rPr>
-                <w:rFonts w:eastAsia="Courier New"/>
-                <w:sz w:val="28"/>
-                <w:szCs w:val="28"/>
-              </w:rPr>
-            </w:pPr>
-            <w:r>
-              <w:rPr>
-                <w:rFonts w:eastAsia="Courier New"/>
-                <w:sz w:val="28"/>
-                <w:szCs w:val="28"/>
-              </w:rPr>
-              <w:t xml:space="preserve">await </w:t>
-            </w:r>
-            <w:proofErr w:type="spellStart"/>
-            <w:r>
-              <w:rPr>
-                <w:rFonts w:eastAsia="Courier New"/>
-                <w:sz w:val="28"/>
-                <w:szCs w:val="28"/>
-              </w:rPr>
-              <w:t>pool.request</w:t>
-            </w:r>
-            <w:proofErr w:type="spellEnd"/>
-            <w:r>
-              <w:rPr>
-                <w:rFonts w:eastAsia="Courier New"/>
-                <w:sz w:val="28"/>
-                <w:szCs w:val="28"/>
-              </w:rPr>
-              <w:t>()</w:t>
-            </w:r>
-          </w:p>
-          <w:p>
-            <w:pPr>
-              <w:rPr>
-                <w:rFonts w:eastAsia="Courier New"/>
-                <w:sz w:val="28"/>
-                <w:szCs w:val="28"/>
-              </w:rPr>
-            </w:pPr>
-            <w:r>
-              <w:rPr>
-                <w:rFonts w:eastAsia="Courier New"/>
-                <w:sz w:val="28"/>
-                <w:szCs w:val="28"/>
-              </w:rPr>
-              <w:t xml:space="preserve">  .input('</w:t>
-            </w:r>
-            <w:proofErr w:type="spellStart"/>
-            <w:r>
-              <w:rPr>
-                <w:rFonts w:eastAsia="Courier New"/>
-                <w:sz w:val="28"/>
-                <w:szCs w:val="28"/>
-              </w:rPr>
-              <w:t>CustomerID</w:t>
-            </w:r>
-            <w:proofErr w:type="spellEnd"/>
-            <w:r>
-              <w:rPr>
-                <w:rFonts w:eastAsia="Courier New"/>
-                <w:sz w:val="28"/>
-                <w:szCs w:val="28"/>
-              </w:rPr>
-              <w:t xml:space="preserve">', </w:t>
-            </w:r>
-            <w:proofErr w:type="spellStart"/>
-            <w:r>
-              <w:rPr>
-                <w:rFonts w:eastAsia="Courier New"/>
-                <w:sz w:val="28"/>
-                <w:szCs w:val="28"/>
-              </w:rPr>
-              <w:t>sql.VarChar</w:t>
-            </w:r>
-            <w:proofErr w:type="spellEnd"/>
-            <w:r>
-              <w:rPr>
-                <w:rFonts w:eastAsia="Courier New"/>
-                <w:sz w:val="28"/>
-                <w:szCs w:val="28"/>
-              </w:rPr>
-              <w:t>(20),   id)</w:t>
-            </w:r>
-          </w:p>
-          <w:p>
-            <w:pPr>
-              <w:rPr>
-                <w:rFonts w:eastAsia="Courier New"/>
-                <w:sz w:val="28"/>
-                <w:szCs w:val="28"/>
-              </w:rPr>
-            </w:pPr>
-            <w:r>
-              <w:rPr>
-                <w:rFonts w:eastAsia="Courier New"/>
-                <w:sz w:val="28"/>
-                <w:szCs w:val="28"/>
-              </w:rPr>
-              <w:t xml:space="preserve">  .input('Name',       </w:t>
-            </w:r>
-            <w:proofErr w:type="spellStart"/>
-            <w:r>
-              <w:rPr>
-                <w:rFonts w:eastAsia="Courier New"/>
-                <w:sz w:val="28"/>
-                <w:szCs w:val="28"/>
-              </w:rPr>
-              <w:t>sql.NVarChar</w:t>
-            </w:r>
-            <w:proofErr w:type="spellEnd"/>
-            <w:r>
-              <w:rPr>
-                <w:rFonts w:eastAsia="Courier New"/>
-                <w:sz w:val="28"/>
-                <w:szCs w:val="28"/>
-              </w:rPr>
-              <w:t xml:space="preserve">(100), </w:t>
-            </w:r>
-            <w:proofErr w:type="spellStart"/>
-            <w:r>
-              <w:rPr>
-                <w:rFonts w:eastAsia="Courier New"/>
-                <w:sz w:val="28"/>
-                <w:szCs w:val="28"/>
-              </w:rPr>
-              <w:t>newName</w:t>
-            </w:r>
-            <w:proofErr w:type="spellEnd"/>
-            <w:r>
-              <w:rPr>
-                <w:rFonts w:eastAsia="Courier New"/>
-                <w:sz w:val="28"/>
-                <w:szCs w:val="28"/>
-              </w:rPr>
-              <w:t>)</w:t>
-            </w:r>
-          </w:p>
-          <w:p>
-            <w:r>
-              <w:rPr>
-                <w:rFonts w:eastAsia="Courier New"/>
-                <w:sz w:val="28"/>
-                <w:szCs w:val="28"/>
-              </w:rPr>
-              <w:t xml:space="preserve">  .query('UPDATE Customers SET Name = @Name WHERE </w:t>
-            </w:r>
-            <w:proofErr w:type="spellStart"/>
-            <w:r>
-              <w:rPr>
-                <w:rFonts w:eastAsia="Courier New"/>
-                <w:sz w:val="28"/>
-                <w:szCs w:val="28"/>
-              </w:rPr>
-              <w:t>CustomerID</w:t>
-            </w:r>
-            <w:proofErr w:type="spellEnd"/>
-            <w:r>
-              <w:rPr>
-                <w:rFonts w:eastAsia="Courier New"/>
-                <w:sz w:val="28"/>
-                <w:szCs w:val="28"/>
-              </w:rPr>
-              <w:t xml:space="preserve"> = @CustomerID');</w:t>
-            </w:r>
-          </w:p>
-        </w:tc>
-      </w:tr>
-    </w:tbl>
-    <w:p>
-      <w:pPr>
-        <w:spacing w:before="60" w:after="60"/>
-      </w:pPr>
-      <w:r>
-        <w:rPr>
-          <w:cs/>
-        </w:rPr>
-        <w:t>รับ</w:t>
-      </w:r>
-      <w:r>
-        <w:t> id </w:t>
-      </w:r>
-      <w:r>
-        <w:rPr>
-          <w:cs/>
-        </w:rPr>
-        <w:t xml:space="preserve">ของลูกค้าจาก </w:t>
-      </w:r>
-      <w:r>
-        <w:t xml:space="preserve">URL parameter </w:t>
-      </w:r>
-      <w:r>
-        <w:rPr>
-          <w:cs/>
-        </w:rPr>
-        <w:t>และรับชื่อใหม่จาก</w:t>
-      </w:r>
-      <w:r>
-        <w:t> </w:t>
-      </w:r>
-      <w:proofErr w:type="spellStart"/>
-      <w:r>
-        <w:t>req.body.newName</w:t>
-      </w:r>
-      <w:proofErr w:type="spellEnd"/>
-      <w:r>
-        <w:t> </w:t>
-      </w:r>
-      <w:r>
-        <w:rPr>
-          <w:cs/>
-        </w:rPr>
-        <w:t>แล้วรัน</w:t>
-      </w:r>
-      <w:r>
-        <w:t> UPDATE </w:t>
-      </w:r>
-      <w:r>
-        <w:rPr>
-          <w:cs/>
-        </w:rPr>
-        <w:t xml:space="preserve">เพื่อแก้ไขชื่อลูกค้าในตาราง </w:t>
-      </w:r>
-      <w:r>
-        <w:t xml:space="preserve">Customers </w:t>
-      </w:r>
-      <w:r>
-        <w:rPr>
-          <w:cs/>
-        </w:rPr>
-        <w:t>ระบุเงื่อนไข</w:t>
-      </w:r>
-      <w:r>
-        <w:t xml:space="preserve"> WHERE </w:t>
-      </w:r>
-      <w:proofErr w:type="spellStart"/>
-      <w:r>
-        <w:t>CustomerID</w:t>
-      </w:r>
-      <w:proofErr w:type="spellEnd"/>
-      <w:r>
-        <w:t xml:space="preserve"> = @CustomerID </w:t>
-      </w:r>
-      <w:r>
-        <w:rPr>
-          <w:cs/>
-        </w:rPr>
-        <w:t>เพื่อให้แก้ไขเฉพาะรายการที่ต้องการเท่านั้น</w:t>
-      </w:r>
-    </w:p>
-    <w:p>
-      <w:pPr>
-        <w:spacing w:before="120" w:after="60"/>
-      </w:pPr>
-      <w:r>
-        <w:rPr>
-          <w:b/>
-          <w:bCs/>
-        </w:rPr>
-        <w:t>5. Delete</w:t>
-      </w:r>
-    </w:p>
-    <w:tbl>
-      <w:tblPr>
-        <w:tblW w:w="9360" w:type="dxa"/>
-        <w:tblBorders>
-          <w:top w:val="single" w:sz="4" w:space="0" w:color="auto"/>
-          <w:left w:val="single" w:sz="4" w:space="0" w:color="auto"/>
-          <w:bottom w:val="single" w:sz="4" w:space="0" w:color="auto"/>
-          <w:right w:val="single" w:sz="4" w:space="0" w:color="auto"/>
-          <w:insideH w:val="single" w:sz="4" w:space="0" w:color="auto"/>
-          <w:insideV w:val="single" w:sz="4" w:space="0" w:color="auto"/>
-        </w:tblBorders>
-        <w:tblCellMar>
-          <w:left w:w="10" w:type="dxa"/>
-          <w:right w:w="10" w:type="dxa"/>
-        </w:tblCellMar>
-        <w:tblLook w:val="04A0" w:firstRow="1" w:lastRow="0" w:firstColumn="1" w:lastColumn="0" w:noHBand="0" w:noVBand="1"/>
-      </w:tblPr>
-      <w:tblGrid>
-        <w:gridCol w:w="9360"/>
-      </w:tblGrid>
-      <w:tr>
-        <w:tc>
-          <w:tcPr>
-            <w:tcW w:w="9360" w:type="dxa"/>
-            <w:tcBorders>
-              <w:top w:val="single" w:sz="1" w:space="0" w:color="CCCCCC"/>
-              <w:left w:val="single" w:sz="1" w:space="0" w:color="CCCCCC"/>
-              <w:bottom w:val="single" w:sz="1" w:space="0" w:color="CCCCCC"/>
-              <w:right w:val="single" w:sz="1" w:space="0" w:color="CCCCCC"/>
-            </w:tcBorders>
-            <w:shd w:val="clear" w:color="auto" w:fill="F5F5F5"/>
-            <w:tcMar>
-              <w:top w:w="100" w:type="dxa"/>
-              <w:left w:w="160" w:type="dxa"/>
-              <w:bottom w:w="100" w:type="dxa"/>
-              <w:right w:w="160" w:type="dxa"/>
-            </w:tcMar>
-          </w:tcPr>
-          <w:p>
-            <w:pPr>
-              <w:rPr>
-                <w:rFonts w:eastAsia="Courier New"/>
-                <w:sz w:val="28"/>
-                <w:szCs w:val="28"/>
-              </w:rPr>
-            </w:pPr>
-            <w:proofErr w:type="spellStart"/>
-            <w:r>
-              <w:rPr>
-                <w:rFonts w:eastAsia="Courier New"/>
-                <w:sz w:val="28"/>
-                <w:szCs w:val="28"/>
-              </w:rPr>
-              <w:t>app.delete</w:t>
-            </w:r>
-            <w:proofErr w:type="spellEnd"/>
-            <w:r>
-              <w:rPr>
-                <w:rFonts w:eastAsia="Courier New"/>
-                <w:sz w:val="28"/>
-                <w:szCs w:val="28"/>
-              </w:rPr>
-              <w:t>('/</w:t>
-            </w:r>
-            <w:proofErr w:type="spellStart"/>
-            <w:r>
-              <w:rPr>
-                <w:rFonts w:eastAsia="Courier New"/>
-                <w:sz w:val="28"/>
-                <w:szCs w:val="28"/>
-              </w:rPr>
-              <w:t>api</w:t>
-            </w:r>
-            <w:proofErr w:type="spellEnd"/>
-            <w:r>
-              <w:rPr>
-                <w:rFonts w:eastAsia="Courier New"/>
-                <w:sz w:val="28"/>
-                <w:szCs w:val="28"/>
-              </w:rPr>
-              <w:t>/customers/:id', async (req, res, next) =&gt; {</w:t>
-            </w:r>
-          </w:p>
-          <w:p>
-            <w:pPr>
-              <w:rPr>
-                <w:rFonts w:eastAsia="Courier New"/>
-                <w:sz w:val="28"/>
-                <w:szCs w:val="28"/>
-              </w:rPr>
-            </w:pPr>
-            <w:r>
-              <w:rPr>
-                <w:rFonts w:eastAsia="Courier New"/>
-                <w:sz w:val="28"/>
-                <w:szCs w:val="28"/>
-              </w:rPr>
-              <w:t xml:space="preserve">  try {</w:t>
-            </w:r>
-          </w:p>
-          <w:p>
-            <w:pPr>
-              <w:rPr>
-                <w:rFonts w:eastAsia="Courier New"/>
-                <w:sz w:val="28"/>
-                <w:szCs w:val="28"/>
-              </w:rPr>
-            </w:pPr>
-            <w:r>
-              <w:rPr>
-                <w:rFonts w:eastAsia="Courier New"/>
-                <w:sz w:val="28"/>
-                <w:szCs w:val="28"/>
-              </w:rPr>
-              <w:t xml:space="preserve">    await </w:t>
-            </w:r>
-            <w:proofErr w:type="spellStart"/>
-            <w:r>
-              <w:rPr>
-                <w:rFonts w:eastAsia="Courier New"/>
-                <w:sz w:val="28"/>
-                <w:szCs w:val="28"/>
-              </w:rPr>
-              <w:t>customerRepo.delete</w:t>
-            </w:r>
-            <w:proofErr w:type="spellEnd"/>
-            <w:r>
-              <w:rPr>
-                <w:rFonts w:eastAsia="Courier New"/>
-                <w:sz w:val="28"/>
-                <w:szCs w:val="28"/>
-              </w:rPr>
-              <w:t>(req.params.id);</w:t>
-            </w:r>
-          </w:p>
-          <w:p>
-            <w:pPr>
-              <w:rPr>
-                <w:rFonts w:eastAsia="Courier New"/>
-                <w:sz w:val="28"/>
-                <w:szCs w:val="28"/>
-              </w:rPr>
-            </w:pPr>
-            <w:r>
-              <w:rPr>
-                <w:rFonts w:eastAsia="Courier New"/>
-                <w:sz w:val="28"/>
-                <w:szCs w:val="28"/>
-              </w:rPr>
-              <w:lastRenderedPageBreak/>
-              <w:t xml:space="preserve">    </w:t>
-            </w:r>
-            <w:proofErr w:type="spellStart"/>
-            <w:r>
-              <w:rPr>
-                <w:rFonts w:eastAsia="Courier New"/>
-                <w:sz w:val="28"/>
-                <w:szCs w:val="28"/>
-              </w:rPr>
-              <w:t>res.json</w:t>
-            </w:r>
-            <w:proofErr w:type="spellEnd"/>
-            <w:r>
-              <w:rPr>
-                <w:rFonts w:eastAsia="Courier New"/>
-                <w:sz w:val="28"/>
-                <w:szCs w:val="28"/>
-              </w:rPr>
-              <w:t>({ message: '</w:t>
-            </w:r>
-            <w:r>
-              <w:rPr>
-                <w:rFonts w:eastAsia="Courier New"/>
-                <w:sz w:val="28"/>
-                <w:szCs w:val="28"/>
-                <w:cs/>
-              </w:rPr>
-              <w:t>ลบลูกค้าสำเร็จ!</w:t>
-            </w:r>
-            <w:r>
-              <w:rPr>
-                <w:rFonts w:eastAsia="Courier New"/>
-                <w:sz w:val="28"/>
-                <w:szCs w:val="28"/>
-              </w:rPr>
-              <w:t>' });</w:t>
-            </w:r>
-          </w:p>
-          <w:p>
-            <w:pPr>
-              <w:rPr>
-                <w:rFonts w:eastAsia="Courier New"/>
-                <w:sz w:val="28"/>
-                <w:szCs w:val="28"/>
-              </w:rPr>
-            </w:pPr>
-            <w:r>
-              <w:rPr>
-                <w:rFonts w:eastAsia="Courier New"/>
-                <w:sz w:val="28"/>
-                <w:szCs w:val="28"/>
-              </w:rPr>
-              <w:t xml:space="preserve">  } catch (err) { next(err); }</w:t>
-            </w:r>
-          </w:p>
-          <w:p>
-            <w:pPr>
-              <w:rPr>
-                <w:rFonts w:eastAsia="Courier New"/>
-                <w:sz w:val="28"/>
-                <w:szCs w:val="28"/>
-              </w:rPr>
-            </w:pPr>
-            <w:r>
-              <w:rPr>
-                <w:rFonts w:eastAsia="Courier New"/>
-                <w:sz w:val="28"/>
-                <w:szCs w:val="28"/>
-              </w:rPr>
-              <w:t>});</w:t>
-            </w:r>
-          </w:p>
-          <w:p>
-            <w:pPr>
-              <w:rPr>
-                <w:rFonts w:eastAsia="Courier New"/>
-                <w:sz w:val="28"/>
-                <w:szCs w:val="28"/>
-              </w:rPr>
-            </w:pPr>
-          </w:p>
-          <w:p>
-            <w:pPr>
-              <w:rPr>
-                <w:rFonts w:eastAsia="Courier New"/>
-                <w:sz w:val="28"/>
-                <w:szCs w:val="28"/>
-              </w:rPr>
-            </w:pPr>
-            <w:r>
-              <w:rPr>
-                <w:rFonts w:eastAsia="Courier New"/>
-                <w:sz w:val="28"/>
-                <w:szCs w:val="28"/>
-              </w:rPr>
-              <w:t xml:space="preserve">// query </w:t>
-            </w:r>
-            <w:r>
-              <w:rPr>
-                <w:rFonts w:eastAsia="Courier New"/>
-                <w:sz w:val="28"/>
-                <w:szCs w:val="28"/>
-                <w:cs/>
-              </w:rPr>
-              <w:t xml:space="preserve">ใน </w:t>
-            </w:r>
-            <w:proofErr w:type="spellStart"/>
-            <w:r>
-              <w:rPr>
-                <w:rFonts w:eastAsia="Courier New"/>
-                <w:sz w:val="28"/>
-                <w:szCs w:val="28"/>
-              </w:rPr>
-              <w:t>CustomerRepository</w:t>
-            </w:r>
-            <w:proofErr w:type="spellEnd"/>
-          </w:p>
-          <w:p>
-            <w:pPr>
-              <w:rPr>
-                <w:rFonts w:eastAsia="Courier New"/>
-                <w:sz w:val="28"/>
-                <w:szCs w:val="28"/>
-              </w:rPr>
-            </w:pPr>
-            <w:r>
-              <w:rPr>
-                <w:rFonts w:eastAsia="Courier New"/>
-                <w:sz w:val="28"/>
-                <w:szCs w:val="28"/>
-              </w:rPr>
-              <w:t xml:space="preserve">await </w:t>
-            </w:r>
-            <w:proofErr w:type="spellStart"/>
-            <w:r>
-              <w:rPr>
-                <w:rFonts w:eastAsia="Courier New"/>
-                <w:sz w:val="28"/>
-                <w:szCs w:val="28"/>
-              </w:rPr>
-              <w:t>pool.request</w:t>
-            </w:r>
-            <w:proofErr w:type="spellEnd"/>
-            <w:r>
-              <w:rPr>
-                <w:rFonts w:eastAsia="Courier New"/>
-                <w:sz w:val="28"/>
-                <w:szCs w:val="28"/>
-              </w:rPr>
-              <w:t>()</w:t>
-            </w:r>
-          </w:p>
-          <w:p>
-            <w:pPr>
-              <w:rPr>
-                <w:rFonts w:eastAsia="Courier New"/>
-                <w:sz w:val="28"/>
-                <w:szCs w:val="28"/>
-              </w:rPr>
-            </w:pPr>
-            <w:r>
-              <w:rPr>
-                <w:rFonts w:eastAsia="Courier New"/>
-                <w:sz w:val="28"/>
-                <w:szCs w:val="28"/>
-              </w:rPr>
-              <w:t xml:space="preserve">  .input('</w:t>
-            </w:r>
-            <w:proofErr w:type="spellStart"/>
-            <w:r>
-              <w:rPr>
-                <w:rFonts w:eastAsia="Courier New"/>
-                <w:sz w:val="28"/>
-                <w:szCs w:val="28"/>
-              </w:rPr>
-              <w:t>CustomerID</w:t>
-            </w:r>
-            <w:proofErr w:type="spellEnd"/>
-            <w:r>
-              <w:rPr>
-                <w:rFonts w:eastAsia="Courier New"/>
-                <w:sz w:val="28"/>
-                <w:szCs w:val="28"/>
-              </w:rPr>
-              <w:t xml:space="preserve">', </w:t>
-            </w:r>
-            <w:proofErr w:type="spellStart"/>
-            <w:r>
-              <w:rPr>
-                <w:rFonts w:eastAsia="Courier New"/>
-                <w:sz w:val="28"/>
-                <w:szCs w:val="28"/>
-              </w:rPr>
-              <w:t>sql.VarChar</w:t>
-            </w:r>
-            <w:proofErr w:type="spellEnd"/>
-            <w:r>
-              <w:rPr>
-                <w:rFonts w:eastAsia="Courier New"/>
-                <w:sz w:val="28"/>
-                <w:szCs w:val="28"/>
-              </w:rPr>
-              <w:t>(20), id)</w:t>
-            </w:r>
-          </w:p>
-          <w:p>
-            <w:r>
-              <w:rPr>
-                <w:rFonts w:eastAsia="Courier New"/>
-                <w:sz w:val="28"/>
-                <w:szCs w:val="28"/>
-              </w:rPr>
-              <w:t xml:space="preserve">  .query('DELETE FROM Customers WHERE </w:t>
-            </w:r>
-            <w:proofErr w:type="spellStart"/>
-            <w:r>
-              <w:rPr>
-                <w:rFonts w:eastAsia="Courier New"/>
-                <w:sz w:val="28"/>
-                <w:szCs w:val="28"/>
-              </w:rPr>
-              <w:t>CustomerID</w:t>
-            </w:r>
-            <w:proofErr w:type="spellEnd"/>
-            <w:r>
-              <w:rPr>
-                <w:rFonts w:eastAsia="Courier New"/>
-                <w:sz w:val="28"/>
-                <w:szCs w:val="28"/>
-              </w:rPr>
-              <w:t xml:space="preserve"> = @CustomerID');</w:t>
-            </w:r>
-          </w:p>
-        </w:tc>
-      </w:tr>
-    </w:tbl>
-    <w:p>
-      <w:pPr>
-        <w:spacing w:before="60" w:after="60"/>
-      </w:pPr>
-      <w:r>
-        <w:rPr>
-          <w:cs/>
-        </w:rPr>
-        <w:lastRenderedPageBreak/>
-        <w:t>รับ</w:t>
-      </w:r>
-      <w:r>
-        <w:t> id </w:t>
-      </w:r>
-      <w:r>
-        <w:rPr>
-          <w:cs/>
-        </w:rPr>
-        <w:t xml:space="preserve">ของลูกค้าจาก </w:t>
-      </w:r>
-      <w:r>
-        <w:t xml:space="preserve">URL parameter </w:t>
-      </w:r>
-      <w:r>
-        <w:rPr>
-          <w:cs/>
-        </w:rPr>
-        <w:t>แล้วส่งให้</w:t>
-      </w:r>
-      <w:r>
-        <w:t> </w:t>
-      </w:r>
-      <w:proofErr w:type="spellStart"/>
-      <w:r>
-        <w:t>customerRepo.delete</w:t>
-      </w:r>
-      <w:proofErr w:type="spellEnd"/>
-      <w:r>
-        <w:t>() </w:t>
-      </w:r>
-      <w:r>
-        <w:rPr>
-          <w:cs/>
-        </w:rPr>
-        <w:t>รัน</w:t>
-      </w:r>
-      <w:r>
-        <w:t> DELETE </w:t>
-      </w:r>
-      <w:r>
-        <w:rPr>
-          <w:cs/>
-        </w:rPr>
-        <w:t xml:space="preserve">เพื่อลบข้อมูลออกจากตาราง </w:t>
-      </w:r>
-      <w:r>
-        <w:t xml:space="preserve">Customers </w:t>
-      </w:r>
-      <w:r>
-        <w:rPr>
-          <w:cs/>
-        </w:rPr>
-        <w:t>ระบุเงื่อนไข</w:t>
-      </w:r>
-      <w:r>
-        <w:t xml:space="preserve"> WHERE </w:t>
-      </w:r>
-      <w:proofErr w:type="spellStart"/>
-      <w:r>
-        <w:t>CustomerID</w:t>
-      </w:r>
-      <w:proofErr w:type="spellEnd"/>
-      <w:r>
-        <w:t xml:space="preserve"> = @CustomerID </w:t>
-      </w:r>
-      <w:r>
-        <w:rPr>
-          <w:cs/>
-        </w:rPr>
-        <w:t xml:space="preserve">เพื่อให้ลบเฉพาะรายการที่ระบุเท่านั้น ถ้าไม่พบ </w:t>
-      </w:r>
-      <w:r>
-        <w:t xml:space="preserve">ID </w:t>
-      </w:r>
-      <w:r>
-        <w:rPr>
-          <w:cs/>
-        </w:rPr>
-        <w:t xml:space="preserve">จะ </w:t>
-      </w:r>
-      <w:r>
-        <w:t>throw </w:t>
-      </w:r>
-      <w:proofErr w:type="spellStart"/>
-      <w:r>
-        <w:t>ResourceNotFoundException</w:t>
-      </w:r>
-      <w:proofErr w:type="spellEnd"/>
-      <w:r>
-        <w:pict w14:anchorId="19FBAA2B">
-          <v:rect id="_x0000_i1025" style="width:0;height:0" o:hralign="center" o:hrstd="t" o:hr="t" fillcolor="#a0a0a0" stroked="f"/>
-        </w:pict>
-      </w:r>
-    </w:p>
-    <w:p>
-      <w:pPr>
-        <w:spacing w:before="60" w:after="60"/>
-        <w:rPr>
-          <w:b/>
-          <w:bCs/>
-        </w:rPr>
-      </w:pPr>
-      <w:r>
-        <w:rPr>
-          <w:b/>
-          <w:bCs/>
-          <w:cs/>
-        </w:rPr>
-        <w:t xml:space="preserve">แบบที่ </w:t>
-      </w:r>
-      <w:r>
-        <w:rPr>
-          <w:b/>
-          <w:bCs/>
-        </w:rPr>
-        <w:t xml:space="preserve">2 — </w:t>
-      </w:r>
-      <w:r>
-        <w:rPr>
-          <w:b/>
-          <w:bCs/>
-          <w:cs/>
-        </w:rPr>
-        <w:t xml:space="preserve">รันโดยตรงบน </w:t>
-      </w:r>
-      <w:r>
-        <w:rPr>
-          <w:b/>
-          <w:bCs/>
-        </w:rPr>
-        <w:t>SSMS (Pure SQL)</w:t>
-      </w:r>
-    </w:p>
-    <w:p>
-      <w:pPr>
-        <w:spacing w:before="80" w:after="60"/>
-      </w:pPr>
-      <w:r>
-        <w:rPr>
-          <w:b/>
-          <w:bCs/>
-        </w:rPr>
-        <w:t>1. Connect</w:t>
-      </w:r>
-    </w:p>
-    <w:p>
-      <w:pPr>
-        <w:spacing w:before="60" w:after="60"/>
-        <w:rPr>
-          <w:rFonts w:hint="cs"/>
+        <w:rPr>
           <w:b/>
           <w:bCs/>
         </w:rPr>
@@ -11335,7 +9268,7 @@
                     <pic:cNvPicPr/>
                   </pic:nvPicPr>
                   <pic:blipFill rotWithShape="1">
-                    <a:blip r:embed="rId7"/>
+                    <a:blip r:embed="rId12"/>
                     <a:srcRect t="25393"/>
                     <a:stretch>
                       <a:fillRect/>
@@ -11401,7 +9334,7 @@
                     <pic:cNvPicPr/>
                   </pic:nvPicPr>
                   <pic:blipFill>
-                    <a:blip r:embed="rId8"/>
+                    <a:blip r:embed="rId13"/>
                     <a:stretch>
                       <a:fillRect/>
                     </a:stretch>
@@ -11474,7 +9407,7 @@
                     <pic:cNvPicPr/>
                   </pic:nvPicPr>
                   <pic:blipFill>
-                    <a:blip r:embed="rId9"/>
+                    <a:blip r:embed="rId14"/>
                     <a:stretch>
                       <a:fillRect/>
                     </a:stretch>
@@ -11549,7 +9482,7 @@
                     <pic:cNvPicPr/>
                   </pic:nvPicPr>
                   <pic:blipFill>
-                    <a:blip r:embed="rId10"/>
+                    <a:blip r:embed="rId15"/>
                     <a:stretch>
                       <a:fillRect/>
                     </a:stretch>
@@ -11583,9 +9516,6 @@
     <w:p>
       <w:pPr>
         <w:spacing w:before="60" w:after="60"/>
-        <w:rPr>
-          <w:rFonts w:hint="cs"/>
-        </w:rPr>
       </w:pPr>
     </w:p>
     <w:p>
@@ -11631,7 +9561,7 @@
                     <pic:cNvPicPr/>
                   </pic:nvPicPr>
                   <pic:blipFill>
-                    <a:blip r:embed="rId11"/>
+                    <a:blip r:embed="rId16"/>
                     <a:stretch>
                       <a:fillRect/>
                     </a:stretch>
@@ -11715,7 +9645,7 @@
                     <pic:cNvPicPr/>
                   </pic:nvPicPr>
                   <pic:blipFill>
-                    <a:blip r:embed="rId12"/>
+                    <a:blip r:embed="rId17"/>
                     <a:stretch>
                       <a:fillRect/>
                     </a:stretch>
@@ -11749,37 +9679,35 @@
     <w:p>
       <w:pPr>
         <w:spacing w:before="60" w:after="60"/>
+      </w:pPr>
+    </w:p>
+    <w:p>
+      <w:pPr>
+        <w:spacing w:before="60" w:after="60"/>
+        <w:rPr>
+          <w:b/>
+          <w:bCs/>
+        </w:rPr>
+      </w:pPr>
+      <w:r>
         <w:rPr>
           <w:rFonts w:hint="cs"/>
-        </w:rPr>
-      </w:pPr>
+          <w:b/>
+          <w:bCs/>
+          <w:cs/>
+        </w:rPr>
+        <w:t>ผลลัพธ์</w:t>
+      </w:r>
     </w:p>
     <w:p>
       <w:pPr>
         <w:spacing w:before="60" w:after="60"/>
-        <w:rPr>
-          <w:b/>
-          <w:bCs/>
-        </w:rPr>
-      </w:pPr>
-      <w:r>
-        <w:rPr>
-          <w:rFonts w:hint="cs"/>
-          <w:b/>
-          <w:bCs/>
-          <w:cs/>
-        </w:rPr>
-        <w:t>ผลลัพธ์</w:t>
-      </w:r>
-    </w:p>
-    <w:p>
-      <w:pPr>
-        <w:spacing w:before="60" w:after="60"/>
       </w:pPr>
       <w:r>
         <w:rPr>
           <w:noProof/>
         </w:rPr>
+        <w:lastRenderedPageBreak/>
         <w:drawing>
           <wp:inline distT="0" distB="0" distL="0" distR="0" wp14:anchorId="1A7A1CBE" wp14:editId="77E2117A">
             <wp:extent cx="5731510" cy="481965"/>
@@ -11796,7 +9724,7 @@
                     <pic:cNvPicPr/>
                   </pic:nvPicPr>
                   <pic:blipFill>
-                    <a:blip r:embed="rId13"/>
+                    <a:blip r:embed="rId18"/>
                     <a:stretch>
                       <a:fillRect/>
                     </a:stretch>
@@ -11862,7 +9790,7 @@
                     <pic:cNvPicPr/>
                   </pic:nvPicPr>
                   <pic:blipFill>
-                    <a:blip r:embed="rId14"/>
+                    <a:blip r:embed="rId19"/>
                     <a:stretch>
                       <a:fillRect/>
                     </a:stretch>
@@ -11891,9 +9819,6 @@
     <w:p>
       <w:pPr>
         <w:spacing w:before="60" w:after="60"/>
-        <w:rPr>
-          <w:rFonts w:hint="cs"/>
-        </w:rPr>
       </w:pPr>
     </w:p>
     <w:p>
@@ -11938,7 +9863,7 @@
                     <pic:cNvPicPr/>
                   </pic:nvPicPr>
                   <pic:blipFill>
-                    <a:blip r:embed="rId15"/>
+                    <a:blip r:embed="rId20"/>
                     <a:stretch>
                       <a:fillRect/>
                     </a:stretch>
@@ -11971,6 +9896,11 @@
 
 <file path=word/numbering.xml><?xml version="1.0" encoding="utf-8"?>
 <w:numbering xmlns:wpc="http://schemas.microsoft.com/office/word/2010/wordprocessingCanvas" xmlns:cx="http://schemas.microsoft.com/office/drawing/2014/chartex" xmlns:cx1="http://schemas.microsoft.com/office/drawing/2015/9/8/chartex" xmlns:cx2="http://schemas.microsoft.com/office/drawing/2015/10/21/chartex" xmlns:cx3="http://schemas.microsoft.com/office/drawing/2016/5/9/chartex" xmlns:cx4="http://schemas.microsoft.com/office/drawing/2016/5/10/chartex" xmlns:cx5="http://schemas.microsoft.com/office/drawing/2016/5/11/chartex" xmlns:cx6="http://schemas.microsoft.com/office/drawing/2016/5/12/chartex" xmlns:cx7="http://schemas.microsoft.com/office/drawing/2016/5/13/chartex" xmlns:cx8="http://schemas.microsoft.com/office/drawing/2016/5/14/chartex" xmlns:mc="http://schemas.openxmlformats.org/markup-compatibility/2006" xmlns:aink="http://schemas.microsoft.com/office/drawing/2016/ink" xmlns:am3d="http://schemas.microsoft.com/office/drawing/2017/model3d" xmlns:o="urn:schemas-microsoft-com:office:office" xmlns:oel="http://schemas.microsoft.com/office/2019/extlst" xmlns:r="http://schemas.openxmlformats.org/officeDocument/2006/relationships" xmlns:m="http://schemas.openxmlformats.org/officeDocument/2006/math" xmlns:v="urn:schemas-microsoft-com:vml" xmlns:wp14="http://schemas.microsoft.com/office/word/2010/wordprocessingDrawing" xmlns:wp="http://schemas.openxmlformats.org/drawingml/2006/wordprocessingDrawing" xmlns:w10="urn:schemas-microsoft-com:office:word" xmlns:w="http://schemas.openxmlformats.org/wordprocessingml/2006/main" xmlns:w14="http://schemas.microsoft.com/office/word/2010/wordml" xmlns:w15="http://schemas.microsoft.com/office/word/2012/wordml" xmlns:w16cex="http://schemas.microsoft.com/office/word/2018/wordml/cex" xmlns:w16cid="http://schemas.microsoft.com/office/word/2016/wordml/cid" xmlns:w16="http://schemas.microsoft.com/office/word/2018/wordml" xmlns:w16du="http://schemas.microsoft.com/office/word/2023/wordml/word16du" xmlns:w16sdtdh="http://schemas.microsoft.com/office/word/2020/wordml/sdtdatahash" xmlns:w16sdtfl="http://schemas.microsoft.com/office/word/2024/wordml/sdtformatlock" xmlns:w16se="http://schemas.microsoft.com/office/word/2015/wordml/symex" xmlns:wpg="http://schemas.microsoft.com/office/word/2010/wordprocessingGroup" xmlns:wpi="http://schemas.microsoft.com/office/word/2010/wordprocessingInk" xmlns:wne="http://schemas.microsoft.com/office/word/2006/wordml" xmlns:wps="http://schemas.microsoft.com/office/word/2010/wordprocessingShape" mc:Ignorable="w14 w15 w16se w16cid w16 w16cex w16sdtdh w16sdtfl w16du wp14">
+  <w:numPicBullet w:numPicBulletId="0">
+    <w:pict>
+      <v:rect w14:anchorId="27378B54" id="_x0000_i1025" style="width:0;height:0" o:hralign="center" o:bullet="t" o:hrstd="t" o:hr="t" fillcolor="#a0a0a0" stroked="f"/>
+    </w:pict>
+  </w:numPicBullet>
   <w:abstractNum w:abstractNumId="0" w15:restartNumberingAfterBreak="0">
     <w:nsid w:val="3F241AF6"/>
     <w:multiLevelType w:val="hybridMultilevel"/>
